--- a/Исследование дешифратора.docx
+++ b/Исследование дешифратора.docx
@@ -186,6 +186,7 @@
         <w:tc>
           <w:tcPr>
             <w:tcW w:w="1557" w:type="dxa"/>
+            <w:shd w:val="clear" w:color="auto" w:fill="00B050"/>
           </w:tcPr>
           <w:p>
             <w:r>
@@ -274,6 +275,7 @@
         <w:tc>
           <w:tcPr>
             <w:tcW w:w="1558" w:type="dxa"/>
+            <w:shd w:val="clear" w:color="auto" w:fill="00B050"/>
           </w:tcPr>
           <w:p>
             <w:r>
@@ -362,6 +364,7 @@
         <w:tc>
           <w:tcPr>
             <w:tcW w:w="1558" w:type="dxa"/>
+            <w:shd w:val="clear" w:color="auto" w:fill="00B050"/>
           </w:tcPr>
           <w:p>
             <w:r>
@@ -450,6 +453,7 @@
         <w:tc>
           <w:tcPr>
             <w:tcW w:w="1558" w:type="dxa"/>
+            <w:shd w:val="clear" w:color="auto" w:fill="00B050"/>
           </w:tcPr>
           <w:p>
             <w:r>
@@ -517,19 +521,6619 @@
       </w:r>
     </w:p>
     <w:p>
-      <w:pPr>
-        <w:rPr>
-          <w:lang w:val="en-US"/>
-        </w:rPr>
-      </w:pPr>
       <w:r>
         <w:rPr>
           <w:lang w:val="en-US"/>
         </w:rPr>
-        <w:t>Y3 = X1’ * X2’</w:t>
+        <w:t>Y</w:t>
+      </w:r>
+      <w:r>
+        <w:t xml:space="preserve">3 = </w:t>
+      </w:r>
+      <w:r>
+        <w:rPr>
+          <w:lang w:val="en-US"/>
+        </w:rPr>
+        <w:t>X</w:t>
+      </w:r>
+      <w:r>
+        <w:t xml:space="preserve">1’ * </w:t>
+      </w:r>
+      <w:r>
+        <w:rPr>
+          <w:lang w:val="en-US"/>
+        </w:rPr>
+        <w:t>X</w:t>
+      </w:r>
+      <w:r>
+        <w:t>2’</w:t>
+      </w:r>
+    </w:p>
+    <w:p>
+      <w:r>
+        <w:t>Таблица истинности для дешифратора 4х16</w:t>
+      </w:r>
+    </w:p>
+    <w:tbl>
+      <w:tblPr>
+        <w:tblStyle w:val="a4"/>
+        <w:tblW w:w="0" w:type="auto"/>
+        <w:tblLook w:val="04A0" w:firstRow="1" w:lastRow="0" w:firstColumn="1" w:lastColumn="0" w:noHBand="0" w:noVBand="1"/>
+      </w:tblPr>
+      <w:tblGrid>
+        <w:gridCol w:w="449"/>
+        <w:gridCol w:w="448"/>
+        <w:gridCol w:w="448"/>
+        <w:gridCol w:w="448"/>
+        <w:gridCol w:w="445"/>
+        <w:gridCol w:w="445"/>
+        <w:gridCol w:w="445"/>
+        <w:gridCol w:w="445"/>
+        <w:gridCol w:w="445"/>
+        <w:gridCol w:w="445"/>
+        <w:gridCol w:w="445"/>
+        <w:gridCol w:w="445"/>
+        <w:gridCol w:w="445"/>
+        <w:gridCol w:w="445"/>
+        <w:gridCol w:w="517"/>
+        <w:gridCol w:w="517"/>
+        <w:gridCol w:w="517"/>
+        <w:gridCol w:w="517"/>
+        <w:gridCol w:w="517"/>
+        <w:gridCol w:w="517"/>
+      </w:tblGrid>
+      <w:tr>
+        <w:tc>
+          <w:tcPr>
+            <w:tcW w:w="449" w:type="dxa"/>
+          </w:tcPr>
+          <w:p>
+            <w:pPr>
+              <w:rPr>
+                <w:sz w:val="20"/>
+                <w:lang w:val="en-US"/>
+              </w:rPr>
+            </w:pPr>
+            <w:r>
+              <w:rPr>
+                <w:sz w:val="20"/>
+                <w:lang w:val="en-US"/>
+              </w:rPr>
+              <w:t>X1</w:t>
+            </w:r>
+          </w:p>
+        </w:tc>
+        <w:tc>
+          <w:tcPr>
+            <w:tcW w:w="448" w:type="dxa"/>
+          </w:tcPr>
+          <w:p>
+            <w:pPr>
+              <w:rPr>
+                <w:sz w:val="20"/>
+                <w:lang w:val="en-US"/>
+              </w:rPr>
+            </w:pPr>
+            <w:r>
+              <w:rPr>
+                <w:sz w:val="20"/>
+                <w:lang w:val="en-US"/>
+              </w:rPr>
+              <w:t>X2</w:t>
+            </w:r>
+          </w:p>
+        </w:tc>
+        <w:tc>
+          <w:tcPr>
+            <w:tcW w:w="448" w:type="dxa"/>
+          </w:tcPr>
+          <w:p>
+            <w:pPr>
+              <w:rPr>
+                <w:sz w:val="20"/>
+                <w:lang w:val="en-US"/>
+              </w:rPr>
+            </w:pPr>
+            <w:r>
+              <w:rPr>
+                <w:sz w:val="20"/>
+                <w:lang w:val="en-US"/>
+              </w:rPr>
+              <w:t>X3</w:t>
+            </w:r>
+          </w:p>
+        </w:tc>
+        <w:tc>
+          <w:tcPr>
+            <w:tcW w:w="448" w:type="dxa"/>
+          </w:tcPr>
+          <w:p>
+            <w:pPr>
+              <w:rPr>
+                <w:sz w:val="20"/>
+                <w:lang w:val="en-US"/>
+              </w:rPr>
+            </w:pPr>
+            <w:r>
+              <w:rPr>
+                <w:sz w:val="20"/>
+                <w:lang w:val="en-US"/>
+              </w:rPr>
+              <w:t>X4</w:t>
+            </w:r>
+          </w:p>
+        </w:tc>
+        <w:tc>
+          <w:tcPr>
+            <w:tcW w:w="445" w:type="dxa"/>
+          </w:tcPr>
+          <w:p>
+            <w:pPr>
+              <w:rPr>
+                <w:sz w:val="20"/>
+                <w:lang w:val="en-US"/>
+              </w:rPr>
+            </w:pPr>
+            <w:r>
+              <w:rPr>
+                <w:sz w:val="20"/>
+                <w:lang w:val="en-US"/>
+              </w:rPr>
+              <w:t>Y0</w:t>
+            </w:r>
+          </w:p>
+        </w:tc>
+        <w:tc>
+          <w:tcPr>
+            <w:tcW w:w="445" w:type="dxa"/>
+          </w:tcPr>
+          <w:p>
+            <w:pPr>
+              <w:rPr>
+                <w:sz w:val="20"/>
+                <w:lang w:val="en-US"/>
+              </w:rPr>
+            </w:pPr>
+            <w:r>
+              <w:rPr>
+                <w:sz w:val="20"/>
+                <w:lang w:val="en-US"/>
+              </w:rPr>
+              <w:t>Y1</w:t>
+            </w:r>
+          </w:p>
+        </w:tc>
+        <w:tc>
+          <w:tcPr>
+            <w:tcW w:w="445" w:type="dxa"/>
+          </w:tcPr>
+          <w:p>
+            <w:pPr>
+              <w:rPr>
+                <w:sz w:val="20"/>
+                <w:lang w:val="en-US"/>
+              </w:rPr>
+            </w:pPr>
+            <w:r>
+              <w:rPr>
+                <w:sz w:val="20"/>
+                <w:lang w:val="en-US"/>
+              </w:rPr>
+              <w:t>Y2</w:t>
+            </w:r>
+          </w:p>
+        </w:tc>
+        <w:tc>
+          <w:tcPr>
+            <w:tcW w:w="445" w:type="dxa"/>
+          </w:tcPr>
+          <w:p>
+            <w:pPr>
+              <w:rPr>
+                <w:sz w:val="20"/>
+                <w:lang w:val="en-US"/>
+              </w:rPr>
+            </w:pPr>
+            <w:r>
+              <w:rPr>
+                <w:sz w:val="20"/>
+                <w:lang w:val="en-US"/>
+              </w:rPr>
+              <w:t>Y3</w:t>
+            </w:r>
+          </w:p>
+        </w:tc>
+        <w:tc>
+          <w:tcPr>
+            <w:tcW w:w="445" w:type="dxa"/>
+          </w:tcPr>
+          <w:p>
+            <w:pPr>
+              <w:rPr>
+                <w:sz w:val="20"/>
+                <w:lang w:val="en-US"/>
+              </w:rPr>
+            </w:pPr>
+            <w:r>
+              <w:rPr>
+                <w:sz w:val="20"/>
+                <w:lang w:val="en-US"/>
+              </w:rPr>
+              <w:t>Y4</w:t>
+            </w:r>
+          </w:p>
+        </w:tc>
+        <w:tc>
+          <w:tcPr>
+            <w:tcW w:w="445" w:type="dxa"/>
+          </w:tcPr>
+          <w:p>
+            <w:pPr>
+              <w:rPr>
+                <w:sz w:val="20"/>
+                <w:lang w:val="en-US"/>
+              </w:rPr>
+            </w:pPr>
+            <w:r>
+              <w:rPr>
+                <w:sz w:val="20"/>
+                <w:lang w:val="en-US"/>
+              </w:rPr>
+              <w:t>Y5</w:t>
+            </w:r>
+          </w:p>
+        </w:tc>
+        <w:tc>
+          <w:tcPr>
+            <w:tcW w:w="445" w:type="dxa"/>
+          </w:tcPr>
+          <w:p>
+            <w:pPr>
+              <w:rPr>
+                <w:sz w:val="20"/>
+                <w:lang w:val="en-US"/>
+              </w:rPr>
+            </w:pPr>
+            <w:r>
+              <w:rPr>
+                <w:sz w:val="20"/>
+                <w:lang w:val="en-US"/>
+              </w:rPr>
+              <w:t>Y6</w:t>
+            </w:r>
+          </w:p>
+        </w:tc>
+        <w:tc>
+          <w:tcPr>
+            <w:tcW w:w="445" w:type="dxa"/>
+          </w:tcPr>
+          <w:p>
+            <w:pPr>
+              <w:rPr>
+                <w:sz w:val="20"/>
+                <w:lang w:val="en-US"/>
+              </w:rPr>
+            </w:pPr>
+            <w:r>
+              <w:rPr>
+                <w:sz w:val="20"/>
+                <w:lang w:val="en-US"/>
+              </w:rPr>
+              <w:t>Y7</w:t>
+            </w:r>
+          </w:p>
+        </w:tc>
+        <w:tc>
+          <w:tcPr>
+            <w:tcW w:w="445" w:type="dxa"/>
+          </w:tcPr>
+          <w:p>
+            <w:pPr>
+              <w:rPr>
+                <w:sz w:val="20"/>
+                <w:lang w:val="en-US"/>
+              </w:rPr>
+            </w:pPr>
+            <w:r>
+              <w:rPr>
+                <w:sz w:val="20"/>
+                <w:lang w:val="en-US"/>
+              </w:rPr>
+              <w:t>Y8</w:t>
+            </w:r>
+          </w:p>
+        </w:tc>
+        <w:tc>
+          <w:tcPr>
+            <w:tcW w:w="445" w:type="dxa"/>
+          </w:tcPr>
+          <w:p>
+            <w:pPr>
+              <w:rPr>
+                <w:sz w:val="20"/>
+                <w:lang w:val="en-US"/>
+              </w:rPr>
+            </w:pPr>
+            <w:r>
+              <w:rPr>
+                <w:sz w:val="20"/>
+                <w:lang w:val="en-US"/>
+              </w:rPr>
+              <w:t>Y9</w:t>
+            </w:r>
+          </w:p>
+        </w:tc>
+        <w:tc>
+          <w:tcPr>
+            <w:tcW w:w="517" w:type="dxa"/>
+          </w:tcPr>
+          <w:p>
+            <w:pPr>
+              <w:rPr>
+                <w:sz w:val="20"/>
+                <w:lang w:val="en-US"/>
+              </w:rPr>
+            </w:pPr>
+            <w:r>
+              <w:rPr>
+                <w:sz w:val="20"/>
+                <w:lang w:val="en-US"/>
+              </w:rPr>
+              <w:t>Y10</w:t>
+            </w:r>
+          </w:p>
+        </w:tc>
+        <w:tc>
+          <w:tcPr>
+            <w:tcW w:w="517" w:type="dxa"/>
+          </w:tcPr>
+          <w:p>
+            <w:pPr>
+              <w:rPr>
+                <w:sz w:val="20"/>
+                <w:lang w:val="en-US"/>
+              </w:rPr>
+            </w:pPr>
+            <w:r>
+              <w:rPr>
+                <w:sz w:val="20"/>
+                <w:lang w:val="en-US"/>
+              </w:rPr>
+              <w:t>Y11</w:t>
+            </w:r>
+          </w:p>
+        </w:tc>
+        <w:tc>
+          <w:tcPr>
+            <w:tcW w:w="517" w:type="dxa"/>
+          </w:tcPr>
+          <w:p>
+            <w:pPr>
+              <w:rPr>
+                <w:sz w:val="20"/>
+                <w:lang w:val="en-US"/>
+              </w:rPr>
+            </w:pPr>
+            <w:r>
+              <w:rPr>
+                <w:sz w:val="20"/>
+                <w:lang w:val="en-US"/>
+              </w:rPr>
+              <w:t>Y12</w:t>
+            </w:r>
+          </w:p>
+        </w:tc>
+        <w:tc>
+          <w:tcPr>
+            <w:tcW w:w="517" w:type="dxa"/>
+          </w:tcPr>
+          <w:p>
+            <w:pPr>
+              <w:rPr>
+                <w:sz w:val="20"/>
+                <w:lang w:val="en-US"/>
+              </w:rPr>
+            </w:pPr>
+            <w:r>
+              <w:rPr>
+                <w:sz w:val="20"/>
+                <w:lang w:val="en-US"/>
+              </w:rPr>
+              <w:t>Y13</w:t>
+            </w:r>
+          </w:p>
+        </w:tc>
+        <w:tc>
+          <w:tcPr>
+            <w:tcW w:w="517" w:type="dxa"/>
+          </w:tcPr>
+          <w:p>
+            <w:pPr>
+              <w:rPr>
+                <w:sz w:val="20"/>
+                <w:lang w:val="en-US"/>
+              </w:rPr>
+            </w:pPr>
+            <w:r>
+              <w:rPr>
+                <w:sz w:val="20"/>
+                <w:lang w:val="en-US"/>
+              </w:rPr>
+              <w:t>Y14</w:t>
+            </w:r>
+          </w:p>
+        </w:tc>
+        <w:tc>
+          <w:tcPr>
+            <w:tcW w:w="517" w:type="dxa"/>
+          </w:tcPr>
+          <w:p>
+            <w:pPr>
+              <w:rPr>
+                <w:sz w:val="20"/>
+                <w:lang w:val="en-US"/>
+              </w:rPr>
+            </w:pPr>
+            <w:r>
+              <w:rPr>
+                <w:sz w:val="20"/>
+                <w:lang w:val="en-US"/>
+              </w:rPr>
+              <w:t>Y15</w:t>
+            </w:r>
+          </w:p>
+        </w:tc>
+      </w:tr>
+      <w:tr>
+        <w:tc>
+          <w:tcPr>
+            <w:tcW w:w="449" w:type="dxa"/>
+          </w:tcPr>
+          <w:p>
+            <w:pPr>
+              <w:rPr>
+                <w:lang w:val="en-US"/>
+              </w:rPr>
+            </w:pPr>
+            <w:r>
+              <w:rPr>
+                <w:lang w:val="en-US"/>
+              </w:rPr>
+              <w:t>0</w:t>
+            </w:r>
+          </w:p>
+        </w:tc>
+        <w:tc>
+          <w:tcPr>
+            <w:tcW w:w="448" w:type="dxa"/>
+          </w:tcPr>
+          <w:p>
+            <w:pPr>
+              <w:rPr>
+                <w:lang w:val="en-US"/>
+              </w:rPr>
+            </w:pPr>
+            <w:r>
+              <w:rPr>
+                <w:lang w:val="en-US"/>
+              </w:rPr>
+              <w:t>0</w:t>
+            </w:r>
+          </w:p>
+        </w:tc>
+        <w:tc>
+          <w:tcPr>
+            <w:tcW w:w="448" w:type="dxa"/>
+          </w:tcPr>
+          <w:p>
+            <w:pPr>
+              <w:rPr>
+                <w:lang w:val="en-US"/>
+              </w:rPr>
+            </w:pPr>
+            <w:r>
+              <w:rPr>
+                <w:lang w:val="en-US"/>
+              </w:rPr>
+              <w:t>0</w:t>
+            </w:r>
+          </w:p>
+        </w:tc>
+        <w:tc>
+          <w:tcPr>
+            <w:tcW w:w="448" w:type="dxa"/>
+          </w:tcPr>
+          <w:p>
+            <w:pPr>
+              <w:rPr>
+                <w:lang w:val="en-US"/>
+              </w:rPr>
+            </w:pPr>
+            <w:r>
+              <w:rPr>
+                <w:lang w:val="en-US"/>
+              </w:rPr>
+              <w:t>0</w:t>
+            </w:r>
+          </w:p>
+        </w:tc>
+        <w:tc>
+          <w:tcPr>
+            <w:tcW w:w="445" w:type="dxa"/>
+            <w:shd w:val="clear" w:color="auto" w:fill="00B050"/>
+          </w:tcPr>
+          <w:p>
+            <w:pPr>
+              <w:rPr>
+                <w:lang w:val="en-US"/>
+              </w:rPr>
+            </w:pPr>
+            <w:r>
+              <w:rPr>
+                <w:lang w:val="en-US"/>
+              </w:rPr>
+              <w:t>1</w:t>
+            </w:r>
+          </w:p>
+        </w:tc>
+        <w:tc>
+          <w:tcPr>
+            <w:tcW w:w="445" w:type="dxa"/>
+            <w:shd w:val="clear" w:color="auto" w:fill="F7CAAC" w:themeFill="accent2" w:themeFillTint="66"/>
+          </w:tcPr>
+          <w:p>
+            <w:pPr>
+              <w:rPr>
+                <w:lang w:val="en-US"/>
+              </w:rPr>
+            </w:pPr>
+            <w:r>
+              <w:rPr>
+                <w:lang w:val="en-US"/>
+              </w:rPr>
+              <w:t>0</w:t>
+            </w:r>
+          </w:p>
+        </w:tc>
+        <w:tc>
+          <w:tcPr>
+            <w:tcW w:w="445" w:type="dxa"/>
+            <w:shd w:val="clear" w:color="auto" w:fill="F7CAAC" w:themeFill="accent2" w:themeFillTint="66"/>
+          </w:tcPr>
+          <w:p>
+            <w:pPr>
+              <w:rPr>
+                <w:lang w:val="en-US"/>
+              </w:rPr>
+            </w:pPr>
+            <w:r>
+              <w:rPr>
+                <w:lang w:val="en-US"/>
+              </w:rPr>
+              <w:t>0</w:t>
+            </w:r>
+          </w:p>
+        </w:tc>
+        <w:tc>
+          <w:tcPr>
+            <w:tcW w:w="445" w:type="dxa"/>
+            <w:shd w:val="clear" w:color="auto" w:fill="F7CAAC" w:themeFill="accent2" w:themeFillTint="66"/>
+          </w:tcPr>
+          <w:p>
+            <w:pPr>
+              <w:rPr>
+                <w:lang w:val="en-US"/>
+              </w:rPr>
+            </w:pPr>
+            <w:r>
+              <w:rPr>
+                <w:lang w:val="en-US"/>
+              </w:rPr>
+              <w:t>0</w:t>
+            </w:r>
+          </w:p>
+        </w:tc>
+        <w:tc>
+          <w:tcPr>
+            <w:tcW w:w="445" w:type="dxa"/>
+            <w:shd w:val="clear" w:color="auto" w:fill="F7CAAC" w:themeFill="accent2" w:themeFillTint="66"/>
+          </w:tcPr>
+          <w:p>
+            <w:pPr>
+              <w:rPr>
+                <w:lang w:val="en-US"/>
+              </w:rPr>
+            </w:pPr>
+            <w:r>
+              <w:rPr>
+                <w:lang w:val="en-US"/>
+              </w:rPr>
+              <w:t>0</w:t>
+            </w:r>
+          </w:p>
+        </w:tc>
+        <w:tc>
+          <w:tcPr>
+            <w:tcW w:w="445" w:type="dxa"/>
+            <w:shd w:val="clear" w:color="auto" w:fill="F7CAAC" w:themeFill="accent2" w:themeFillTint="66"/>
+          </w:tcPr>
+          <w:p>
+            <w:pPr>
+              <w:rPr>
+                <w:lang w:val="en-US"/>
+              </w:rPr>
+            </w:pPr>
+            <w:r>
+              <w:rPr>
+                <w:lang w:val="en-US"/>
+              </w:rPr>
+              <w:t>0</w:t>
+            </w:r>
+          </w:p>
+        </w:tc>
+        <w:tc>
+          <w:tcPr>
+            <w:tcW w:w="445" w:type="dxa"/>
+            <w:shd w:val="clear" w:color="auto" w:fill="F7CAAC" w:themeFill="accent2" w:themeFillTint="66"/>
+          </w:tcPr>
+          <w:p>
+            <w:pPr>
+              <w:rPr>
+                <w:lang w:val="en-US"/>
+              </w:rPr>
+            </w:pPr>
+            <w:r>
+              <w:rPr>
+                <w:lang w:val="en-US"/>
+              </w:rPr>
+              <w:t>0</w:t>
+            </w:r>
+          </w:p>
+        </w:tc>
+        <w:tc>
+          <w:tcPr>
+            <w:tcW w:w="445" w:type="dxa"/>
+            <w:shd w:val="clear" w:color="auto" w:fill="F7CAAC" w:themeFill="accent2" w:themeFillTint="66"/>
+          </w:tcPr>
+          <w:p>
+            <w:pPr>
+              <w:rPr>
+                <w:lang w:val="en-US"/>
+              </w:rPr>
+            </w:pPr>
+            <w:r>
+              <w:rPr>
+                <w:lang w:val="en-US"/>
+              </w:rPr>
+              <w:t>0</w:t>
+            </w:r>
+          </w:p>
+        </w:tc>
+        <w:tc>
+          <w:tcPr>
+            <w:tcW w:w="445" w:type="dxa"/>
+            <w:shd w:val="clear" w:color="auto" w:fill="F7CAAC" w:themeFill="accent2" w:themeFillTint="66"/>
+          </w:tcPr>
+          <w:p>
+            <w:pPr>
+              <w:rPr>
+                <w:lang w:val="en-US"/>
+              </w:rPr>
+            </w:pPr>
+            <w:r>
+              <w:rPr>
+                <w:lang w:val="en-US"/>
+              </w:rPr>
+              <w:t>0</w:t>
+            </w:r>
+          </w:p>
+        </w:tc>
+        <w:tc>
+          <w:tcPr>
+            <w:tcW w:w="445" w:type="dxa"/>
+            <w:shd w:val="clear" w:color="auto" w:fill="F7CAAC" w:themeFill="accent2" w:themeFillTint="66"/>
+          </w:tcPr>
+          <w:p>
+            <w:pPr>
+              <w:rPr>
+                <w:lang w:val="en-US"/>
+              </w:rPr>
+            </w:pPr>
+            <w:r>
+              <w:rPr>
+                <w:lang w:val="en-US"/>
+              </w:rPr>
+              <w:t>0</w:t>
+            </w:r>
+          </w:p>
+        </w:tc>
+        <w:tc>
+          <w:tcPr>
+            <w:tcW w:w="517" w:type="dxa"/>
+            <w:shd w:val="clear" w:color="auto" w:fill="F7CAAC" w:themeFill="accent2" w:themeFillTint="66"/>
+          </w:tcPr>
+          <w:p>
+            <w:pPr>
+              <w:rPr>
+                <w:lang w:val="en-US"/>
+              </w:rPr>
+            </w:pPr>
+            <w:r>
+              <w:rPr>
+                <w:lang w:val="en-US"/>
+              </w:rPr>
+              <w:t>0</w:t>
+            </w:r>
+          </w:p>
+        </w:tc>
+        <w:tc>
+          <w:tcPr>
+            <w:tcW w:w="517" w:type="dxa"/>
+            <w:shd w:val="clear" w:color="auto" w:fill="F7CAAC" w:themeFill="accent2" w:themeFillTint="66"/>
+          </w:tcPr>
+          <w:p>
+            <w:pPr>
+              <w:rPr>
+                <w:lang w:val="en-US"/>
+              </w:rPr>
+            </w:pPr>
+            <w:r>
+              <w:rPr>
+                <w:lang w:val="en-US"/>
+              </w:rPr>
+              <w:t>0</w:t>
+            </w:r>
+          </w:p>
+        </w:tc>
+        <w:tc>
+          <w:tcPr>
+            <w:tcW w:w="517" w:type="dxa"/>
+            <w:shd w:val="clear" w:color="auto" w:fill="F7CAAC" w:themeFill="accent2" w:themeFillTint="66"/>
+          </w:tcPr>
+          <w:p>
+            <w:pPr>
+              <w:rPr>
+                <w:lang w:val="en-US"/>
+              </w:rPr>
+            </w:pPr>
+            <w:r>
+              <w:rPr>
+                <w:lang w:val="en-US"/>
+              </w:rPr>
+              <w:t>0</w:t>
+            </w:r>
+          </w:p>
+        </w:tc>
+        <w:tc>
+          <w:tcPr>
+            <w:tcW w:w="517" w:type="dxa"/>
+            <w:shd w:val="clear" w:color="auto" w:fill="F7CAAC" w:themeFill="accent2" w:themeFillTint="66"/>
+          </w:tcPr>
+          <w:p>
+            <w:pPr>
+              <w:rPr>
+                <w:lang w:val="en-US"/>
+              </w:rPr>
+            </w:pPr>
+            <w:r>
+              <w:rPr>
+                <w:lang w:val="en-US"/>
+              </w:rPr>
+              <w:t>0</w:t>
+            </w:r>
+          </w:p>
+        </w:tc>
+        <w:tc>
+          <w:tcPr>
+            <w:tcW w:w="517" w:type="dxa"/>
+            <w:shd w:val="clear" w:color="auto" w:fill="F7CAAC" w:themeFill="accent2" w:themeFillTint="66"/>
+          </w:tcPr>
+          <w:p>
+            <w:pPr>
+              <w:rPr>
+                <w:lang w:val="en-US"/>
+              </w:rPr>
+            </w:pPr>
+            <w:r>
+              <w:rPr>
+                <w:lang w:val="en-US"/>
+              </w:rPr>
+              <w:t>0</w:t>
+            </w:r>
+          </w:p>
+        </w:tc>
+        <w:tc>
+          <w:tcPr>
+            <w:tcW w:w="517" w:type="dxa"/>
+            <w:shd w:val="clear" w:color="auto" w:fill="F7CAAC" w:themeFill="accent2" w:themeFillTint="66"/>
+          </w:tcPr>
+          <w:p>
+            <w:pPr>
+              <w:rPr>
+                <w:lang w:val="en-US"/>
+              </w:rPr>
+            </w:pPr>
+            <w:r>
+              <w:rPr>
+                <w:lang w:val="en-US"/>
+              </w:rPr>
+              <w:t>0</w:t>
+            </w:r>
+          </w:p>
+        </w:tc>
+      </w:tr>
+      <w:tr>
+        <w:tc>
+          <w:tcPr>
+            <w:tcW w:w="449" w:type="dxa"/>
+          </w:tcPr>
+          <w:p>
+            <w:pPr>
+              <w:rPr>
+                <w:lang w:val="en-US"/>
+              </w:rPr>
+            </w:pPr>
+            <w:r>
+              <w:rPr>
+                <w:lang w:val="en-US"/>
+              </w:rPr>
+              <w:t>0</w:t>
+            </w:r>
+          </w:p>
+        </w:tc>
+        <w:tc>
+          <w:tcPr>
+            <w:tcW w:w="448" w:type="dxa"/>
+          </w:tcPr>
+          <w:p>
+            <w:pPr>
+              <w:rPr>
+                <w:lang w:val="en-US"/>
+              </w:rPr>
+            </w:pPr>
+            <w:r>
+              <w:rPr>
+                <w:lang w:val="en-US"/>
+              </w:rPr>
+              <w:t>0</w:t>
+            </w:r>
+          </w:p>
+        </w:tc>
+        <w:tc>
+          <w:tcPr>
+            <w:tcW w:w="448" w:type="dxa"/>
+          </w:tcPr>
+          <w:p>
+            <w:pPr>
+              <w:rPr>
+                <w:lang w:val="en-US"/>
+              </w:rPr>
+            </w:pPr>
+            <w:r>
+              <w:rPr>
+                <w:lang w:val="en-US"/>
+              </w:rPr>
+              <w:t>0</w:t>
+            </w:r>
+          </w:p>
+        </w:tc>
+        <w:tc>
+          <w:tcPr>
+            <w:tcW w:w="448" w:type="dxa"/>
+          </w:tcPr>
+          <w:p>
+            <w:pPr>
+              <w:rPr>
+                <w:lang w:val="en-US"/>
+              </w:rPr>
+            </w:pPr>
+            <w:r>
+              <w:rPr>
+                <w:lang w:val="en-US"/>
+              </w:rPr>
+              <w:t>1</w:t>
+            </w:r>
+          </w:p>
+        </w:tc>
+        <w:tc>
+          <w:tcPr>
+            <w:tcW w:w="445" w:type="dxa"/>
+            <w:shd w:val="clear" w:color="auto" w:fill="F7CAAC" w:themeFill="accent2" w:themeFillTint="66"/>
+          </w:tcPr>
+          <w:p>
+            <w:pPr>
+              <w:rPr>
+                <w:lang w:val="en-US"/>
+              </w:rPr>
+            </w:pPr>
+            <w:r>
+              <w:rPr>
+                <w:lang w:val="en-US"/>
+              </w:rPr>
+              <w:t>0</w:t>
+            </w:r>
+          </w:p>
+        </w:tc>
+        <w:tc>
+          <w:tcPr>
+            <w:tcW w:w="445" w:type="dxa"/>
+            <w:shd w:val="clear" w:color="auto" w:fill="00B050"/>
+          </w:tcPr>
+          <w:p>
+            <w:pPr>
+              <w:rPr>
+                <w:lang w:val="en-US"/>
+              </w:rPr>
+            </w:pPr>
+            <w:r>
+              <w:rPr>
+                <w:lang w:val="en-US"/>
+              </w:rPr>
+              <w:t>1</w:t>
+            </w:r>
+          </w:p>
+        </w:tc>
+        <w:tc>
+          <w:tcPr>
+            <w:tcW w:w="445" w:type="dxa"/>
+            <w:shd w:val="clear" w:color="auto" w:fill="F7CAAC" w:themeFill="accent2" w:themeFillTint="66"/>
+          </w:tcPr>
+          <w:p>
+            <w:pPr>
+              <w:rPr>
+                <w:lang w:val="en-US"/>
+              </w:rPr>
+            </w:pPr>
+            <w:r>
+              <w:rPr>
+                <w:lang w:val="en-US"/>
+              </w:rPr>
+              <w:t>0</w:t>
+            </w:r>
+          </w:p>
+        </w:tc>
+        <w:tc>
+          <w:tcPr>
+            <w:tcW w:w="445" w:type="dxa"/>
+            <w:shd w:val="clear" w:color="auto" w:fill="F7CAAC" w:themeFill="accent2" w:themeFillTint="66"/>
+          </w:tcPr>
+          <w:p>
+            <w:pPr>
+              <w:rPr>
+                <w:lang w:val="en-US"/>
+              </w:rPr>
+            </w:pPr>
+            <w:r>
+              <w:rPr>
+                <w:lang w:val="en-US"/>
+              </w:rPr>
+              <w:t>0</w:t>
+            </w:r>
+          </w:p>
+        </w:tc>
+        <w:tc>
+          <w:tcPr>
+            <w:tcW w:w="445" w:type="dxa"/>
+            <w:shd w:val="clear" w:color="auto" w:fill="F7CAAC" w:themeFill="accent2" w:themeFillTint="66"/>
+          </w:tcPr>
+          <w:p>
+            <w:pPr>
+              <w:rPr>
+                <w:lang w:val="en-US"/>
+              </w:rPr>
+            </w:pPr>
+            <w:r>
+              <w:rPr>
+                <w:lang w:val="en-US"/>
+              </w:rPr>
+              <w:t>0</w:t>
+            </w:r>
+          </w:p>
+        </w:tc>
+        <w:tc>
+          <w:tcPr>
+            <w:tcW w:w="445" w:type="dxa"/>
+            <w:shd w:val="clear" w:color="auto" w:fill="F7CAAC" w:themeFill="accent2" w:themeFillTint="66"/>
+          </w:tcPr>
+          <w:p>
+            <w:pPr>
+              <w:rPr>
+                <w:lang w:val="en-US"/>
+              </w:rPr>
+            </w:pPr>
+            <w:r>
+              <w:rPr>
+                <w:lang w:val="en-US"/>
+              </w:rPr>
+              <w:t>0</w:t>
+            </w:r>
+          </w:p>
+        </w:tc>
+        <w:tc>
+          <w:tcPr>
+            <w:tcW w:w="445" w:type="dxa"/>
+            <w:shd w:val="clear" w:color="auto" w:fill="F7CAAC" w:themeFill="accent2" w:themeFillTint="66"/>
+          </w:tcPr>
+          <w:p>
+            <w:pPr>
+              <w:rPr>
+                <w:lang w:val="en-US"/>
+              </w:rPr>
+            </w:pPr>
+            <w:r>
+              <w:rPr>
+                <w:lang w:val="en-US"/>
+              </w:rPr>
+              <w:t>0</w:t>
+            </w:r>
+          </w:p>
+        </w:tc>
+        <w:tc>
+          <w:tcPr>
+            <w:tcW w:w="445" w:type="dxa"/>
+            <w:shd w:val="clear" w:color="auto" w:fill="F7CAAC" w:themeFill="accent2" w:themeFillTint="66"/>
+          </w:tcPr>
+          <w:p>
+            <w:pPr>
+              <w:rPr>
+                <w:lang w:val="en-US"/>
+              </w:rPr>
+            </w:pPr>
+            <w:r>
+              <w:rPr>
+                <w:lang w:val="en-US"/>
+              </w:rPr>
+              <w:t>0</w:t>
+            </w:r>
+          </w:p>
+        </w:tc>
+        <w:tc>
+          <w:tcPr>
+            <w:tcW w:w="445" w:type="dxa"/>
+            <w:shd w:val="clear" w:color="auto" w:fill="F7CAAC" w:themeFill="accent2" w:themeFillTint="66"/>
+          </w:tcPr>
+          <w:p>
+            <w:pPr>
+              <w:rPr>
+                <w:lang w:val="en-US"/>
+              </w:rPr>
+            </w:pPr>
+            <w:r>
+              <w:rPr>
+                <w:lang w:val="en-US"/>
+              </w:rPr>
+              <w:t>0</w:t>
+            </w:r>
+          </w:p>
+        </w:tc>
+        <w:tc>
+          <w:tcPr>
+            <w:tcW w:w="445" w:type="dxa"/>
+            <w:shd w:val="clear" w:color="auto" w:fill="F7CAAC" w:themeFill="accent2" w:themeFillTint="66"/>
+          </w:tcPr>
+          <w:p>
+            <w:pPr>
+              <w:rPr>
+                <w:lang w:val="en-US"/>
+              </w:rPr>
+            </w:pPr>
+            <w:r>
+              <w:rPr>
+                <w:lang w:val="en-US"/>
+              </w:rPr>
+              <w:t>0</w:t>
+            </w:r>
+          </w:p>
+        </w:tc>
+        <w:tc>
+          <w:tcPr>
+            <w:tcW w:w="517" w:type="dxa"/>
+            <w:shd w:val="clear" w:color="auto" w:fill="F7CAAC" w:themeFill="accent2" w:themeFillTint="66"/>
+          </w:tcPr>
+          <w:p>
+            <w:pPr>
+              <w:rPr>
+                <w:lang w:val="en-US"/>
+              </w:rPr>
+            </w:pPr>
+            <w:r>
+              <w:rPr>
+                <w:lang w:val="en-US"/>
+              </w:rPr>
+              <w:t>0</w:t>
+            </w:r>
+          </w:p>
+        </w:tc>
+        <w:tc>
+          <w:tcPr>
+            <w:tcW w:w="517" w:type="dxa"/>
+            <w:shd w:val="clear" w:color="auto" w:fill="F7CAAC" w:themeFill="accent2" w:themeFillTint="66"/>
+          </w:tcPr>
+          <w:p>
+            <w:pPr>
+              <w:rPr>
+                <w:lang w:val="en-US"/>
+              </w:rPr>
+            </w:pPr>
+            <w:r>
+              <w:rPr>
+                <w:lang w:val="en-US"/>
+              </w:rPr>
+              <w:t>0</w:t>
+            </w:r>
+          </w:p>
+        </w:tc>
+        <w:tc>
+          <w:tcPr>
+            <w:tcW w:w="517" w:type="dxa"/>
+            <w:shd w:val="clear" w:color="auto" w:fill="F7CAAC" w:themeFill="accent2" w:themeFillTint="66"/>
+          </w:tcPr>
+          <w:p>
+            <w:pPr>
+              <w:rPr>
+                <w:lang w:val="en-US"/>
+              </w:rPr>
+            </w:pPr>
+            <w:r>
+              <w:rPr>
+                <w:lang w:val="en-US"/>
+              </w:rPr>
+              <w:t>0</w:t>
+            </w:r>
+          </w:p>
+        </w:tc>
+        <w:tc>
+          <w:tcPr>
+            <w:tcW w:w="517" w:type="dxa"/>
+            <w:shd w:val="clear" w:color="auto" w:fill="F7CAAC" w:themeFill="accent2" w:themeFillTint="66"/>
+          </w:tcPr>
+          <w:p>
+            <w:pPr>
+              <w:rPr>
+                <w:lang w:val="en-US"/>
+              </w:rPr>
+            </w:pPr>
+            <w:r>
+              <w:rPr>
+                <w:lang w:val="en-US"/>
+              </w:rPr>
+              <w:t>0</w:t>
+            </w:r>
+          </w:p>
+        </w:tc>
+        <w:tc>
+          <w:tcPr>
+            <w:tcW w:w="517" w:type="dxa"/>
+            <w:shd w:val="clear" w:color="auto" w:fill="F7CAAC" w:themeFill="accent2" w:themeFillTint="66"/>
+          </w:tcPr>
+          <w:p>
+            <w:pPr>
+              <w:rPr>
+                <w:lang w:val="en-US"/>
+              </w:rPr>
+            </w:pPr>
+            <w:r>
+              <w:rPr>
+                <w:lang w:val="en-US"/>
+              </w:rPr>
+              <w:t>0</w:t>
+            </w:r>
+          </w:p>
+        </w:tc>
+        <w:tc>
+          <w:tcPr>
+            <w:tcW w:w="517" w:type="dxa"/>
+            <w:shd w:val="clear" w:color="auto" w:fill="F7CAAC" w:themeFill="accent2" w:themeFillTint="66"/>
+          </w:tcPr>
+          <w:p>
+            <w:pPr>
+              <w:rPr>
+                <w:lang w:val="en-US"/>
+              </w:rPr>
+            </w:pPr>
+            <w:r>
+              <w:rPr>
+                <w:lang w:val="en-US"/>
+              </w:rPr>
+              <w:t>0</w:t>
+            </w:r>
+          </w:p>
+        </w:tc>
+      </w:tr>
+      <w:tr>
+        <w:tc>
+          <w:tcPr>
+            <w:tcW w:w="449" w:type="dxa"/>
+          </w:tcPr>
+          <w:p>
+            <w:pPr>
+              <w:rPr>
+                <w:lang w:val="en-US"/>
+              </w:rPr>
+            </w:pPr>
+            <w:r>
+              <w:rPr>
+                <w:lang w:val="en-US"/>
+              </w:rPr>
+              <w:t>0</w:t>
+            </w:r>
+          </w:p>
+        </w:tc>
+        <w:tc>
+          <w:tcPr>
+            <w:tcW w:w="448" w:type="dxa"/>
+          </w:tcPr>
+          <w:p>
+            <w:pPr>
+              <w:rPr>
+                <w:lang w:val="en-US"/>
+              </w:rPr>
+            </w:pPr>
+            <w:r>
+              <w:rPr>
+                <w:lang w:val="en-US"/>
+              </w:rPr>
+              <w:t>0</w:t>
+            </w:r>
+          </w:p>
+        </w:tc>
+        <w:tc>
+          <w:tcPr>
+            <w:tcW w:w="448" w:type="dxa"/>
+          </w:tcPr>
+          <w:p>
+            <w:pPr>
+              <w:rPr>
+                <w:lang w:val="en-US"/>
+              </w:rPr>
+            </w:pPr>
+            <w:r>
+              <w:rPr>
+                <w:lang w:val="en-US"/>
+              </w:rPr>
+              <w:t>1</w:t>
+            </w:r>
+          </w:p>
+        </w:tc>
+        <w:tc>
+          <w:tcPr>
+            <w:tcW w:w="448" w:type="dxa"/>
+          </w:tcPr>
+          <w:p>
+            <w:pPr>
+              <w:rPr>
+                <w:lang w:val="en-US"/>
+              </w:rPr>
+            </w:pPr>
+            <w:r>
+              <w:rPr>
+                <w:lang w:val="en-US"/>
+              </w:rPr>
+              <w:t>0</w:t>
+            </w:r>
+          </w:p>
+        </w:tc>
+        <w:tc>
+          <w:tcPr>
+            <w:tcW w:w="445" w:type="dxa"/>
+            <w:shd w:val="clear" w:color="auto" w:fill="F7CAAC" w:themeFill="accent2" w:themeFillTint="66"/>
+          </w:tcPr>
+          <w:p>
+            <w:pPr>
+              <w:rPr>
+                <w:lang w:val="en-US"/>
+              </w:rPr>
+            </w:pPr>
+            <w:r>
+              <w:rPr>
+                <w:lang w:val="en-US"/>
+              </w:rPr>
+              <w:t>0</w:t>
+            </w:r>
+          </w:p>
+        </w:tc>
+        <w:tc>
+          <w:tcPr>
+            <w:tcW w:w="445" w:type="dxa"/>
+            <w:shd w:val="clear" w:color="auto" w:fill="F7CAAC" w:themeFill="accent2" w:themeFillTint="66"/>
+          </w:tcPr>
+          <w:p>
+            <w:pPr>
+              <w:rPr>
+                <w:lang w:val="en-US"/>
+              </w:rPr>
+            </w:pPr>
+            <w:r>
+              <w:rPr>
+                <w:lang w:val="en-US"/>
+              </w:rPr>
+              <w:t>0</w:t>
+            </w:r>
+          </w:p>
+        </w:tc>
+        <w:tc>
+          <w:tcPr>
+            <w:tcW w:w="445" w:type="dxa"/>
+            <w:shd w:val="clear" w:color="auto" w:fill="00B050"/>
+          </w:tcPr>
+          <w:p>
+            <w:pPr>
+              <w:rPr>
+                <w:lang w:val="en-US"/>
+              </w:rPr>
+            </w:pPr>
+            <w:r>
+              <w:rPr>
+                <w:lang w:val="en-US"/>
+              </w:rPr>
+              <w:t>1</w:t>
+            </w:r>
+          </w:p>
+        </w:tc>
+        <w:tc>
+          <w:tcPr>
+            <w:tcW w:w="445" w:type="dxa"/>
+            <w:shd w:val="clear" w:color="auto" w:fill="F7CAAC" w:themeFill="accent2" w:themeFillTint="66"/>
+          </w:tcPr>
+          <w:p>
+            <w:pPr>
+              <w:rPr>
+                <w:lang w:val="en-US"/>
+              </w:rPr>
+            </w:pPr>
+            <w:r>
+              <w:rPr>
+                <w:lang w:val="en-US"/>
+              </w:rPr>
+              <w:t>0</w:t>
+            </w:r>
+          </w:p>
+        </w:tc>
+        <w:tc>
+          <w:tcPr>
+            <w:tcW w:w="445" w:type="dxa"/>
+            <w:shd w:val="clear" w:color="auto" w:fill="F7CAAC" w:themeFill="accent2" w:themeFillTint="66"/>
+          </w:tcPr>
+          <w:p>
+            <w:pPr>
+              <w:rPr>
+                <w:lang w:val="en-US"/>
+              </w:rPr>
+            </w:pPr>
+            <w:r>
+              <w:rPr>
+                <w:lang w:val="en-US"/>
+              </w:rPr>
+              <w:t>0</w:t>
+            </w:r>
+          </w:p>
+        </w:tc>
+        <w:tc>
+          <w:tcPr>
+            <w:tcW w:w="445" w:type="dxa"/>
+            <w:shd w:val="clear" w:color="auto" w:fill="F7CAAC" w:themeFill="accent2" w:themeFillTint="66"/>
+          </w:tcPr>
+          <w:p>
+            <w:pPr>
+              <w:rPr>
+                <w:lang w:val="en-US"/>
+              </w:rPr>
+            </w:pPr>
+            <w:r>
+              <w:rPr>
+                <w:lang w:val="en-US"/>
+              </w:rPr>
+              <w:t>0</w:t>
+            </w:r>
+          </w:p>
+        </w:tc>
+        <w:tc>
+          <w:tcPr>
+            <w:tcW w:w="445" w:type="dxa"/>
+            <w:shd w:val="clear" w:color="auto" w:fill="F7CAAC" w:themeFill="accent2" w:themeFillTint="66"/>
+          </w:tcPr>
+          <w:p>
+            <w:pPr>
+              <w:rPr>
+                <w:lang w:val="en-US"/>
+              </w:rPr>
+            </w:pPr>
+            <w:r>
+              <w:rPr>
+                <w:lang w:val="en-US"/>
+              </w:rPr>
+              <w:t>0</w:t>
+            </w:r>
+          </w:p>
+        </w:tc>
+        <w:tc>
+          <w:tcPr>
+            <w:tcW w:w="445" w:type="dxa"/>
+            <w:shd w:val="clear" w:color="auto" w:fill="F7CAAC" w:themeFill="accent2" w:themeFillTint="66"/>
+          </w:tcPr>
+          <w:p>
+            <w:pPr>
+              <w:rPr>
+                <w:lang w:val="en-US"/>
+              </w:rPr>
+            </w:pPr>
+            <w:r>
+              <w:rPr>
+                <w:lang w:val="en-US"/>
+              </w:rPr>
+              <w:t>0</w:t>
+            </w:r>
+          </w:p>
+        </w:tc>
+        <w:tc>
+          <w:tcPr>
+            <w:tcW w:w="445" w:type="dxa"/>
+            <w:shd w:val="clear" w:color="auto" w:fill="F7CAAC" w:themeFill="accent2" w:themeFillTint="66"/>
+          </w:tcPr>
+          <w:p>
+            <w:pPr>
+              <w:rPr>
+                <w:lang w:val="en-US"/>
+              </w:rPr>
+            </w:pPr>
+            <w:r>
+              <w:rPr>
+                <w:lang w:val="en-US"/>
+              </w:rPr>
+              <w:t>0</w:t>
+            </w:r>
+          </w:p>
+        </w:tc>
+        <w:tc>
+          <w:tcPr>
+            <w:tcW w:w="445" w:type="dxa"/>
+            <w:shd w:val="clear" w:color="auto" w:fill="F7CAAC" w:themeFill="accent2" w:themeFillTint="66"/>
+          </w:tcPr>
+          <w:p>
+            <w:pPr>
+              <w:rPr>
+                <w:lang w:val="en-US"/>
+              </w:rPr>
+            </w:pPr>
+            <w:r>
+              <w:rPr>
+                <w:lang w:val="en-US"/>
+              </w:rPr>
+              <w:t>0</w:t>
+            </w:r>
+          </w:p>
+        </w:tc>
+        <w:tc>
+          <w:tcPr>
+            <w:tcW w:w="517" w:type="dxa"/>
+            <w:shd w:val="clear" w:color="auto" w:fill="F7CAAC" w:themeFill="accent2" w:themeFillTint="66"/>
+          </w:tcPr>
+          <w:p>
+            <w:pPr>
+              <w:rPr>
+                <w:lang w:val="en-US"/>
+              </w:rPr>
+            </w:pPr>
+            <w:r>
+              <w:rPr>
+                <w:lang w:val="en-US"/>
+              </w:rPr>
+              <w:t>0</w:t>
+            </w:r>
+          </w:p>
+        </w:tc>
+        <w:tc>
+          <w:tcPr>
+            <w:tcW w:w="517" w:type="dxa"/>
+            <w:shd w:val="clear" w:color="auto" w:fill="F7CAAC" w:themeFill="accent2" w:themeFillTint="66"/>
+          </w:tcPr>
+          <w:p>
+            <w:pPr>
+              <w:rPr>
+                <w:lang w:val="en-US"/>
+              </w:rPr>
+            </w:pPr>
+            <w:r>
+              <w:rPr>
+                <w:lang w:val="en-US"/>
+              </w:rPr>
+              <w:t>0</w:t>
+            </w:r>
+          </w:p>
+        </w:tc>
+        <w:tc>
+          <w:tcPr>
+            <w:tcW w:w="517" w:type="dxa"/>
+            <w:shd w:val="clear" w:color="auto" w:fill="F7CAAC" w:themeFill="accent2" w:themeFillTint="66"/>
+          </w:tcPr>
+          <w:p>
+            <w:pPr>
+              <w:rPr>
+                <w:lang w:val="en-US"/>
+              </w:rPr>
+            </w:pPr>
+            <w:r>
+              <w:rPr>
+                <w:lang w:val="en-US"/>
+              </w:rPr>
+              <w:t>0</w:t>
+            </w:r>
+          </w:p>
+        </w:tc>
+        <w:tc>
+          <w:tcPr>
+            <w:tcW w:w="517" w:type="dxa"/>
+            <w:shd w:val="clear" w:color="auto" w:fill="F7CAAC" w:themeFill="accent2" w:themeFillTint="66"/>
+          </w:tcPr>
+          <w:p>
+            <w:pPr>
+              <w:rPr>
+                <w:lang w:val="en-US"/>
+              </w:rPr>
+            </w:pPr>
+            <w:r>
+              <w:rPr>
+                <w:lang w:val="en-US"/>
+              </w:rPr>
+              <w:t>0</w:t>
+            </w:r>
+          </w:p>
+        </w:tc>
+        <w:tc>
+          <w:tcPr>
+            <w:tcW w:w="517" w:type="dxa"/>
+            <w:shd w:val="clear" w:color="auto" w:fill="F7CAAC" w:themeFill="accent2" w:themeFillTint="66"/>
+          </w:tcPr>
+          <w:p>
+            <w:pPr>
+              <w:rPr>
+                <w:lang w:val="en-US"/>
+              </w:rPr>
+            </w:pPr>
+            <w:r>
+              <w:rPr>
+                <w:lang w:val="en-US"/>
+              </w:rPr>
+              <w:t>0</w:t>
+            </w:r>
+          </w:p>
+        </w:tc>
+        <w:tc>
+          <w:tcPr>
+            <w:tcW w:w="517" w:type="dxa"/>
+            <w:shd w:val="clear" w:color="auto" w:fill="F7CAAC" w:themeFill="accent2" w:themeFillTint="66"/>
+          </w:tcPr>
+          <w:p>
+            <w:pPr>
+              <w:rPr>
+                <w:lang w:val="en-US"/>
+              </w:rPr>
+            </w:pPr>
+            <w:r>
+              <w:rPr>
+                <w:lang w:val="en-US"/>
+              </w:rPr>
+              <w:t>0</w:t>
+            </w:r>
+          </w:p>
+        </w:tc>
+      </w:tr>
+      <w:tr>
+        <w:tc>
+          <w:tcPr>
+            <w:tcW w:w="449" w:type="dxa"/>
+          </w:tcPr>
+          <w:p>
+            <w:pPr>
+              <w:rPr>
+                <w:lang w:val="en-US"/>
+              </w:rPr>
+            </w:pPr>
+            <w:r>
+              <w:rPr>
+                <w:lang w:val="en-US"/>
+              </w:rPr>
+              <w:t>0</w:t>
+            </w:r>
+          </w:p>
+        </w:tc>
+        <w:tc>
+          <w:tcPr>
+            <w:tcW w:w="448" w:type="dxa"/>
+          </w:tcPr>
+          <w:p>
+            <w:pPr>
+              <w:rPr>
+                <w:lang w:val="en-US"/>
+              </w:rPr>
+            </w:pPr>
+            <w:r>
+              <w:rPr>
+                <w:lang w:val="en-US"/>
+              </w:rPr>
+              <w:t>0</w:t>
+            </w:r>
+          </w:p>
+        </w:tc>
+        <w:tc>
+          <w:tcPr>
+            <w:tcW w:w="448" w:type="dxa"/>
+          </w:tcPr>
+          <w:p>
+            <w:pPr>
+              <w:rPr>
+                <w:lang w:val="en-US"/>
+              </w:rPr>
+            </w:pPr>
+            <w:r>
+              <w:rPr>
+                <w:lang w:val="en-US"/>
+              </w:rPr>
+              <w:t>1</w:t>
+            </w:r>
+          </w:p>
+        </w:tc>
+        <w:tc>
+          <w:tcPr>
+            <w:tcW w:w="448" w:type="dxa"/>
+          </w:tcPr>
+          <w:p>
+            <w:pPr>
+              <w:rPr>
+                <w:lang w:val="en-US"/>
+              </w:rPr>
+            </w:pPr>
+            <w:r>
+              <w:rPr>
+                <w:lang w:val="en-US"/>
+              </w:rPr>
+              <w:t>1</w:t>
+            </w:r>
+          </w:p>
+        </w:tc>
+        <w:tc>
+          <w:tcPr>
+            <w:tcW w:w="445" w:type="dxa"/>
+            <w:shd w:val="clear" w:color="auto" w:fill="F7CAAC" w:themeFill="accent2" w:themeFillTint="66"/>
+          </w:tcPr>
+          <w:p>
+            <w:pPr>
+              <w:rPr>
+                <w:lang w:val="en-US"/>
+              </w:rPr>
+            </w:pPr>
+            <w:r>
+              <w:rPr>
+                <w:lang w:val="en-US"/>
+              </w:rPr>
+              <w:t>0</w:t>
+            </w:r>
+          </w:p>
+        </w:tc>
+        <w:tc>
+          <w:tcPr>
+            <w:tcW w:w="445" w:type="dxa"/>
+            <w:shd w:val="clear" w:color="auto" w:fill="F7CAAC" w:themeFill="accent2" w:themeFillTint="66"/>
+          </w:tcPr>
+          <w:p>
+            <w:pPr>
+              <w:rPr>
+                <w:lang w:val="en-US"/>
+              </w:rPr>
+            </w:pPr>
+            <w:r>
+              <w:rPr>
+                <w:lang w:val="en-US"/>
+              </w:rPr>
+              <w:t>0</w:t>
+            </w:r>
+          </w:p>
+        </w:tc>
+        <w:tc>
+          <w:tcPr>
+            <w:tcW w:w="445" w:type="dxa"/>
+            <w:shd w:val="clear" w:color="auto" w:fill="F7CAAC" w:themeFill="accent2" w:themeFillTint="66"/>
+          </w:tcPr>
+          <w:p>
+            <w:pPr>
+              <w:rPr>
+                <w:lang w:val="en-US"/>
+              </w:rPr>
+            </w:pPr>
+            <w:r>
+              <w:rPr>
+                <w:lang w:val="en-US"/>
+              </w:rPr>
+              <w:t>0</w:t>
+            </w:r>
+          </w:p>
+        </w:tc>
+        <w:tc>
+          <w:tcPr>
+            <w:tcW w:w="445" w:type="dxa"/>
+            <w:shd w:val="clear" w:color="auto" w:fill="00B050"/>
+          </w:tcPr>
+          <w:p>
+            <w:pPr>
+              <w:rPr>
+                <w:lang w:val="en-US"/>
+              </w:rPr>
+            </w:pPr>
+            <w:r>
+              <w:rPr>
+                <w:lang w:val="en-US"/>
+              </w:rPr>
+              <w:t>1</w:t>
+            </w:r>
+          </w:p>
+        </w:tc>
+        <w:tc>
+          <w:tcPr>
+            <w:tcW w:w="445" w:type="dxa"/>
+            <w:shd w:val="clear" w:color="auto" w:fill="F7CAAC" w:themeFill="accent2" w:themeFillTint="66"/>
+          </w:tcPr>
+          <w:p>
+            <w:pPr>
+              <w:rPr>
+                <w:lang w:val="en-US"/>
+              </w:rPr>
+            </w:pPr>
+            <w:r>
+              <w:rPr>
+                <w:lang w:val="en-US"/>
+              </w:rPr>
+              <w:t>0</w:t>
+            </w:r>
+          </w:p>
+        </w:tc>
+        <w:tc>
+          <w:tcPr>
+            <w:tcW w:w="445" w:type="dxa"/>
+            <w:shd w:val="clear" w:color="auto" w:fill="F7CAAC" w:themeFill="accent2" w:themeFillTint="66"/>
+          </w:tcPr>
+          <w:p>
+            <w:pPr>
+              <w:rPr>
+                <w:lang w:val="en-US"/>
+              </w:rPr>
+            </w:pPr>
+            <w:r>
+              <w:rPr>
+                <w:lang w:val="en-US"/>
+              </w:rPr>
+              <w:t>0</w:t>
+            </w:r>
+          </w:p>
+        </w:tc>
+        <w:tc>
+          <w:tcPr>
+            <w:tcW w:w="445" w:type="dxa"/>
+            <w:shd w:val="clear" w:color="auto" w:fill="F7CAAC" w:themeFill="accent2" w:themeFillTint="66"/>
+          </w:tcPr>
+          <w:p>
+            <w:pPr>
+              <w:rPr>
+                <w:lang w:val="en-US"/>
+              </w:rPr>
+            </w:pPr>
+            <w:r>
+              <w:rPr>
+                <w:lang w:val="en-US"/>
+              </w:rPr>
+              <w:t>0</w:t>
+            </w:r>
+          </w:p>
+        </w:tc>
+        <w:tc>
+          <w:tcPr>
+            <w:tcW w:w="445" w:type="dxa"/>
+            <w:shd w:val="clear" w:color="auto" w:fill="F7CAAC" w:themeFill="accent2" w:themeFillTint="66"/>
+          </w:tcPr>
+          <w:p>
+            <w:pPr>
+              <w:rPr>
+                <w:lang w:val="en-US"/>
+              </w:rPr>
+            </w:pPr>
+            <w:r>
+              <w:rPr>
+                <w:lang w:val="en-US"/>
+              </w:rPr>
+              <w:t>0</w:t>
+            </w:r>
+          </w:p>
+        </w:tc>
+        <w:tc>
+          <w:tcPr>
+            <w:tcW w:w="445" w:type="dxa"/>
+            <w:shd w:val="clear" w:color="auto" w:fill="F7CAAC" w:themeFill="accent2" w:themeFillTint="66"/>
+          </w:tcPr>
+          <w:p>
+            <w:pPr>
+              <w:rPr>
+                <w:lang w:val="en-US"/>
+              </w:rPr>
+            </w:pPr>
+            <w:r>
+              <w:rPr>
+                <w:lang w:val="en-US"/>
+              </w:rPr>
+              <w:t>0</w:t>
+            </w:r>
+          </w:p>
+        </w:tc>
+        <w:tc>
+          <w:tcPr>
+            <w:tcW w:w="445" w:type="dxa"/>
+            <w:shd w:val="clear" w:color="auto" w:fill="F7CAAC" w:themeFill="accent2" w:themeFillTint="66"/>
+          </w:tcPr>
+          <w:p>
+            <w:pPr>
+              <w:rPr>
+                <w:lang w:val="en-US"/>
+              </w:rPr>
+            </w:pPr>
+            <w:r>
+              <w:rPr>
+                <w:lang w:val="en-US"/>
+              </w:rPr>
+              <w:t>0</w:t>
+            </w:r>
+          </w:p>
+        </w:tc>
+        <w:tc>
+          <w:tcPr>
+            <w:tcW w:w="517" w:type="dxa"/>
+            <w:shd w:val="clear" w:color="auto" w:fill="F7CAAC" w:themeFill="accent2" w:themeFillTint="66"/>
+          </w:tcPr>
+          <w:p>
+            <w:pPr>
+              <w:rPr>
+                <w:lang w:val="en-US"/>
+              </w:rPr>
+            </w:pPr>
+            <w:r>
+              <w:rPr>
+                <w:lang w:val="en-US"/>
+              </w:rPr>
+              <w:t>0</w:t>
+            </w:r>
+          </w:p>
+        </w:tc>
+        <w:tc>
+          <w:tcPr>
+            <w:tcW w:w="517" w:type="dxa"/>
+            <w:shd w:val="clear" w:color="auto" w:fill="F7CAAC" w:themeFill="accent2" w:themeFillTint="66"/>
+          </w:tcPr>
+          <w:p>
+            <w:pPr>
+              <w:rPr>
+                <w:lang w:val="en-US"/>
+              </w:rPr>
+            </w:pPr>
+            <w:r>
+              <w:rPr>
+                <w:lang w:val="en-US"/>
+              </w:rPr>
+              <w:t>0</w:t>
+            </w:r>
+          </w:p>
+        </w:tc>
+        <w:tc>
+          <w:tcPr>
+            <w:tcW w:w="517" w:type="dxa"/>
+            <w:shd w:val="clear" w:color="auto" w:fill="F7CAAC" w:themeFill="accent2" w:themeFillTint="66"/>
+          </w:tcPr>
+          <w:p>
+            <w:pPr>
+              <w:rPr>
+                <w:lang w:val="en-US"/>
+              </w:rPr>
+            </w:pPr>
+            <w:r>
+              <w:rPr>
+                <w:lang w:val="en-US"/>
+              </w:rPr>
+              <w:t>0</w:t>
+            </w:r>
+          </w:p>
+        </w:tc>
+        <w:tc>
+          <w:tcPr>
+            <w:tcW w:w="517" w:type="dxa"/>
+            <w:shd w:val="clear" w:color="auto" w:fill="F7CAAC" w:themeFill="accent2" w:themeFillTint="66"/>
+          </w:tcPr>
+          <w:p>
+            <w:pPr>
+              <w:rPr>
+                <w:lang w:val="en-US"/>
+              </w:rPr>
+            </w:pPr>
+            <w:r>
+              <w:rPr>
+                <w:lang w:val="en-US"/>
+              </w:rPr>
+              <w:t>0</w:t>
+            </w:r>
+          </w:p>
+        </w:tc>
+        <w:tc>
+          <w:tcPr>
+            <w:tcW w:w="517" w:type="dxa"/>
+            <w:shd w:val="clear" w:color="auto" w:fill="F7CAAC" w:themeFill="accent2" w:themeFillTint="66"/>
+          </w:tcPr>
+          <w:p>
+            <w:pPr>
+              <w:rPr>
+                <w:lang w:val="en-US"/>
+              </w:rPr>
+            </w:pPr>
+            <w:r>
+              <w:rPr>
+                <w:lang w:val="en-US"/>
+              </w:rPr>
+              <w:t>0</w:t>
+            </w:r>
+          </w:p>
+        </w:tc>
+        <w:tc>
+          <w:tcPr>
+            <w:tcW w:w="517" w:type="dxa"/>
+            <w:shd w:val="clear" w:color="auto" w:fill="F7CAAC" w:themeFill="accent2" w:themeFillTint="66"/>
+          </w:tcPr>
+          <w:p>
+            <w:pPr>
+              <w:rPr>
+                <w:lang w:val="en-US"/>
+              </w:rPr>
+            </w:pPr>
+            <w:r>
+              <w:rPr>
+                <w:lang w:val="en-US"/>
+              </w:rPr>
+              <w:t>0</w:t>
+            </w:r>
+          </w:p>
+        </w:tc>
+      </w:tr>
+      <w:tr>
+        <w:tc>
+          <w:tcPr>
+            <w:tcW w:w="449" w:type="dxa"/>
+          </w:tcPr>
+          <w:p>
+            <w:pPr>
+              <w:rPr>
+                <w:lang w:val="en-US"/>
+              </w:rPr>
+            </w:pPr>
+            <w:r>
+              <w:rPr>
+                <w:lang w:val="en-US"/>
+              </w:rPr>
+              <w:t>0</w:t>
+            </w:r>
+          </w:p>
+        </w:tc>
+        <w:tc>
+          <w:tcPr>
+            <w:tcW w:w="448" w:type="dxa"/>
+          </w:tcPr>
+          <w:p>
+            <w:pPr>
+              <w:rPr>
+                <w:lang w:val="en-US"/>
+              </w:rPr>
+            </w:pPr>
+            <w:r>
+              <w:rPr>
+                <w:lang w:val="en-US"/>
+              </w:rPr>
+              <w:t>1</w:t>
+            </w:r>
+          </w:p>
+        </w:tc>
+        <w:tc>
+          <w:tcPr>
+            <w:tcW w:w="448" w:type="dxa"/>
+          </w:tcPr>
+          <w:p>
+            <w:pPr>
+              <w:rPr>
+                <w:lang w:val="en-US"/>
+              </w:rPr>
+            </w:pPr>
+            <w:r>
+              <w:rPr>
+                <w:lang w:val="en-US"/>
+              </w:rPr>
+              <w:t>0</w:t>
+            </w:r>
+          </w:p>
+        </w:tc>
+        <w:tc>
+          <w:tcPr>
+            <w:tcW w:w="448" w:type="dxa"/>
+          </w:tcPr>
+          <w:p>
+            <w:pPr>
+              <w:rPr>
+                <w:lang w:val="en-US"/>
+              </w:rPr>
+            </w:pPr>
+            <w:r>
+              <w:rPr>
+                <w:lang w:val="en-US"/>
+              </w:rPr>
+              <w:t>0</w:t>
+            </w:r>
+          </w:p>
+        </w:tc>
+        <w:tc>
+          <w:tcPr>
+            <w:tcW w:w="445" w:type="dxa"/>
+            <w:shd w:val="clear" w:color="auto" w:fill="F7CAAC" w:themeFill="accent2" w:themeFillTint="66"/>
+          </w:tcPr>
+          <w:p>
+            <w:pPr>
+              <w:rPr>
+                <w:lang w:val="en-US"/>
+              </w:rPr>
+            </w:pPr>
+            <w:r>
+              <w:rPr>
+                <w:lang w:val="en-US"/>
+              </w:rPr>
+              <w:t>0</w:t>
+            </w:r>
+          </w:p>
+        </w:tc>
+        <w:tc>
+          <w:tcPr>
+            <w:tcW w:w="445" w:type="dxa"/>
+            <w:shd w:val="clear" w:color="auto" w:fill="F7CAAC" w:themeFill="accent2" w:themeFillTint="66"/>
+          </w:tcPr>
+          <w:p>
+            <w:pPr>
+              <w:rPr>
+                <w:lang w:val="en-US"/>
+              </w:rPr>
+            </w:pPr>
+            <w:r>
+              <w:rPr>
+                <w:lang w:val="en-US"/>
+              </w:rPr>
+              <w:t>0</w:t>
+            </w:r>
+          </w:p>
+        </w:tc>
+        <w:tc>
+          <w:tcPr>
+            <w:tcW w:w="445" w:type="dxa"/>
+            <w:shd w:val="clear" w:color="auto" w:fill="F7CAAC" w:themeFill="accent2" w:themeFillTint="66"/>
+          </w:tcPr>
+          <w:p>
+            <w:pPr>
+              <w:rPr>
+                <w:lang w:val="en-US"/>
+              </w:rPr>
+            </w:pPr>
+            <w:r>
+              <w:rPr>
+                <w:lang w:val="en-US"/>
+              </w:rPr>
+              <w:t>0</w:t>
+            </w:r>
+          </w:p>
+        </w:tc>
+        <w:tc>
+          <w:tcPr>
+            <w:tcW w:w="445" w:type="dxa"/>
+            <w:shd w:val="clear" w:color="auto" w:fill="F7CAAC" w:themeFill="accent2" w:themeFillTint="66"/>
+          </w:tcPr>
+          <w:p>
+            <w:pPr>
+              <w:rPr>
+                <w:lang w:val="en-US"/>
+              </w:rPr>
+            </w:pPr>
+            <w:r>
+              <w:rPr>
+                <w:lang w:val="en-US"/>
+              </w:rPr>
+              <w:t>0</w:t>
+            </w:r>
+          </w:p>
+        </w:tc>
+        <w:tc>
+          <w:tcPr>
+            <w:tcW w:w="445" w:type="dxa"/>
+            <w:shd w:val="clear" w:color="auto" w:fill="00B050"/>
+          </w:tcPr>
+          <w:p>
+            <w:pPr>
+              <w:rPr>
+                <w:lang w:val="en-US"/>
+              </w:rPr>
+            </w:pPr>
+            <w:r>
+              <w:rPr>
+                <w:lang w:val="en-US"/>
+              </w:rPr>
+              <w:t>1</w:t>
+            </w:r>
+          </w:p>
+        </w:tc>
+        <w:tc>
+          <w:tcPr>
+            <w:tcW w:w="445" w:type="dxa"/>
+            <w:shd w:val="clear" w:color="auto" w:fill="F7CAAC" w:themeFill="accent2" w:themeFillTint="66"/>
+          </w:tcPr>
+          <w:p>
+            <w:pPr>
+              <w:rPr>
+                <w:lang w:val="en-US"/>
+              </w:rPr>
+            </w:pPr>
+            <w:r>
+              <w:rPr>
+                <w:lang w:val="en-US"/>
+              </w:rPr>
+              <w:t>0</w:t>
+            </w:r>
+          </w:p>
+        </w:tc>
+        <w:tc>
+          <w:tcPr>
+            <w:tcW w:w="445" w:type="dxa"/>
+            <w:shd w:val="clear" w:color="auto" w:fill="F7CAAC" w:themeFill="accent2" w:themeFillTint="66"/>
+          </w:tcPr>
+          <w:p>
+            <w:pPr>
+              <w:rPr>
+                <w:lang w:val="en-US"/>
+              </w:rPr>
+            </w:pPr>
+            <w:r>
+              <w:rPr>
+                <w:lang w:val="en-US"/>
+              </w:rPr>
+              <w:t>0</w:t>
+            </w:r>
+          </w:p>
+        </w:tc>
+        <w:tc>
+          <w:tcPr>
+            <w:tcW w:w="445" w:type="dxa"/>
+            <w:shd w:val="clear" w:color="auto" w:fill="F7CAAC" w:themeFill="accent2" w:themeFillTint="66"/>
+          </w:tcPr>
+          <w:p>
+            <w:pPr>
+              <w:rPr>
+                <w:lang w:val="en-US"/>
+              </w:rPr>
+            </w:pPr>
+            <w:r>
+              <w:rPr>
+                <w:lang w:val="en-US"/>
+              </w:rPr>
+              <w:t>0</w:t>
+            </w:r>
+          </w:p>
+        </w:tc>
+        <w:tc>
+          <w:tcPr>
+            <w:tcW w:w="445" w:type="dxa"/>
+            <w:shd w:val="clear" w:color="auto" w:fill="F7CAAC" w:themeFill="accent2" w:themeFillTint="66"/>
+          </w:tcPr>
+          <w:p>
+            <w:pPr>
+              <w:rPr>
+                <w:lang w:val="en-US"/>
+              </w:rPr>
+            </w:pPr>
+            <w:r>
+              <w:rPr>
+                <w:lang w:val="en-US"/>
+              </w:rPr>
+              <w:t>0</w:t>
+            </w:r>
+          </w:p>
+        </w:tc>
+        <w:tc>
+          <w:tcPr>
+            <w:tcW w:w="445" w:type="dxa"/>
+            <w:shd w:val="clear" w:color="auto" w:fill="F7CAAC" w:themeFill="accent2" w:themeFillTint="66"/>
+          </w:tcPr>
+          <w:p>
+            <w:pPr>
+              <w:rPr>
+                <w:lang w:val="en-US"/>
+              </w:rPr>
+            </w:pPr>
+            <w:r>
+              <w:rPr>
+                <w:lang w:val="en-US"/>
+              </w:rPr>
+              <w:t>0</w:t>
+            </w:r>
+          </w:p>
+        </w:tc>
+        <w:tc>
+          <w:tcPr>
+            <w:tcW w:w="517" w:type="dxa"/>
+            <w:shd w:val="clear" w:color="auto" w:fill="F7CAAC" w:themeFill="accent2" w:themeFillTint="66"/>
+          </w:tcPr>
+          <w:p>
+            <w:pPr>
+              <w:rPr>
+                <w:lang w:val="en-US"/>
+              </w:rPr>
+            </w:pPr>
+            <w:r>
+              <w:rPr>
+                <w:lang w:val="en-US"/>
+              </w:rPr>
+              <w:t>0</w:t>
+            </w:r>
+          </w:p>
+        </w:tc>
+        <w:tc>
+          <w:tcPr>
+            <w:tcW w:w="517" w:type="dxa"/>
+            <w:shd w:val="clear" w:color="auto" w:fill="F7CAAC" w:themeFill="accent2" w:themeFillTint="66"/>
+          </w:tcPr>
+          <w:p>
+            <w:pPr>
+              <w:rPr>
+                <w:lang w:val="en-US"/>
+              </w:rPr>
+            </w:pPr>
+            <w:r>
+              <w:rPr>
+                <w:lang w:val="en-US"/>
+              </w:rPr>
+              <w:t>0</w:t>
+            </w:r>
+          </w:p>
+        </w:tc>
+        <w:tc>
+          <w:tcPr>
+            <w:tcW w:w="517" w:type="dxa"/>
+            <w:shd w:val="clear" w:color="auto" w:fill="F7CAAC" w:themeFill="accent2" w:themeFillTint="66"/>
+          </w:tcPr>
+          <w:p>
+            <w:pPr>
+              <w:rPr>
+                <w:lang w:val="en-US"/>
+              </w:rPr>
+            </w:pPr>
+            <w:r>
+              <w:rPr>
+                <w:lang w:val="en-US"/>
+              </w:rPr>
+              <w:t>0</w:t>
+            </w:r>
+          </w:p>
+        </w:tc>
+        <w:tc>
+          <w:tcPr>
+            <w:tcW w:w="517" w:type="dxa"/>
+            <w:shd w:val="clear" w:color="auto" w:fill="F7CAAC" w:themeFill="accent2" w:themeFillTint="66"/>
+          </w:tcPr>
+          <w:p>
+            <w:pPr>
+              <w:rPr>
+                <w:lang w:val="en-US"/>
+              </w:rPr>
+            </w:pPr>
+            <w:r>
+              <w:rPr>
+                <w:lang w:val="en-US"/>
+              </w:rPr>
+              <w:t>0</w:t>
+            </w:r>
+          </w:p>
+        </w:tc>
+        <w:tc>
+          <w:tcPr>
+            <w:tcW w:w="517" w:type="dxa"/>
+            <w:shd w:val="clear" w:color="auto" w:fill="F7CAAC" w:themeFill="accent2" w:themeFillTint="66"/>
+          </w:tcPr>
+          <w:p>
+            <w:pPr>
+              <w:rPr>
+                <w:lang w:val="en-US"/>
+              </w:rPr>
+            </w:pPr>
+            <w:r>
+              <w:rPr>
+                <w:lang w:val="en-US"/>
+              </w:rPr>
+              <w:t>0</w:t>
+            </w:r>
+          </w:p>
+        </w:tc>
+        <w:tc>
+          <w:tcPr>
+            <w:tcW w:w="517" w:type="dxa"/>
+            <w:shd w:val="clear" w:color="auto" w:fill="F7CAAC" w:themeFill="accent2" w:themeFillTint="66"/>
+          </w:tcPr>
+          <w:p>
+            <w:pPr>
+              <w:rPr>
+                <w:lang w:val="en-US"/>
+              </w:rPr>
+            </w:pPr>
+            <w:r>
+              <w:rPr>
+                <w:lang w:val="en-US"/>
+              </w:rPr>
+              <w:t>0</w:t>
+            </w:r>
+          </w:p>
+        </w:tc>
+      </w:tr>
+      <w:tr>
+        <w:tc>
+          <w:tcPr>
+            <w:tcW w:w="449" w:type="dxa"/>
+          </w:tcPr>
+          <w:p>
+            <w:pPr>
+              <w:rPr>
+                <w:lang w:val="en-US"/>
+              </w:rPr>
+            </w:pPr>
+            <w:r>
+              <w:rPr>
+                <w:lang w:val="en-US"/>
+              </w:rPr>
+              <w:t>0</w:t>
+            </w:r>
+          </w:p>
+        </w:tc>
+        <w:tc>
+          <w:tcPr>
+            <w:tcW w:w="448" w:type="dxa"/>
+          </w:tcPr>
+          <w:p>
+            <w:pPr>
+              <w:rPr>
+                <w:lang w:val="en-US"/>
+              </w:rPr>
+            </w:pPr>
+            <w:r>
+              <w:rPr>
+                <w:lang w:val="en-US"/>
+              </w:rPr>
+              <w:t>1</w:t>
+            </w:r>
+          </w:p>
+        </w:tc>
+        <w:tc>
+          <w:tcPr>
+            <w:tcW w:w="448" w:type="dxa"/>
+          </w:tcPr>
+          <w:p>
+            <w:pPr>
+              <w:rPr>
+                <w:lang w:val="en-US"/>
+              </w:rPr>
+            </w:pPr>
+            <w:r>
+              <w:rPr>
+                <w:lang w:val="en-US"/>
+              </w:rPr>
+              <w:t>0</w:t>
+            </w:r>
+          </w:p>
+        </w:tc>
+        <w:tc>
+          <w:tcPr>
+            <w:tcW w:w="448" w:type="dxa"/>
+          </w:tcPr>
+          <w:p>
+            <w:pPr>
+              <w:rPr>
+                <w:lang w:val="en-US"/>
+              </w:rPr>
+            </w:pPr>
+            <w:r>
+              <w:rPr>
+                <w:lang w:val="en-US"/>
+              </w:rPr>
+              <w:t>1</w:t>
+            </w:r>
+          </w:p>
+        </w:tc>
+        <w:tc>
+          <w:tcPr>
+            <w:tcW w:w="445" w:type="dxa"/>
+            <w:shd w:val="clear" w:color="auto" w:fill="F7CAAC" w:themeFill="accent2" w:themeFillTint="66"/>
+          </w:tcPr>
+          <w:p>
+            <w:pPr>
+              <w:rPr>
+                <w:lang w:val="en-US"/>
+              </w:rPr>
+            </w:pPr>
+            <w:r>
+              <w:rPr>
+                <w:lang w:val="en-US"/>
+              </w:rPr>
+              <w:t>0</w:t>
+            </w:r>
+          </w:p>
+        </w:tc>
+        <w:tc>
+          <w:tcPr>
+            <w:tcW w:w="445" w:type="dxa"/>
+            <w:shd w:val="clear" w:color="auto" w:fill="F7CAAC" w:themeFill="accent2" w:themeFillTint="66"/>
+          </w:tcPr>
+          <w:p>
+            <w:pPr>
+              <w:rPr>
+                <w:lang w:val="en-US"/>
+              </w:rPr>
+            </w:pPr>
+            <w:r>
+              <w:rPr>
+                <w:lang w:val="en-US"/>
+              </w:rPr>
+              <w:t>0</w:t>
+            </w:r>
+          </w:p>
+        </w:tc>
+        <w:tc>
+          <w:tcPr>
+            <w:tcW w:w="445" w:type="dxa"/>
+            <w:shd w:val="clear" w:color="auto" w:fill="F7CAAC" w:themeFill="accent2" w:themeFillTint="66"/>
+          </w:tcPr>
+          <w:p>
+            <w:pPr>
+              <w:rPr>
+                <w:lang w:val="en-US"/>
+              </w:rPr>
+            </w:pPr>
+            <w:r>
+              <w:rPr>
+                <w:lang w:val="en-US"/>
+              </w:rPr>
+              <w:t>0</w:t>
+            </w:r>
+          </w:p>
+        </w:tc>
+        <w:tc>
+          <w:tcPr>
+            <w:tcW w:w="445" w:type="dxa"/>
+            <w:shd w:val="clear" w:color="auto" w:fill="F7CAAC" w:themeFill="accent2" w:themeFillTint="66"/>
+          </w:tcPr>
+          <w:p>
+            <w:pPr>
+              <w:rPr>
+                <w:lang w:val="en-US"/>
+              </w:rPr>
+            </w:pPr>
+            <w:r>
+              <w:rPr>
+                <w:lang w:val="en-US"/>
+              </w:rPr>
+              <w:t>0</w:t>
+            </w:r>
+          </w:p>
+        </w:tc>
+        <w:tc>
+          <w:tcPr>
+            <w:tcW w:w="445" w:type="dxa"/>
+            <w:shd w:val="clear" w:color="auto" w:fill="F7CAAC" w:themeFill="accent2" w:themeFillTint="66"/>
+          </w:tcPr>
+          <w:p>
+            <w:pPr>
+              <w:rPr>
+                <w:lang w:val="en-US"/>
+              </w:rPr>
+            </w:pPr>
+            <w:r>
+              <w:rPr>
+                <w:lang w:val="en-US"/>
+              </w:rPr>
+              <w:t>0</w:t>
+            </w:r>
+          </w:p>
+        </w:tc>
+        <w:tc>
+          <w:tcPr>
+            <w:tcW w:w="445" w:type="dxa"/>
+            <w:shd w:val="clear" w:color="auto" w:fill="00B050"/>
+          </w:tcPr>
+          <w:p>
+            <w:pPr>
+              <w:rPr>
+                <w:lang w:val="en-US"/>
+              </w:rPr>
+            </w:pPr>
+            <w:r>
+              <w:rPr>
+                <w:lang w:val="en-US"/>
+              </w:rPr>
+              <w:t>1</w:t>
+            </w:r>
+          </w:p>
+        </w:tc>
+        <w:tc>
+          <w:tcPr>
+            <w:tcW w:w="445" w:type="dxa"/>
+            <w:shd w:val="clear" w:color="auto" w:fill="F7CAAC" w:themeFill="accent2" w:themeFillTint="66"/>
+          </w:tcPr>
+          <w:p>
+            <w:pPr>
+              <w:rPr>
+                <w:lang w:val="en-US"/>
+              </w:rPr>
+            </w:pPr>
+            <w:r>
+              <w:rPr>
+                <w:lang w:val="en-US"/>
+              </w:rPr>
+              <w:t>0</w:t>
+            </w:r>
+          </w:p>
+        </w:tc>
+        <w:tc>
+          <w:tcPr>
+            <w:tcW w:w="445" w:type="dxa"/>
+            <w:shd w:val="clear" w:color="auto" w:fill="F7CAAC" w:themeFill="accent2" w:themeFillTint="66"/>
+          </w:tcPr>
+          <w:p>
+            <w:pPr>
+              <w:rPr>
+                <w:lang w:val="en-US"/>
+              </w:rPr>
+            </w:pPr>
+            <w:r>
+              <w:rPr>
+                <w:lang w:val="en-US"/>
+              </w:rPr>
+              <w:t>0</w:t>
+            </w:r>
+          </w:p>
+        </w:tc>
+        <w:tc>
+          <w:tcPr>
+            <w:tcW w:w="445" w:type="dxa"/>
+            <w:shd w:val="clear" w:color="auto" w:fill="F7CAAC" w:themeFill="accent2" w:themeFillTint="66"/>
+          </w:tcPr>
+          <w:p>
+            <w:pPr>
+              <w:rPr>
+                <w:lang w:val="en-US"/>
+              </w:rPr>
+            </w:pPr>
+            <w:r>
+              <w:rPr>
+                <w:lang w:val="en-US"/>
+              </w:rPr>
+              <w:t>0</w:t>
+            </w:r>
+          </w:p>
+        </w:tc>
+        <w:tc>
+          <w:tcPr>
+            <w:tcW w:w="445" w:type="dxa"/>
+            <w:shd w:val="clear" w:color="auto" w:fill="F7CAAC" w:themeFill="accent2" w:themeFillTint="66"/>
+          </w:tcPr>
+          <w:p>
+            <w:pPr>
+              <w:rPr>
+                <w:lang w:val="en-US"/>
+              </w:rPr>
+            </w:pPr>
+            <w:r>
+              <w:rPr>
+                <w:lang w:val="en-US"/>
+              </w:rPr>
+              <w:t>0</w:t>
+            </w:r>
+          </w:p>
+        </w:tc>
+        <w:tc>
+          <w:tcPr>
+            <w:tcW w:w="517" w:type="dxa"/>
+            <w:shd w:val="clear" w:color="auto" w:fill="F7CAAC" w:themeFill="accent2" w:themeFillTint="66"/>
+          </w:tcPr>
+          <w:p>
+            <w:pPr>
+              <w:rPr>
+                <w:lang w:val="en-US"/>
+              </w:rPr>
+            </w:pPr>
+            <w:r>
+              <w:rPr>
+                <w:lang w:val="en-US"/>
+              </w:rPr>
+              <w:t>0</w:t>
+            </w:r>
+          </w:p>
+        </w:tc>
+        <w:tc>
+          <w:tcPr>
+            <w:tcW w:w="517" w:type="dxa"/>
+            <w:shd w:val="clear" w:color="auto" w:fill="F7CAAC" w:themeFill="accent2" w:themeFillTint="66"/>
+          </w:tcPr>
+          <w:p>
+            <w:pPr>
+              <w:rPr>
+                <w:lang w:val="en-US"/>
+              </w:rPr>
+            </w:pPr>
+            <w:r>
+              <w:rPr>
+                <w:lang w:val="en-US"/>
+              </w:rPr>
+              <w:t>0</w:t>
+            </w:r>
+          </w:p>
+        </w:tc>
+        <w:tc>
+          <w:tcPr>
+            <w:tcW w:w="517" w:type="dxa"/>
+            <w:shd w:val="clear" w:color="auto" w:fill="F7CAAC" w:themeFill="accent2" w:themeFillTint="66"/>
+          </w:tcPr>
+          <w:p>
+            <w:pPr>
+              <w:rPr>
+                <w:lang w:val="en-US"/>
+              </w:rPr>
+            </w:pPr>
+            <w:r>
+              <w:rPr>
+                <w:lang w:val="en-US"/>
+              </w:rPr>
+              <w:t>0</w:t>
+            </w:r>
+          </w:p>
+        </w:tc>
+        <w:tc>
+          <w:tcPr>
+            <w:tcW w:w="517" w:type="dxa"/>
+            <w:shd w:val="clear" w:color="auto" w:fill="F7CAAC" w:themeFill="accent2" w:themeFillTint="66"/>
+          </w:tcPr>
+          <w:p>
+            <w:pPr>
+              <w:rPr>
+                <w:lang w:val="en-US"/>
+              </w:rPr>
+            </w:pPr>
+            <w:r>
+              <w:rPr>
+                <w:lang w:val="en-US"/>
+              </w:rPr>
+              <w:t>0</w:t>
+            </w:r>
+          </w:p>
+        </w:tc>
+        <w:tc>
+          <w:tcPr>
+            <w:tcW w:w="517" w:type="dxa"/>
+            <w:shd w:val="clear" w:color="auto" w:fill="F7CAAC" w:themeFill="accent2" w:themeFillTint="66"/>
+          </w:tcPr>
+          <w:p>
+            <w:pPr>
+              <w:rPr>
+                <w:lang w:val="en-US"/>
+              </w:rPr>
+            </w:pPr>
+            <w:r>
+              <w:rPr>
+                <w:lang w:val="en-US"/>
+              </w:rPr>
+              <w:t>0</w:t>
+            </w:r>
+          </w:p>
+        </w:tc>
+        <w:tc>
+          <w:tcPr>
+            <w:tcW w:w="517" w:type="dxa"/>
+            <w:shd w:val="clear" w:color="auto" w:fill="F7CAAC" w:themeFill="accent2" w:themeFillTint="66"/>
+          </w:tcPr>
+          <w:p>
+            <w:pPr>
+              <w:rPr>
+                <w:lang w:val="en-US"/>
+              </w:rPr>
+            </w:pPr>
+            <w:r>
+              <w:rPr>
+                <w:lang w:val="en-US"/>
+              </w:rPr>
+              <w:t>0</w:t>
+            </w:r>
+          </w:p>
+        </w:tc>
+      </w:tr>
+      <w:tr>
+        <w:tc>
+          <w:tcPr>
+            <w:tcW w:w="449" w:type="dxa"/>
+          </w:tcPr>
+          <w:p>
+            <w:pPr>
+              <w:rPr>
+                <w:lang w:val="en-US"/>
+              </w:rPr>
+            </w:pPr>
+            <w:r>
+              <w:rPr>
+                <w:lang w:val="en-US"/>
+              </w:rPr>
+              <w:t>0</w:t>
+            </w:r>
+          </w:p>
+        </w:tc>
+        <w:tc>
+          <w:tcPr>
+            <w:tcW w:w="448" w:type="dxa"/>
+          </w:tcPr>
+          <w:p>
+            <w:pPr>
+              <w:rPr>
+                <w:lang w:val="en-US"/>
+              </w:rPr>
+            </w:pPr>
+            <w:r>
+              <w:rPr>
+                <w:lang w:val="en-US"/>
+              </w:rPr>
+              <w:t>1</w:t>
+            </w:r>
+          </w:p>
+        </w:tc>
+        <w:tc>
+          <w:tcPr>
+            <w:tcW w:w="448" w:type="dxa"/>
+          </w:tcPr>
+          <w:p>
+            <w:pPr>
+              <w:rPr>
+                <w:lang w:val="en-US"/>
+              </w:rPr>
+            </w:pPr>
+            <w:r>
+              <w:rPr>
+                <w:lang w:val="en-US"/>
+              </w:rPr>
+              <w:t>1</w:t>
+            </w:r>
+          </w:p>
+        </w:tc>
+        <w:tc>
+          <w:tcPr>
+            <w:tcW w:w="448" w:type="dxa"/>
+          </w:tcPr>
+          <w:p>
+            <w:pPr>
+              <w:rPr>
+                <w:lang w:val="en-US"/>
+              </w:rPr>
+            </w:pPr>
+            <w:r>
+              <w:rPr>
+                <w:lang w:val="en-US"/>
+              </w:rPr>
+              <w:t>0</w:t>
+            </w:r>
+          </w:p>
+        </w:tc>
+        <w:tc>
+          <w:tcPr>
+            <w:tcW w:w="445" w:type="dxa"/>
+            <w:shd w:val="clear" w:color="auto" w:fill="F7CAAC" w:themeFill="accent2" w:themeFillTint="66"/>
+          </w:tcPr>
+          <w:p>
+            <w:pPr>
+              <w:rPr>
+                <w:lang w:val="en-US"/>
+              </w:rPr>
+            </w:pPr>
+            <w:r>
+              <w:rPr>
+                <w:lang w:val="en-US"/>
+              </w:rPr>
+              <w:t>0</w:t>
+            </w:r>
+          </w:p>
+        </w:tc>
+        <w:tc>
+          <w:tcPr>
+            <w:tcW w:w="445" w:type="dxa"/>
+            <w:shd w:val="clear" w:color="auto" w:fill="F7CAAC" w:themeFill="accent2" w:themeFillTint="66"/>
+          </w:tcPr>
+          <w:p>
+            <w:pPr>
+              <w:rPr>
+                <w:lang w:val="en-US"/>
+              </w:rPr>
+            </w:pPr>
+            <w:r>
+              <w:rPr>
+                <w:lang w:val="en-US"/>
+              </w:rPr>
+              <w:t>0</w:t>
+            </w:r>
+          </w:p>
+        </w:tc>
+        <w:tc>
+          <w:tcPr>
+            <w:tcW w:w="445" w:type="dxa"/>
+            <w:shd w:val="clear" w:color="auto" w:fill="F7CAAC" w:themeFill="accent2" w:themeFillTint="66"/>
+          </w:tcPr>
+          <w:p>
+            <w:pPr>
+              <w:rPr>
+                <w:lang w:val="en-US"/>
+              </w:rPr>
+            </w:pPr>
+            <w:r>
+              <w:rPr>
+                <w:lang w:val="en-US"/>
+              </w:rPr>
+              <w:t>0</w:t>
+            </w:r>
+          </w:p>
+        </w:tc>
+        <w:tc>
+          <w:tcPr>
+            <w:tcW w:w="445" w:type="dxa"/>
+            <w:shd w:val="clear" w:color="auto" w:fill="F7CAAC" w:themeFill="accent2" w:themeFillTint="66"/>
+          </w:tcPr>
+          <w:p>
+            <w:pPr>
+              <w:rPr>
+                <w:lang w:val="en-US"/>
+              </w:rPr>
+            </w:pPr>
+            <w:r>
+              <w:rPr>
+                <w:lang w:val="en-US"/>
+              </w:rPr>
+              <w:t>0</w:t>
+            </w:r>
+          </w:p>
+        </w:tc>
+        <w:tc>
+          <w:tcPr>
+            <w:tcW w:w="445" w:type="dxa"/>
+            <w:shd w:val="clear" w:color="auto" w:fill="F7CAAC" w:themeFill="accent2" w:themeFillTint="66"/>
+          </w:tcPr>
+          <w:p>
+            <w:pPr>
+              <w:rPr>
+                <w:lang w:val="en-US"/>
+              </w:rPr>
+            </w:pPr>
+            <w:r>
+              <w:rPr>
+                <w:lang w:val="en-US"/>
+              </w:rPr>
+              <w:t>0</w:t>
+            </w:r>
+          </w:p>
+        </w:tc>
+        <w:tc>
+          <w:tcPr>
+            <w:tcW w:w="445" w:type="dxa"/>
+            <w:shd w:val="clear" w:color="auto" w:fill="F7CAAC" w:themeFill="accent2" w:themeFillTint="66"/>
+          </w:tcPr>
+          <w:p>
+            <w:pPr>
+              <w:rPr>
+                <w:lang w:val="en-US"/>
+              </w:rPr>
+            </w:pPr>
+            <w:r>
+              <w:rPr>
+                <w:lang w:val="en-US"/>
+              </w:rPr>
+              <w:t>0</w:t>
+            </w:r>
+          </w:p>
+        </w:tc>
+        <w:tc>
+          <w:tcPr>
+            <w:tcW w:w="445" w:type="dxa"/>
+            <w:shd w:val="clear" w:color="auto" w:fill="00B050"/>
+          </w:tcPr>
+          <w:p>
+            <w:pPr>
+              <w:rPr>
+                <w:lang w:val="en-US"/>
+              </w:rPr>
+            </w:pPr>
+            <w:r>
+              <w:rPr>
+                <w:lang w:val="en-US"/>
+              </w:rPr>
+              <w:t>1</w:t>
+            </w:r>
+          </w:p>
+        </w:tc>
+        <w:tc>
+          <w:tcPr>
+            <w:tcW w:w="445" w:type="dxa"/>
+            <w:shd w:val="clear" w:color="auto" w:fill="F7CAAC" w:themeFill="accent2" w:themeFillTint="66"/>
+          </w:tcPr>
+          <w:p>
+            <w:pPr>
+              <w:rPr>
+                <w:lang w:val="en-US"/>
+              </w:rPr>
+            </w:pPr>
+            <w:r>
+              <w:rPr>
+                <w:lang w:val="en-US"/>
+              </w:rPr>
+              <w:t>0</w:t>
+            </w:r>
+          </w:p>
+        </w:tc>
+        <w:tc>
+          <w:tcPr>
+            <w:tcW w:w="445" w:type="dxa"/>
+            <w:shd w:val="clear" w:color="auto" w:fill="F7CAAC" w:themeFill="accent2" w:themeFillTint="66"/>
+          </w:tcPr>
+          <w:p>
+            <w:pPr>
+              <w:rPr>
+                <w:lang w:val="en-US"/>
+              </w:rPr>
+            </w:pPr>
+            <w:r>
+              <w:rPr>
+                <w:lang w:val="en-US"/>
+              </w:rPr>
+              <w:t>0</w:t>
+            </w:r>
+          </w:p>
+        </w:tc>
+        <w:tc>
+          <w:tcPr>
+            <w:tcW w:w="445" w:type="dxa"/>
+            <w:shd w:val="clear" w:color="auto" w:fill="F7CAAC" w:themeFill="accent2" w:themeFillTint="66"/>
+          </w:tcPr>
+          <w:p>
+            <w:pPr>
+              <w:rPr>
+                <w:lang w:val="en-US"/>
+              </w:rPr>
+            </w:pPr>
+            <w:r>
+              <w:rPr>
+                <w:lang w:val="en-US"/>
+              </w:rPr>
+              <w:t>0</w:t>
+            </w:r>
+          </w:p>
+        </w:tc>
+        <w:tc>
+          <w:tcPr>
+            <w:tcW w:w="517" w:type="dxa"/>
+            <w:shd w:val="clear" w:color="auto" w:fill="F7CAAC" w:themeFill="accent2" w:themeFillTint="66"/>
+          </w:tcPr>
+          <w:p>
+            <w:pPr>
+              <w:rPr>
+                <w:lang w:val="en-US"/>
+              </w:rPr>
+            </w:pPr>
+            <w:r>
+              <w:rPr>
+                <w:lang w:val="en-US"/>
+              </w:rPr>
+              <w:t>0</w:t>
+            </w:r>
+          </w:p>
+        </w:tc>
+        <w:tc>
+          <w:tcPr>
+            <w:tcW w:w="517" w:type="dxa"/>
+            <w:shd w:val="clear" w:color="auto" w:fill="F7CAAC" w:themeFill="accent2" w:themeFillTint="66"/>
+          </w:tcPr>
+          <w:p>
+            <w:pPr>
+              <w:rPr>
+                <w:lang w:val="en-US"/>
+              </w:rPr>
+            </w:pPr>
+            <w:r>
+              <w:rPr>
+                <w:lang w:val="en-US"/>
+              </w:rPr>
+              <w:t>0</w:t>
+            </w:r>
+          </w:p>
+        </w:tc>
+        <w:tc>
+          <w:tcPr>
+            <w:tcW w:w="517" w:type="dxa"/>
+            <w:shd w:val="clear" w:color="auto" w:fill="F7CAAC" w:themeFill="accent2" w:themeFillTint="66"/>
+          </w:tcPr>
+          <w:p>
+            <w:pPr>
+              <w:rPr>
+                <w:lang w:val="en-US"/>
+              </w:rPr>
+            </w:pPr>
+            <w:r>
+              <w:rPr>
+                <w:lang w:val="en-US"/>
+              </w:rPr>
+              <w:t>0</w:t>
+            </w:r>
+          </w:p>
+        </w:tc>
+        <w:tc>
+          <w:tcPr>
+            <w:tcW w:w="517" w:type="dxa"/>
+            <w:shd w:val="clear" w:color="auto" w:fill="F7CAAC" w:themeFill="accent2" w:themeFillTint="66"/>
+          </w:tcPr>
+          <w:p>
+            <w:pPr>
+              <w:rPr>
+                <w:lang w:val="en-US"/>
+              </w:rPr>
+            </w:pPr>
+            <w:r>
+              <w:rPr>
+                <w:lang w:val="en-US"/>
+              </w:rPr>
+              <w:t>0</w:t>
+            </w:r>
+          </w:p>
+        </w:tc>
+        <w:tc>
+          <w:tcPr>
+            <w:tcW w:w="517" w:type="dxa"/>
+            <w:shd w:val="clear" w:color="auto" w:fill="F7CAAC" w:themeFill="accent2" w:themeFillTint="66"/>
+          </w:tcPr>
+          <w:p>
+            <w:pPr>
+              <w:rPr>
+                <w:lang w:val="en-US"/>
+              </w:rPr>
+            </w:pPr>
+            <w:r>
+              <w:rPr>
+                <w:lang w:val="en-US"/>
+              </w:rPr>
+              <w:t>0</w:t>
+            </w:r>
+          </w:p>
+        </w:tc>
+        <w:tc>
+          <w:tcPr>
+            <w:tcW w:w="517" w:type="dxa"/>
+            <w:shd w:val="clear" w:color="auto" w:fill="F7CAAC" w:themeFill="accent2" w:themeFillTint="66"/>
+          </w:tcPr>
+          <w:p>
+            <w:pPr>
+              <w:rPr>
+                <w:lang w:val="en-US"/>
+              </w:rPr>
+            </w:pPr>
+            <w:r>
+              <w:rPr>
+                <w:lang w:val="en-US"/>
+              </w:rPr>
+              <w:t>0</w:t>
+            </w:r>
+          </w:p>
+        </w:tc>
+      </w:tr>
+      <w:tr>
+        <w:tc>
+          <w:tcPr>
+            <w:tcW w:w="449" w:type="dxa"/>
+          </w:tcPr>
+          <w:p>
+            <w:pPr>
+              <w:rPr>
+                <w:lang w:val="en-US"/>
+              </w:rPr>
+            </w:pPr>
+            <w:r>
+              <w:rPr>
+                <w:lang w:val="en-US"/>
+              </w:rPr>
+              <w:t>0</w:t>
+            </w:r>
+          </w:p>
+        </w:tc>
+        <w:tc>
+          <w:tcPr>
+            <w:tcW w:w="448" w:type="dxa"/>
+          </w:tcPr>
+          <w:p>
+            <w:pPr>
+              <w:rPr>
+                <w:lang w:val="en-US"/>
+              </w:rPr>
+            </w:pPr>
+            <w:r>
+              <w:rPr>
+                <w:lang w:val="en-US"/>
+              </w:rPr>
+              <w:t>1</w:t>
+            </w:r>
+          </w:p>
+        </w:tc>
+        <w:tc>
+          <w:tcPr>
+            <w:tcW w:w="448" w:type="dxa"/>
+          </w:tcPr>
+          <w:p>
+            <w:pPr>
+              <w:rPr>
+                <w:lang w:val="en-US"/>
+              </w:rPr>
+            </w:pPr>
+            <w:r>
+              <w:rPr>
+                <w:lang w:val="en-US"/>
+              </w:rPr>
+              <w:t>1</w:t>
+            </w:r>
+          </w:p>
+        </w:tc>
+        <w:tc>
+          <w:tcPr>
+            <w:tcW w:w="448" w:type="dxa"/>
+          </w:tcPr>
+          <w:p>
+            <w:pPr>
+              <w:rPr>
+                <w:lang w:val="en-US"/>
+              </w:rPr>
+            </w:pPr>
+            <w:r>
+              <w:rPr>
+                <w:lang w:val="en-US"/>
+              </w:rPr>
+              <w:t>1</w:t>
+            </w:r>
+          </w:p>
+        </w:tc>
+        <w:tc>
+          <w:tcPr>
+            <w:tcW w:w="445" w:type="dxa"/>
+            <w:shd w:val="clear" w:color="auto" w:fill="F7CAAC" w:themeFill="accent2" w:themeFillTint="66"/>
+          </w:tcPr>
+          <w:p>
+            <w:pPr>
+              <w:rPr>
+                <w:lang w:val="en-US"/>
+              </w:rPr>
+            </w:pPr>
+            <w:r>
+              <w:rPr>
+                <w:lang w:val="en-US"/>
+              </w:rPr>
+              <w:t>0</w:t>
+            </w:r>
+          </w:p>
+        </w:tc>
+        <w:tc>
+          <w:tcPr>
+            <w:tcW w:w="445" w:type="dxa"/>
+            <w:shd w:val="clear" w:color="auto" w:fill="F7CAAC" w:themeFill="accent2" w:themeFillTint="66"/>
+          </w:tcPr>
+          <w:p>
+            <w:pPr>
+              <w:rPr>
+                <w:lang w:val="en-US"/>
+              </w:rPr>
+            </w:pPr>
+            <w:r>
+              <w:rPr>
+                <w:lang w:val="en-US"/>
+              </w:rPr>
+              <w:t>0</w:t>
+            </w:r>
+          </w:p>
+        </w:tc>
+        <w:tc>
+          <w:tcPr>
+            <w:tcW w:w="445" w:type="dxa"/>
+            <w:shd w:val="clear" w:color="auto" w:fill="F7CAAC" w:themeFill="accent2" w:themeFillTint="66"/>
+          </w:tcPr>
+          <w:p>
+            <w:pPr>
+              <w:rPr>
+                <w:lang w:val="en-US"/>
+              </w:rPr>
+            </w:pPr>
+            <w:r>
+              <w:rPr>
+                <w:lang w:val="en-US"/>
+              </w:rPr>
+              <w:t>0</w:t>
+            </w:r>
+          </w:p>
+        </w:tc>
+        <w:tc>
+          <w:tcPr>
+            <w:tcW w:w="445" w:type="dxa"/>
+            <w:shd w:val="clear" w:color="auto" w:fill="F7CAAC" w:themeFill="accent2" w:themeFillTint="66"/>
+          </w:tcPr>
+          <w:p>
+            <w:pPr>
+              <w:rPr>
+                <w:lang w:val="en-US"/>
+              </w:rPr>
+            </w:pPr>
+            <w:r>
+              <w:rPr>
+                <w:lang w:val="en-US"/>
+              </w:rPr>
+              <w:t>0</w:t>
+            </w:r>
+          </w:p>
+        </w:tc>
+        <w:tc>
+          <w:tcPr>
+            <w:tcW w:w="445" w:type="dxa"/>
+            <w:shd w:val="clear" w:color="auto" w:fill="F7CAAC" w:themeFill="accent2" w:themeFillTint="66"/>
+          </w:tcPr>
+          <w:p>
+            <w:pPr>
+              <w:rPr>
+                <w:lang w:val="en-US"/>
+              </w:rPr>
+            </w:pPr>
+            <w:r>
+              <w:rPr>
+                <w:lang w:val="en-US"/>
+              </w:rPr>
+              <w:t>0</w:t>
+            </w:r>
+          </w:p>
+        </w:tc>
+        <w:tc>
+          <w:tcPr>
+            <w:tcW w:w="445" w:type="dxa"/>
+            <w:shd w:val="clear" w:color="auto" w:fill="F7CAAC" w:themeFill="accent2" w:themeFillTint="66"/>
+          </w:tcPr>
+          <w:p>
+            <w:pPr>
+              <w:rPr>
+                <w:lang w:val="en-US"/>
+              </w:rPr>
+            </w:pPr>
+            <w:r>
+              <w:rPr>
+                <w:lang w:val="en-US"/>
+              </w:rPr>
+              <w:t>0</w:t>
+            </w:r>
+          </w:p>
+        </w:tc>
+        <w:tc>
+          <w:tcPr>
+            <w:tcW w:w="445" w:type="dxa"/>
+            <w:shd w:val="clear" w:color="auto" w:fill="F7CAAC" w:themeFill="accent2" w:themeFillTint="66"/>
+          </w:tcPr>
+          <w:p>
+            <w:pPr>
+              <w:rPr>
+                <w:lang w:val="en-US"/>
+              </w:rPr>
+            </w:pPr>
+            <w:r>
+              <w:rPr>
+                <w:lang w:val="en-US"/>
+              </w:rPr>
+              <w:t>0</w:t>
+            </w:r>
+          </w:p>
+        </w:tc>
+        <w:tc>
+          <w:tcPr>
+            <w:tcW w:w="445" w:type="dxa"/>
+            <w:shd w:val="clear" w:color="auto" w:fill="00B050"/>
+          </w:tcPr>
+          <w:p>
+            <w:pPr>
+              <w:rPr>
+                <w:lang w:val="en-US"/>
+              </w:rPr>
+            </w:pPr>
+            <w:r>
+              <w:rPr>
+                <w:lang w:val="en-US"/>
+              </w:rPr>
+              <w:t>1</w:t>
+            </w:r>
+          </w:p>
+        </w:tc>
+        <w:tc>
+          <w:tcPr>
+            <w:tcW w:w="445" w:type="dxa"/>
+            <w:shd w:val="clear" w:color="auto" w:fill="F7CAAC" w:themeFill="accent2" w:themeFillTint="66"/>
+          </w:tcPr>
+          <w:p>
+            <w:pPr>
+              <w:rPr>
+                <w:lang w:val="en-US"/>
+              </w:rPr>
+            </w:pPr>
+            <w:r>
+              <w:rPr>
+                <w:lang w:val="en-US"/>
+              </w:rPr>
+              <w:t>0</w:t>
+            </w:r>
+          </w:p>
+        </w:tc>
+        <w:tc>
+          <w:tcPr>
+            <w:tcW w:w="445" w:type="dxa"/>
+            <w:shd w:val="clear" w:color="auto" w:fill="F7CAAC" w:themeFill="accent2" w:themeFillTint="66"/>
+          </w:tcPr>
+          <w:p>
+            <w:pPr>
+              <w:rPr>
+                <w:lang w:val="en-US"/>
+              </w:rPr>
+            </w:pPr>
+            <w:r>
+              <w:rPr>
+                <w:lang w:val="en-US"/>
+              </w:rPr>
+              <w:t>0</w:t>
+            </w:r>
+          </w:p>
+        </w:tc>
+        <w:tc>
+          <w:tcPr>
+            <w:tcW w:w="517" w:type="dxa"/>
+            <w:shd w:val="clear" w:color="auto" w:fill="F7CAAC" w:themeFill="accent2" w:themeFillTint="66"/>
+          </w:tcPr>
+          <w:p>
+            <w:pPr>
+              <w:rPr>
+                <w:lang w:val="en-US"/>
+              </w:rPr>
+            </w:pPr>
+            <w:r>
+              <w:rPr>
+                <w:lang w:val="en-US"/>
+              </w:rPr>
+              <w:t>0</w:t>
+            </w:r>
+          </w:p>
+        </w:tc>
+        <w:tc>
+          <w:tcPr>
+            <w:tcW w:w="517" w:type="dxa"/>
+            <w:shd w:val="clear" w:color="auto" w:fill="F7CAAC" w:themeFill="accent2" w:themeFillTint="66"/>
+          </w:tcPr>
+          <w:p>
+            <w:pPr>
+              <w:rPr>
+                <w:lang w:val="en-US"/>
+              </w:rPr>
+            </w:pPr>
+            <w:r>
+              <w:rPr>
+                <w:lang w:val="en-US"/>
+              </w:rPr>
+              <w:t>0</w:t>
+            </w:r>
+          </w:p>
+        </w:tc>
+        <w:tc>
+          <w:tcPr>
+            <w:tcW w:w="517" w:type="dxa"/>
+            <w:shd w:val="clear" w:color="auto" w:fill="F7CAAC" w:themeFill="accent2" w:themeFillTint="66"/>
+          </w:tcPr>
+          <w:p>
+            <w:pPr>
+              <w:rPr>
+                <w:lang w:val="en-US"/>
+              </w:rPr>
+            </w:pPr>
+            <w:r>
+              <w:rPr>
+                <w:lang w:val="en-US"/>
+              </w:rPr>
+              <w:t>0</w:t>
+            </w:r>
+          </w:p>
+        </w:tc>
+        <w:tc>
+          <w:tcPr>
+            <w:tcW w:w="517" w:type="dxa"/>
+            <w:shd w:val="clear" w:color="auto" w:fill="F7CAAC" w:themeFill="accent2" w:themeFillTint="66"/>
+          </w:tcPr>
+          <w:p>
+            <w:pPr>
+              <w:rPr>
+                <w:lang w:val="en-US"/>
+              </w:rPr>
+            </w:pPr>
+            <w:r>
+              <w:rPr>
+                <w:lang w:val="en-US"/>
+              </w:rPr>
+              <w:t>0</w:t>
+            </w:r>
+          </w:p>
+        </w:tc>
+        <w:tc>
+          <w:tcPr>
+            <w:tcW w:w="517" w:type="dxa"/>
+            <w:shd w:val="clear" w:color="auto" w:fill="F7CAAC" w:themeFill="accent2" w:themeFillTint="66"/>
+          </w:tcPr>
+          <w:p>
+            <w:pPr>
+              <w:rPr>
+                <w:lang w:val="en-US"/>
+              </w:rPr>
+            </w:pPr>
+            <w:r>
+              <w:rPr>
+                <w:lang w:val="en-US"/>
+              </w:rPr>
+              <w:t>0</w:t>
+            </w:r>
+          </w:p>
+        </w:tc>
+        <w:tc>
+          <w:tcPr>
+            <w:tcW w:w="517" w:type="dxa"/>
+            <w:shd w:val="clear" w:color="auto" w:fill="F7CAAC" w:themeFill="accent2" w:themeFillTint="66"/>
+          </w:tcPr>
+          <w:p>
+            <w:pPr>
+              <w:rPr>
+                <w:lang w:val="en-US"/>
+              </w:rPr>
+            </w:pPr>
+            <w:r>
+              <w:rPr>
+                <w:lang w:val="en-US"/>
+              </w:rPr>
+              <w:t>0</w:t>
+            </w:r>
+          </w:p>
+        </w:tc>
+      </w:tr>
+      <w:tr>
+        <w:tc>
+          <w:tcPr>
+            <w:tcW w:w="449" w:type="dxa"/>
+          </w:tcPr>
+          <w:p>
+            <w:pPr>
+              <w:rPr>
+                <w:lang w:val="en-US"/>
+              </w:rPr>
+            </w:pPr>
+            <w:r>
+              <w:rPr>
+                <w:lang w:val="en-US"/>
+              </w:rPr>
+              <w:t>1</w:t>
+            </w:r>
+          </w:p>
+        </w:tc>
+        <w:tc>
+          <w:tcPr>
+            <w:tcW w:w="448" w:type="dxa"/>
+          </w:tcPr>
+          <w:p>
+            <w:pPr>
+              <w:rPr>
+                <w:lang w:val="en-US"/>
+              </w:rPr>
+            </w:pPr>
+            <w:r>
+              <w:rPr>
+                <w:lang w:val="en-US"/>
+              </w:rPr>
+              <w:t>0</w:t>
+            </w:r>
+          </w:p>
+        </w:tc>
+        <w:tc>
+          <w:tcPr>
+            <w:tcW w:w="448" w:type="dxa"/>
+          </w:tcPr>
+          <w:p>
+            <w:pPr>
+              <w:rPr>
+                <w:lang w:val="en-US"/>
+              </w:rPr>
+            </w:pPr>
+            <w:r>
+              <w:rPr>
+                <w:lang w:val="en-US"/>
+              </w:rPr>
+              <w:t>0</w:t>
+            </w:r>
+          </w:p>
+        </w:tc>
+        <w:tc>
+          <w:tcPr>
+            <w:tcW w:w="448" w:type="dxa"/>
+          </w:tcPr>
+          <w:p>
+            <w:pPr>
+              <w:rPr>
+                <w:lang w:val="en-US"/>
+              </w:rPr>
+            </w:pPr>
+            <w:r>
+              <w:rPr>
+                <w:lang w:val="en-US"/>
+              </w:rPr>
+              <w:t>0</w:t>
+            </w:r>
+          </w:p>
+        </w:tc>
+        <w:tc>
+          <w:tcPr>
+            <w:tcW w:w="445" w:type="dxa"/>
+            <w:shd w:val="clear" w:color="auto" w:fill="F7CAAC" w:themeFill="accent2" w:themeFillTint="66"/>
+          </w:tcPr>
+          <w:p>
+            <w:pPr>
+              <w:rPr>
+                <w:lang w:val="en-US"/>
+              </w:rPr>
+            </w:pPr>
+            <w:r>
+              <w:rPr>
+                <w:lang w:val="en-US"/>
+              </w:rPr>
+              <w:t>0</w:t>
+            </w:r>
+          </w:p>
+        </w:tc>
+        <w:tc>
+          <w:tcPr>
+            <w:tcW w:w="445" w:type="dxa"/>
+            <w:shd w:val="clear" w:color="auto" w:fill="F7CAAC" w:themeFill="accent2" w:themeFillTint="66"/>
+          </w:tcPr>
+          <w:p>
+            <w:pPr>
+              <w:rPr>
+                <w:lang w:val="en-US"/>
+              </w:rPr>
+            </w:pPr>
+            <w:r>
+              <w:rPr>
+                <w:lang w:val="en-US"/>
+              </w:rPr>
+              <w:t>0</w:t>
+            </w:r>
+          </w:p>
+        </w:tc>
+        <w:tc>
+          <w:tcPr>
+            <w:tcW w:w="445" w:type="dxa"/>
+            <w:shd w:val="clear" w:color="auto" w:fill="F7CAAC" w:themeFill="accent2" w:themeFillTint="66"/>
+          </w:tcPr>
+          <w:p>
+            <w:pPr>
+              <w:rPr>
+                <w:lang w:val="en-US"/>
+              </w:rPr>
+            </w:pPr>
+            <w:r>
+              <w:rPr>
+                <w:lang w:val="en-US"/>
+              </w:rPr>
+              <w:t>0</w:t>
+            </w:r>
+          </w:p>
+        </w:tc>
+        <w:tc>
+          <w:tcPr>
+            <w:tcW w:w="445" w:type="dxa"/>
+            <w:shd w:val="clear" w:color="auto" w:fill="F7CAAC" w:themeFill="accent2" w:themeFillTint="66"/>
+          </w:tcPr>
+          <w:p>
+            <w:pPr>
+              <w:rPr>
+                <w:lang w:val="en-US"/>
+              </w:rPr>
+            </w:pPr>
+            <w:r>
+              <w:rPr>
+                <w:lang w:val="en-US"/>
+              </w:rPr>
+              <w:t>0</w:t>
+            </w:r>
+          </w:p>
+        </w:tc>
+        <w:tc>
+          <w:tcPr>
+            <w:tcW w:w="445" w:type="dxa"/>
+            <w:shd w:val="clear" w:color="auto" w:fill="F7CAAC" w:themeFill="accent2" w:themeFillTint="66"/>
+          </w:tcPr>
+          <w:p>
+            <w:pPr>
+              <w:rPr>
+                <w:lang w:val="en-US"/>
+              </w:rPr>
+            </w:pPr>
+            <w:r>
+              <w:rPr>
+                <w:lang w:val="en-US"/>
+              </w:rPr>
+              <w:t>0</w:t>
+            </w:r>
+          </w:p>
+        </w:tc>
+        <w:tc>
+          <w:tcPr>
+            <w:tcW w:w="445" w:type="dxa"/>
+            <w:shd w:val="clear" w:color="auto" w:fill="F7CAAC" w:themeFill="accent2" w:themeFillTint="66"/>
+          </w:tcPr>
+          <w:p>
+            <w:pPr>
+              <w:rPr>
+                <w:lang w:val="en-US"/>
+              </w:rPr>
+            </w:pPr>
+            <w:r>
+              <w:rPr>
+                <w:lang w:val="en-US"/>
+              </w:rPr>
+              <w:t>0</w:t>
+            </w:r>
+          </w:p>
+        </w:tc>
+        <w:tc>
+          <w:tcPr>
+            <w:tcW w:w="445" w:type="dxa"/>
+            <w:shd w:val="clear" w:color="auto" w:fill="F7CAAC" w:themeFill="accent2" w:themeFillTint="66"/>
+          </w:tcPr>
+          <w:p>
+            <w:pPr>
+              <w:rPr>
+                <w:lang w:val="en-US"/>
+              </w:rPr>
+            </w:pPr>
+            <w:r>
+              <w:rPr>
+                <w:lang w:val="en-US"/>
+              </w:rPr>
+              <w:t>0</w:t>
+            </w:r>
+          </w:p>
+        </w:tc>
+        <w:tc>
+          <w:tcPr>
+            <w:tcW w:w="445" w:type="dxa"/>
+            <w:shd w:val="clear" w:color="auto" w:fill="F7CAAC" w:themeFill="accent2" w:themeFillTint="66"/>
+          </w:tcPr>
+          <w:p>
+            <w:pPr>
+              <w:rPr>
+                <w:lang w:val="en-US"/>
+              </w:rPr>
+            </w:pPr>
+            <w:r>
+              <w:rPr>
+                <w:lang w:val="en-US"/>
+              </w:rPr>
+              <w:t>0</w:t>
+            </w:r>
+          </w:p>
+        </w:tc>
+        <w:tc>
+          <w:tcPr>
+            <w:tcW w:w="445" w:type="dxa"/>
+            <w:shd w:val="clear" w:color="auto" w:fill="00B050"/>
+          </w:tcPr>
+          <w:p>
+            <w:pPr>
+              <w:rPr>
+                <w:lang w:val="en-US"/>
+              </w:rPr>
+            </w:pPr>
+            <w:r>
+              <w:rPr>
+                <w:lang w:val="en-US"/>
+              </w:rPr>
+              <w:t>1</w:t>
+            </w:r>
+          </w:p>
+        </w:tc>
+        <w:tc>
+          <w:tcPr>
+            <w:tcW w:w="445" w:type="dxa"/>
+            <w:shd w:val="clear" w:color="auto" w:fill="F7CAAC" w:themeFill="accent2" w:themeFillTint="66"/>
+          </w:tcPr>
+          <w:p>
+            <w:pPr>
+              <w:rPr>
+                <w:lang w:val="en-US"/>
+              </w:rPr>
+            </w:pPr>
+            <w:r>
+              <w:rPr>
+                <w:lang w:val="en-US"/>
+              </w:rPr>
+              <w:t>0</w:t>
+            </w:r>
+          </w:p>
+        </w:tc>
+        <w:tc>
+          <w:tcPr>
+            <w:tcW w:w="517" w:type="dxa"/>
+            <w:shd w:val="clear" w:color="auto" w:fill="F7CAAC" w:themeFill="accent2" w:themeFillTint="66"/>
+          </w:tcPr>
+          <w:p>
+            <w:pPr>
+              <w:rPr>
+                <w:lang w:val="en-US"/>
+              </w:rPr>
+            </w:pPr>
+            <w:r>
+              <w:rPr>
+                <w:lang w:val="en-US"/>
+              </w:rPr>
+              <w:t>0</w:t>
+            </w:r>
+          </w:p>
+        </w:tc>
+        <w:tc>
+          <w:tcPr>
+            <w:tcW w:w="517" w:type="dxa"/>
+            <w:shd w:val="clear" w:color="auto" w:fill="F7CAAC" w:themeFill="accent2" w:themeFillTint="66"/>
+          </w:tcPr>
+          <w:p>
+            <w:pPr>
+              <w:rPr>
+                <w:lang w:val="en-US"/>
+              </w:rPr>
+            </w:pPr>
+            <w:r>
+              <w:rPr>
+                <w:lang w:val="en-US"/>
+              </w:rPr>
+              <w:t>0</w:t>
+            </w:r>
+          </w:p>
+        </w:tc>
+        <w:tc>
+          <w:tcPr>
+            <w:tcW w:w="517" w:type="dxa"/>
+            <w:shd w:val="clear" w:color="auto" w:fill="F7CAAC" w:themeFill="accent2" w:themeFillTint="66"/>
+          </w:tcPr>
+          <w:p>
+            <w:pPr>
+              <w:rPr>
+                <w:lang w:val="en-US"/>
+              </w:rPr>
+            </w:pPr>
+            <w:r>
+              <w:rPr>
+                <w:lang w:val="en-US"/>
+              </w:rPr>
+              <w:t>0</w:t>
+            </w:r>
+          </w:p>
+        </w:tc>
+        <w:tc>
+          <w:tcPr>
+            <w:tcW w:w="517" w:type="dxa"/>
+            <w:shd w:val="clear" w:color="auto" w:fill="F7CAAC" w:themeFill="accent2" w:themeFillTint="66"/>
+          </w:tcPr>
+          <w:p>
+            <w:pPr>
+              <w:rPr>
+                <w:lang w:val="en-US"/>
+              </w:rPr>
+            </w:pPr>
+            <w:r>
+              <w:rPr>
+                <w:lang w:val="en-US"/>
+              </w:rPr>
+              <w:t>0</w:t>
+            </w:r>
+          </w:p>
+        </w:tc>
+        <w:tc>
+          <w:tcPr>
+            <w:tcW w:w="517" w:type="dxa"/>
+            <w:shd w:val="clear" w:color="auto" w:fill="F7CAAC" w:themeFill="accent2" w:themeFillTint="66"/>
+          </w:tcPr>
+          <w:p>
+            <w:pPr>
+              <w:rPr>
+                <w:lang w:val="en-US"/>
+              </w:rPr>
+            </w:pPr>
+            <w:r>
+              <w:rPr>
+                <w:lang w:val="en-US"/>
+              </w:rPr>
+              <w:t>0</w:t>
+            </w:r>
+          </w:p>
+        </w:tc>
+        <w:tc>
+          <w:tcPr>
+            <w:tcW w:w="517" w:type="dxa"/>
+            <w:shd w:val="clear" w:color="auto" w:fill="F7CAAC" w:themeFill="accent2" w:themeFillTint="66"/>
+          </w:tcPr>
+          <w:p>
+            <w:pPr>
+              <w:rPr>
+                <w:lang w:val="en-US"/>
+              </w:rPr>
+            </w:pPr>
+            <w:r>
+              <w:rPr>
+                <w:lang w:val="en-US"/>
+              </w:rPr>
+              <w:t>0</w:t>
+            </w:r>
+          </w:p>
+        </w:tc>
+      </w:tr>
+      <w:tr>
+        <w:tc>
+          <w:tcPr>
+            <w:tcW w:w="449" w:type="dxa"/>
+          </w:tcPr>
+          <w:p>
+            <w:pPr>
+              <w:rPr>
+                <w:lang w:val="en-US"/>
+              </w:rPr>
+            </w:pPr>
+            <w:r>
+              <w:rPr>
+                <w:lang w:val="en-US"/>
+              </w:rPr>
+              <w:t>1</w:t>
+            </w:r>
+          </w:p>
+        </w:tc>
+        <w:tc>
+          <w:tcPr>
+            <w:tcW w:w="448" w:type="dxa"/>
+          </w:tcPr>
+          <w:p>
+            <w:pPr>
+              <w:rPr>
+                <w:lang w:val="en-US"/>
+              </w:rPr>
+            </w:pPr>
+            <w:r>
+              <w:rPr>
+                <w:lang w:val="en-US"/>
+              </w:rPr>
+              <w:t>0</w:t>
+            </w:r>
+          </w:p>
+        </w:tc>
+        <w:tc>
+          <w:tcPr>
+            <w:tcW w:w="448" w:type="dxa"/>
+          </w:tcPr>
+          <w:p>
+            <w:pPr>
+              <w:rPr>
+                <w:lang w:val="en-US"/>
+              </w:rPr>
+            </w:pPr>
+            <w:r>
+              <w:rPr>
+                <w:lang w:val="en-US"/>
+              </w:rPr>
+              <w:t>0</w:t>
+            </w:r>
+          </w:p>
+        </w:tc>
+        <w:tc>
+          <w:tcPr>
+            <w:tcW w:w="448" w:type="dxa"/>
+          </w:tcPr>
+          <w:p>
+            <w:pPr>
+              <w:rPr>
+                <w:lang w:val="en-US"/>
+              </w:rPr>
+            </w:pPr>
+            <w:r>
+              <w:rPr>
+                <w:lang w:val="en-US"/>
+              </w:rPr>
+              <w:t>1</w:t>
+            </w:r>
+          </w:p>
+        </w:tc>
+        <w:tc>
+          <w:tcPr>
+            <w:tcW w:w="445" w:type="dxa"/>
+            <w:shd w:val="clear" w:color="auto" w:fill="F7CAAC" w:themeFill="accent2" w:themeFillTint="66"/>
+          </w:tcPr>
+          <w:p>
+            <w:pPr>
+              <w:rPr>
+                <w:lang w:val="en-US"/>
+              </w:rPr>
+            </w:pPr>
+            <w:r>
+              <w:rPr>
+                <w:lang w:val="en-US"/>
+              </w:rPr>
+              <w:t>0</w:t>
+            </w:r>
+          </w:p>
+        </w:tc>
+        <w:tc>
+          <w:tcPr>
+            <w:tcW w:w="445" w:type="dxa"/>
+            <w:shd w:val="clear" w:color="auto" w:fill="F7CAAC" w:themeFill="accent2" w:themeFillTint="66"/>
+          </w:tcPr>
+          <w:p>
+            <w:pPr>
+              <w:rPr>
+                <w:lang w:val="en-US"/>
+              </w:rPr>
+            </w:pPr>
+            <w:r>
+              <w:rPr>
+                <w:lang w:val="en-US"/>
+              </w:rPr>
+              <w:t>0</w:t>
+            </w:r>
+          </w:p>
+        </w:tc>
+        <w:tc>
+          <w:tcPr>
+            <w:tcW w:w="445" w:type="dxa"/>
+            <w:shd w:val="clear" w:color="auto" w:fill="F7CAAC" w:themeFill="accent2" w:themeFillTint="66"/>
+          </w:tcPr>
+          <w:p>
+            <w:pPr>
+              <w:rPr>
+                <w:lang w:val="en-US"/>
+              </w:rPr>
+            </w:pPr>
+            <w:r>
+              <w:rPr>
+                <w:lang w:val="en-US"/>
+              </w:rPr>
+              <w:t>0</w:t>
+            </w:r>
+          </w:p>
+        </w:tc>
+        <w:tc>
+          <w:tcPr>
+            <w:tcW w:w="445" w:type="dxa"/>
+            <w:shd w:val="clear" w:color="auto" w:fill="F7CAAC" w:themeFill="accent2" w:themeFillTint="66"/>
+          </w:tcPr>
+          <w:p>
+            <w:pPr>
+              <w:rPr>
+                <w:lang w:val="en-US"/>
+              </w:rPr>
+            </w:pPr>
+            <w:r>
+              <w:rPr>
+                <w:lang w:val="en-US"/>
+              </w:rPr>
+              <w:t>0</w:t>
+            </w:r>
+          </w:p>
+        </w:tc>
+        <w:tc>
+          <w:tcPr>
+            <w:tcW w:w="445" w:type="dxa"/>
+            <w:shd w:val="clear" w:color="auto" w:fill="F7CAAC" w:themeFill="accent2" w:themeFillTint="66"/>
+          </w:tcPr>
+          <w:p>
+            <w:pPr>
+              <w:rPr>
+                <w:lang w:val="en-US"/>
+              </w:rPr>
+            </w:pPr>
+            <w:r>
+              <w:rPr>
+                <w:lang w:val="en-US"/>
+              </w:rPr>
+              <w:t>0</w:t>
+            </w:r>
+          </w:p>
+        </w:tc>
+        <w:tc>
+          <w:tcPr>
+            <w:tcW w:w="445" w:type="dxa"/>
+            <w:shd w:val="clear" w:color="auto" w:fill="F7CAAC" w:themeFill="accent2" w:themeFillTint="66"/>
+          </w:tcPr>
+          <w:p>
+            <w:pPr>
+              <w:rPr>
+                <w:lang w:val="en-US"/>
+              </w:rPr>
+            </w:pPr>
+            <w:r>
+              <w:rPr>
+                <w:lang w:val="en-US"/>
+              </w:rPr>
+              <w:t>0</w:t>
+            </w:r>
+          </w:p>
+        </w:tc>
+        <w:tc>
+          <w:tcPr>
+            <w:tcW w:w="445" w:type="dxa"/>
+            <w:shd w:val="clear" w:color="auto" w:fill="F7CAAC" w:themeFill="accent2" w:themeFillTint="66"/>
+          </w:tcPr>
+          <w:p>
+            <w:pPr>
+              <w:rPr>
+                <w:lang w:val="en-US"/>
+              </w:rPr>
+            </w:pPr>
+            <w:r>
+              <w:rPr>
+                <w:lang w:val="en-US"/>
+              </w:rPr>
+              <w:t>0</w:t>
+            </w:r>
+          </w:p>
+        </w:tc>
+        <w:tc>
+          <w:tcPr>
+            <w:tcW w:w="445" w:type="dxa"/>
+            <w:shd w:val="clear" w:color="auto" w:fill="F7CAAC" w:themeFill="accent2" w:themeFillTint="66"/>
+          </w:tcPr>
+          <w:p>
+            <w:pPr>
+              <w:rPr>
+                <w:lang w:val="en-US"/>
+              </w:rPr>
+            </w:pPr>
+            <w:r>
+              <w:rPr>
+                <w:lang w:val="en-US"/>
+              </w:rPr>
+              <w:t>0</w:t>
+            </w:r>
+          </w:p>
+        </w:tc>
+        <w:tc>
+          <w:tcPr>
+            <w:tcW w:w="445" w:type="dxa"/>
+            <w:shd w:val="clear" w:color="auto" w:fill="F7CAAC" w:themeFill="accent2" w:themeFillTint="66"/>
+          </w:tcPr>
+          <w:p>
+            <w:pPr>
+              <w:rPr>
+                <w:lang w:val="en-US"/>
+              </w:rPr>
+            </w:pPr>
+            <w:r>
+              <w:rPr>
+                <w:lang w:val="en-US"/>
+              </w:rPr>
+              <w:t>0</w:t>
+            </w:r>
+          </w:p>
+        </w:tc>
+        <w:tc>
+          <w:tcPr>
+            <w:tcW w:w="445" w:type="dxa"/>
+            <w:shd w:val="clear" w:color="auto" w:fill="00B050"/>
+          </w:tcPr>
+          <w:p>
+            <w:pPr>
+              <w:rPr>
+                <w:lang w:val="en-US"/>
+              </w:rPr>
+            </w:pPr>
+            <w:r>
+              <w:rPr>
+                <w:lang w:val="en-US"/>
+              </w:rPr>
+              <w:t>1</w:t>
+            </w:r>
+          </w:p>
+        </w:tc>
+        <w:tc>
+          <w:tcPr>
+            <w:tcW w:w="517" w:type="dxa"/>
+            <w:shd w:val="clear" w:color="auto" w:fill="F7CAAC" w:themeFill="accent2" w:themeFillTint="66"/>
+          </w:tcPr>
+          <w:p>
+            <w:pPr>
+              <w:rPr>
+                <w:lang w:val="en-US"/>
+              </w:rPr>
+            </w:pPr>
+            <w:r>
+              <w:rPr>
+                <w:lang w:val="en-US"/>
+              </w:rPr>
+              <w:t>0</w:t>
+            </w:r>
+          </w:p>
+        </w:tc>
+        <w:tc>
+          <w:tcPr>
+            <w:tcW w:w="517" w:type="dxa"/>
+            <w:shd w:val="clear" w:color="auto" w:fill="F7CAAC" w:themeFill="accent2" w:themeFillTint="66"/>
+          </w:tcPr>
+          <w:p>
+            <w:pPr>
+              <w:rPr>
+                <w:lang w:val="en-US"/>
+              </w:rPr>
+            </w:pPr>
+            <w:r>
+              <w:rPr>
+                <w:lang w:val="en-US"/>
+              </w:rPr>
+              <w:t>0</w:t>
+            </w:r>
+          </w:p>
+        </w:tc>
+        <w:tc>
+          <w:tcPr>
+            <w:tcW w:w="517" w:type="dxa"/>
+            <w:shd w:val="clear" w:color="auto" w:fill="F7CAAC" w:themeFill="accent2" w:themeFillTint="66"/>
+          </w:tcPr>
+          <w:p>
+            <w:pPr>
+              <w:rPr>
+                <w:lang w:val="en-US"/>
+              </w:rPr>
+            </w:pPr>
+            <w:r>
+              <w:rPr>
+                <w:lang w:val="en-US"/>
+              </w:rPr>
+              <w:t>0</w:t>
+            </w:r>
+          </w:p>
+        </w:tc>
+        <w:tc>
+          <w:tcPr>
+            <w:tcW w:w="517" w:type="dxa"/>
+            <w:shd w:val="clear" w:color="auto" w:fill="F7CAAC" w:themeFill="accent2" w:themeFillTint="66"/>
+          </w:tcPr>
+          <w:p>
+            <w:pPr>
+              <w:rPr>
+                <w:lang w:val="en-US"/>
+              </w:rPr>
+            </w:pPr>
+            <w:r>
+              <w:rPr>
+                <w:lang w:val="en-US"/>
+              </w:rPr>
+              <w:t>0</w:t>
+            </w:r>
+          </w:p>
+        </w:tc>
+        <w:tc>
+          <w:tcPr>
+            <w:tcW w:w="517" w:type="dxa"/>
+            <w:shd w:val="clear" w:color="auto" w:fill="F7CAAC" w:themeFill="accent2" w:themeFillTint="66"/>
+          </w:tcPr>
+          <w:p>
+            <w:pPr>
+              <w:rPr>
+                <w:lang w:val="en-US"/>
+              </w:rPr>
+            </w:pPr>
+            <w:r>
+              <w:rPr>
+                <w:lang w:val="en-US"/>
+              </w:rPr>
+              <w:t>0</w:t>
+            </w:r>
+          </w:p>
+        </w:tc>
+        <w:tc>
+          <w:tcPr>
+            <w:tcW w:w="517" w:type="dxa"/>
+            <w:shd w:val="clear" w:color="auto" w:fill="F7CAAC" w:themeFill="accent2" w:themeFillTint="66"/>
+          </w:tcPr>
+          <w:p>
+            <w:pPr>
+              <w:rPr>
+                <w:lang w:val="en-US"/>
+              </w:rPr>
+            </w:pPr>
+            <w:r>
+              <w:rPr>
+                <w:lang w:val="en-US"/>
+              </w:rPr>
+              <w:t>0</w:t>
+            </w:r>
+          </w:p>
+        </w:tc>
+      </w:tr>
+      <w:tr>
+        <w:tc>
+          <w:tcPr>
+            <w:tcW w:w="449" w:type="dxa"/>
+          </w:tcPr>
+          <w:p>
+            <w:pPr>
+              <w:rPr>
+                <w:lang w:val="en-US"/>
+              </w:rPr>
+            </w:pPr>
+            <w:r>
+              <w:rPr>
+                <w:lang w:val="en-US"/>
+              </w:rPr>
+              <w:t>1</w:t>
+            </w:r>
+          </w:p>
+        </w:tc>
+        <w:tc>
+          <w:tcPr>
+            <w:tcW w:w="448" w:type="dxa"/>
+          </w:tcPr>
+          <w:p>
+            <w:pPr>
+              <w:rPr>
+                <w:lang w:val="en-US"/>
+              </w:rPr>
+            </w:pPr>
+            <w:r>
+              <w:rPr>
+                <w:lang w:val="en-US"/>
+              </w:rPr>
+              <w:t>0</w:t>
+            </w:r>
+          </w:p>
+        </w:tc>
+        <w:tc>
+          <w:tcPr>
+            <w:tcW w:w="448" w:type="dxa"/>
+          </w:tcPr>
+          <w:p>
+            <w:pPr>
+              <w:rPr>
+                <w:lang w:val="en-US"/>
+              </w:rPr>
+            </w:pPr>
+            <w:r>
+              <w:rPr>
+                <w:lang w:val="en-US"/>
+              </w:rPr>
+              <w:t>1</w:t>
+            </w:r>
+          </w:p>
+        </w:tc>
+        <w:tc>
+          <w:tcPr>
+            <w:tcW w:w="448" w:type="dxa"/>
+          </w:tcPr>
+          <w:p>
+            <w:pPr>
+              <w:rPr>
+                <w:lang w:val="en-US"/>
+              </w:rPr>
+            </w:pPr>
+            <w:r>
+              <w:rPr>
+                <w:lang w:val="en-US"/>
+              </w:rPr>
+              <w:t>0</w:t>
+            </w:r>
+          </w:p>
+        </w:tc>
+        <w:tc>
+          <w:tcPr>
+            <w:tcW w:w="445" w:type="dxa"/>
+            <w:shd w:val="clear" w:color="auto" w:fill="F7CAAC" w:themeFill="accent2" w:themeFillTint="66"/>
+          </w:tcPr>
+          <w:p>
+            <w:pPr>
+              <w:rPr>
+                <w:lang w:val="en-US"/>
+              </w:rPr>
+            </w:pPr>
+            <w:r>
+              <w:rPr>
+                <w:lang w:val="en-US"/>
+              </w:rPr>
+              <w:t>0</w:t>
+            </w:r>
+          </w:p>
+        </w:tc>
+        <w:tc>
+          <w:tcPr>
+            <w:tcW w:w="445" w:type="dxa"/>
+            <w:shd w:val="clear" w:color="auto" w:fill="F7CAAC" w:themeFill="accent2" w:themeFillTint="66"/>
+          </w:tcPr>
+          <w:p>
+            <w:pPr>
+              <w:rPr>
+                <w:lang w:val="en-US"/>
+              </w:rPr>
+            </w:pPr>
+            <w:r>
+              <w:rPr>
+                <w:lang w:val="en-US"/>
+              </w:rPr>
+              <w:t>0</w:t>
+            </w:r>
+          </w:p>
+        </w:tc>
+        <w:tc>
+          <w:tcPr>
+            <w:tcW w:w="445" w:type="dxa"/>
+            <w:shd w:val="clear" w:color="auto" w:fill="F7CAAC" w:themeFill="accent2" w:themeFillTint="66"/>
+          </w:tcPr>
+          <w:p>
+            <w:pPr>
+              <w:rPr>
+                <w:lang w:val="en-US"/>
+              </w:rPr>
+            </w:pPr>
+            <w:r>
+              <w:rPr>
+                <w:lang w:val="en-US"/>
+              </w:rPr>
+              <w:t>0</w:t>
+            </w:r>
+          </w:p>
+        </w:tc>
+        <w:tc>
+          <w:tcPr>
+            <w:tcW w:w="445" w:type="dxa"/>
+            <w:shd w:val="clear" w:color="auto" w:fill="F7CAAC" w:themeFill="accent2" w:themeFillTint="66"/>
+          </w:tcPr>
+          <w:p>
+            <w:pPr>
+              <w:rPr>
+                <w:lang w:val="en-US"/>
+              </w:rPr>
+            </w:pPr>
+            <w:r>
+              <w:rPr>
+                <w:lang w:val="en-US"/>
+              </w:rPr>
+              <w:t>0</w:t>
+            </w:r>
+          </w:p>
+        </w:tc>
+        <w:tc>
+          <w:tcPr>
+            <w:tcW w:w="445" w:type="dxa"/>
+            <w:shd w:val="clear" w:color="auto" w:fill="F7CAAC" w:themeFill="accent2" w:themeFillTint="66"/>
+          </w:tcPr>
+          <w:p>
+            <w:pPr>
+              <w:rPr>
+                <w:lang w:val="en-US"/>
+              </w:rPr>
+            </w:pPr>
+            <w:r>
+              <w:rPr>
+                <w:lang w:val="en-US"/>
+              </w:rPr>
+              <w:t>0</w:t>
+            </w:r>
+          </w:p>
+        </w:tc>
+        <w:tc>
+          <w:tcPr>
+            <w:tcW w:w="445" w:type="dxa"/>
+            <w:shd w:val="clear" w:color="auto" w:fill="F7CAAC" w:themeFill="accent2" w:themeFillTint="66"/>
+          </w:tcPr>
+          <w:p>
+            <w:pPr>
+              <w:rPr>
+                <w:lang w:val="en-US"/>
+              </w:rPr>
+            </w:pPr>
+            <w:r>
+              <w:rPr>
+                <w:lang w:val="en-US"/>
+              </w:rPr>
+              <w:t>0</w:t>
+            </w:r>
+          </w:p>
+        </w:tc>
+        <w:tc>
+          <w:tcPr>
+            <w:tcW w:w="445" w:type="dxa"/>
+            <w:shd w:val="clear" w:color="auto" w:fill="F7CAAC" w:themeFill="accent2" w:themeFillTint="66"/>
+          </w:tcPr>
+          <w:p>
+            <w:pPr>
+              <w:rPr>
+                <w:lang w:val="en-US"/>
+              </w:rPr>
+            </w:pPr>
+            <w:r>
+              <w:rPr>
+                <w:lang w:val="en-US"/>
+              </w:rPr>
+              <w:t>0</w:t>
+            </w:r>
+          </w:p>
+        </w:tc>
+        <w:tc>
+          <w:tcPr>
+            <w:tcW w:w="445" w:type="dxa"/>
+            <w:shd w:val="clear" w:color="auto" w:fill="F7CAAC" w:themeFill="accent2" w:themeFillTint="66"/>
+          </w:tcPr>
+          <w:p>
+            <w:pPr>
+              <w:rPr>
+                <w:lang w:val="en-US"/>
+              </w:rPr>
+            </w:pPr>
+            <w:r>
+              <w:rPr>
+                <w:lang w:val="en-US"/>
+              </w:rPr>
+              <w:t>0</w:t>
+            </w:r>
+          </w:p>
+        </w:tc>
+        <w:tc>
+          <w:tcPr>
+            <w:tcW w:w="445" w:type="dxa"/>
+            <w:shd w:val="clear" w:color="auto" w:fill="F7CAAC" w:themeFill="accent2" w:themeFillTint="66"/>
+          </w:tcPr>
+          <w:p>
+            <w:pPr>
+              <w:rPr>
+                <w:lang w:val="en-US"/>
+              </w:rPr>
+            </w:pPr>
+            <w:r>
+              <w:rPr>
+                <w:lang w:val="en-US"/>
+              </w:rPr>
+              <w:t>0</w:t>
+            </w:r>
+          </w:p>
+        </w:tc>
+        <w:tc>
+          <w:tcPr>
+            <w:tcW w:w="445" w:type="dxa"/>
+            <w:shd w:val="clear" w:color="auto" w:fill="F7CAAC" w:themeFill="accent2" w:themeFillTint="66"/>
+          </w:tcPr>
+          <w:p>
+            <w:pPr>
+              <w:rPr>
+                <w:lang w:val="en-US"/>
+              </w:rPr>
+            </w:pPr>
+            <w:r>
+              <w:rPr>
+                <w:lang w:val="en-US"/>
+              </w:rPr>
+              <w:t>0</w:t>
+            </w:r>
+          </w:p>
+        </w:tc>
+        <w:tc>
+          <w:tcPr>
+            <w:tcW w:w="517" w:type="dxa"/>
+            <w:shd w:val="clear" w:color="auto" w:fill="00B050"/>
+          </w:tcPr>
+          <w:p>
+            <w:pPr>
+              <w:rPr>
+                <w:lang w:val="en-US"/>
+              </w:rPr>
+            </w:pPr>
+            <w:r>
+              <w:rPr>
+                <w:lang w:val="en-US"/>
+              </w:rPr>
+              <w:t>1</w:t>
+            </w:r>
+          </w:p>
+        </w:tc>
+        <w:tc>
+          <w:tcPr>
+            <w:tcW w:w="517" w:type="dxa"/>
+            <w:shd w:val="clear" w:color="auto" w:fill="F7CAAC" w:themeFill="accent2" w:themeFillTint="66"/>
+          </w:tcPr>
+          <w:p>
+            <w:pPr>
+              <w:rPr>
+                <w:lang w:val="en-US"/>
+              </w:rPr>
+            </w:pPr>
+            <w:r>
+              <w:rPr>
+                <w:lang w:val="en-US"/>
+              </w:rPr>
+              <w:t>0</w:t>
+            </w:r>
+          </w:p>
+        </w:tc>
+        <w:tc>
+          <w:tcPr>
+            <w:tcW w:w="517" w:type="dxa"/>
+            <w:shd w:val="clear" w:color="auto" w:fill="F7CAAC" w:themeFill="accent2" w:themeFillTint="66"/>
+          </w:tcPr>
+          <w:p>
+            <w:pPr>
+              <w:rPr>
+                <w:lang w:val="en-US"/>
+              </w:rPr>
+            </w:pPr>
+            <w:r>
+              <w:rPr>
+                <w:lang w:val="en-US"/>
+              </w:rPr>
+              <w:t>0</w:t>
+            </w:r>
+          </w:p>
+        </w:tc>
+        <w:tc>
+          <w:tcPr>
+            <w:tcW w:w="517" w:type="dxa"/>
+            <w:shd w:val="clear" w:color="auto" w:fill="F7CAAC" w:themeFill="accent2" w:themeFillTint="66"/>
+          </w:tcPr>
+          <w:p>
+            <w:pPr>
+              <w:rPr>
+                <w:lang w:val="en-US"/>
+              </w:rPr>
+            </w:pPr>
+            <w:r>
+              <w:rPr>
+                <w:lang w:val="en-US"/>
+              </w:rPr>
+              <w:t>0</w:t>
+            </w:r>
+          </w:p>
+        </w:tc>
+        <w:tc>
+          <w:tcPr>
+            <w:tcW w:w="517" w:type="dxa"/>
+            <w:shd w:val="clear" w:color="auto" w:fill="F7CAAC" w:themeFill="accent2" w:themeFillTint="66"/>
+          </w:tcPr>
+          <w:p>
+            <w:pPr>
+              <w:rPr>
+                <w:lang w:val="en-US"/>
+              </w:rPr>
+            </w:pPr>
+            <w:r>
+              <w:rPr>
+                <w:lang w:val="en-US"/>
+              </w:rPr>
+              <w:t>0</w:t>
+            </w:r>
+          </w:p>
+        </w:tc>
+        <w:tc>
+          <w:tcPr>
+            <w:tcW w:w="517" w:type="dxa"/>
+            <w:shd w:val="clear" w:color="auto" w:fill="F7CAAC" w:themeFill="accent2" w:themeFillTint="66"/>
+          </w:tcPr>
+          <w:p>
+            <w:pPr>
+              <w:rPr>
+                <w:lang w:val="en-US"/>
+              </w:rPr>
+            </w:pPr>
+            <w:r>
+              <w:rPr>
+                <w:lang w:val="en-US"/>
+              </w:rPr>
+              <w:t>0</w:t>
+            </w:r>
+          </w:p>
+        </w:tc>
+      </w:tr>
+      <w:tr>
+        <w:tc>
+          <w:tcPr>
+            <w:tcW w:w="449" w:type="dxa"/>
+          </w:tcPr>
+          <w:p>
+            <w:pPr>
+              <w:rPr>
+                <w:lang w:val="en-US"/>
+              </w:rPr>
+            </w:pPr>
+            <w:r>
+              <w:rPr>
+                <w:lang w:val="en-US"/>
+              </w:rPr>
+              <w:t>1</w:t>
+            </w:r>
+          </w:p>
+        </w:tc>
+        <w:tc>
+          <w:tcPr>
+            <w:tcW w:w="448" w:type="dxa"/>
+          </w:tcPr>
+          <w:p>
+            <w:pPr>
+              <w:rPr>
+                <w:lang w:val="en-US"/>
+              </w:rPr>
+            </w:pPr>
+            <w:r>
+              <w:rPr>
+                <w:lang w:val="en-US"/>
+              </w:rPr>
+              <w:t>0</w:t>
+            </w:r>
+          </w:p>
+        </w:tc>
+        <w:tc>
+          <w:tcPr>
+            <w:tcW w:w="448" w:type="dxa"/>
+          </w:tcPr>
+          <w:p>
+            <w:pPr>
+              <w:rPr>
+                <w:lang w:val="en-US"/>
+              </w:rPr>
+            </w:pPr>
+            <w:r>
+              <w:rPr>
+                <w:lang w:val="en-US"/>
+              </w:rPr>
+              <w:t>1</w:t>
+            </w:r>
+          </w:p>
+        </w:tc>
+        <w:tc>
+          <w:tcPr>
+            <w:tcW w:w="448" w:type="dxa"/>
+          </w:tcPr>
+          <w:p>
+            <w:pPr>
+              <w:rPr>
+                <w:lang w:val="en-US"/>
+              </w:rPr>
+            </w:pPr>
+            <w:r>
+              <w:rPr>
+                <w:lang w:val="en-US"/>
+              </w:rPr>
+              <w:t>1</w:t>
+            </w:r>
+          </w:p>
+        </w:tc>
+        <w:tc>
+          <w:tcPr>
+            <w:tcW w:w="445" w:type="dxa"/>
+            <w:shd w:val="clear" w:color="auto" w:fill="F7CAAC" w:themeFill="accent2" w:themeFillTint="66"/>
+          </w:tcPr>
+          <w:p>
+            <w:pPr>
+              <w:rPr>
+                <w:lang w:val="en-US"/>
+              </w:rPr>
+            </w:pPr>
+            <w:r>
+              <w:rPr>
+                <w:lang w:val="en-US"/>
+              </w:rPr>
+              <w:t>0</w:t>
+            </w:r>
+          </w:p>
+        </w:tc>
+        <w:tc>
+          <w:tcPr>
+            <w:tcW w:w="445" w:type="dxa"/>
+            <w:shd w:val="clear" w:color="auto" w:fill="F7CAAC" w:themeFill="accent2" w:themeFillTint="66"/>
+          </w:tcPr>
+          <w:p>
+            <w:pPr>
+              <w:rPr>
+                <w:lang w:val="en-US"/>
+              </w:rPr>
+            </w:pPr>
+            <w:r>
+              <w:rPr>
+                <w:lang w:val="en-US"/>
+              </w:rPr>
+              <w:t>0</w:t>
+            </w:r>
+          </w:p>
+        </w:tc>
+        <w:tc>
+          <w:tcPr>
+            <w:tcW w:w="445" w:type="dxa"/>
+            <w:shd w:val="clear" w:color="auto" w:fill="F7CAAC" w:themeFill="accent2" w:themeFillTint="66"/>
+          </w:tcPr>
+          <w:p>
+            <w:pPr>
+              <w:rPr>
+                <w:lang w:val="en-US"/>
+              </w:rPr>
+            </w:pPr>
+            <w:r>
+              <w:rPr>
+                <w:lang w:val="en-US"/>
+              </w:rPr>
+              <w:t>0</w:t>
+            </w:r>
+          </w:p>
+        </w:tc>
+        <w:tc>
+          <w:tcPr>
+            <w:tcW w:w="445" w:type="dxa"/>
+            <w:shd w:val="clear" w:color="auto" w:fill="F7CAAC" w:themeFill="accent2" w:themeFillTint="66"/>
+          </w:tcPr>
+          <w:p>
+            <w:pPr>
+              <w:rPr>
+                <w:lang w:val="en-US"/>
+              </w:rPr>
+            </w:pPr>
+            <w:r>
+              <w:rPr>
+                <w:lang w:val="en-US"/>
+              </w:rPr>
+              <w:t>0</w:t>
+            </w:r>
+          </w:p>
+        </w:tc>
+        <w:tc>
+          <w:tcPr>
+            <w:tcW w:w="445" w:type="dxa"/>
+            <w:shd w:val="clear" w:color="auto" w:fill="F7CAAC" w:themeFill="accent2" w:themeFillTint="66"/>
+          </w:tcPr>
+          <w:p>
+            <w:pPr>
+              <w:rPr>
+                <w:lang w:val="en-US"/>
+              </w:rPr>
+            </w:pPr>
+            <w:r>
+              <w:rPr>
+                <w:lang w:val="en-US"/>
+              </w:rPr>
+              <w:t>0</w:t>
+            </w:r>
+          </w:p>
+        </w:tc>
+        <w:tc>
+          <w:tcPr>
+            <w:tcW w:w="445" w:type="dxa"/>
+            <w:shd w:val="clear" w:color="auto" w:fill="F7CAAC" w:themeFill="accent2" w:themeFillTint="66"/>
+          </w:tcPr>
+          <w:p>
+            <w:pPr>
+              <w:rPr>
+                <w:lang w:val="en-US"/>
+              </w:rPr>
+            </w:pPr>
+            <w:r>
+              <w:rPr>
+                <w:lang w:val="en-US"/>
+              </w:rPr>
+              <w:t>0</w:t>
+            </w:r>
+          </w:p>
+        </w:tc>
+        <w:tc>
+          <w:tcPr>
+            <w:tcW w:w="445" w:type="dxa"/>
+            <w:shd w:val="clear" w:color="auto" w:fill="F7CAAC" w:themeFill="accent2" w:themeFillTint="66"/>
+          </w:tcPr>
+          <w:p>
+            <w:pPr>
+              <w:rPr>
+                <w:lang w:val="en-US"/>
+              </w:rPr>
+            </w:pPr>
+            <w:r>
+              <w:rPr>
+                <w:lang w:val="en-US"/>
+              </w:rPr>
+              <w:t>0</w:t>
+            </w:r>
+          </w:p>
+        </w:tc>
+        <w:tc>
+          <w:tcPr>
+            <w:tcW w:w="445" w:type="dxa"/>
+            <w:shd w:val="clear" w:color="auto" w:fill="F7CAAC" w:themeFill="accent2" w:themeFillTint="66"/>
+          </w:tcPr>
+          <w:p>
+            <w:pPr>
+              <w:rPr>
+                <w:lang w:val="en-US"/>
+              </w:rPr>
+            </w:pPr>
+            <w:r>
+              <w:rPr>
+                <w:lang w:val="en-US"/>
+              </w:rPr>
+              <w:t>0</w:t>
+            </w:r>
+          </w:p>
+        </w:tc>
+        <w:tc>
+          <w:tcPr>
+            <w:tcW w:w="445" w:type="dxa"/>
+            <w:shd w:val="clear" w:color="auto" w:fill="F7CAAC" w:themeFill="accent2" w:themeFillTint="66"/>
+          </w:tcPr>
+          <w:p>
+            <w:pPr>
+              <w:rPr>
+                <w:lang w:val="en-US"/>
+              </w:rPr>
+            </w:pPr>
+            <w:r>
+              <w:rPr>
+                <w:lang w:val="en-US"/>
+              </w:rPr>
+              <w:t>0</w:t>
+            </w:r>
+          </w:p>
+        </w:tc>
+        <w:tc>
+          <w:tcPr>
+            <w:tcW w:w="445" w:type="dxa"/>
+            <w:shd w:val="clear" w:color="auto" w:fill="F7CAAC" w:themeFill="accent2" w:themeFillTint="66"/>
+          </w:tcPr>
+          <w:p>
+            <w:pPr>
+              <w:rPr>
+                <w:lang w:val="en-US"/>
+              </w:rPr>
+            </w:pPr>
+            <w:r>
+              <w:rPr>
+                <w:lang w:val="en-US"/>
+              </w:rPr>
+              <w:t>0</w:t>
+            </w:r>
+          </w:p>
+        </w:tc>
+        <w:tc>
+          <w:tcPr>
+            <w:tcW w:w="517" w:type="dxa"/>
+            <w:shd w:val="clear" w:color="auto" w:fill="F7CAAC" w:themeFill="accent2" w:themeFillTint="66"/>
+          </w:tcPr>
+          <w:p>
+            <w:pPr>
+              <w:rPr>
+                <w:lang w:val="en-US"/>
+              </w:rPr>
+            </w:pPr>
+            <w:r>
+              <w:rPr>
+                <w:lang w:val="en-US"/>
+              </w:rPr>
+              <w:t>0</w:t>
+            </w:r>
+          </w:p>
+        </w:tc>
+        <w:tc>
+          <w:tcPr>
+            <w:tcW w:w="517" w:type="dxa"/>
+            <w:shd w:val="clear" w:color="auto" w:fill="00B050"/>
+          </w:tcPr>
+          <w:p>
+            <w:pPr>
+              <w:rPr>
+                <w:lang w:val="en-US"/>
+              </w:rPr>
+            </w:pPr>
+            <w:r>
+              <w:rPr>
+                <w:lang w:val="en-US"/>
+              </w:rPr>
+              <w:t>1</w:t>
+            </w:r>
+          </w:p>
+        </w:tc>
+        <w:tc>
+          <w:tcPr>
+            <w:tcW w:w="517" w:type="dxa"/>
+            <w:shd w:val="clear" w:color="auto" w:fill="F7CAAC" w:themeFill="accent2" w:themeFillTint="66"/>
+          </w:tcPr>
+          <w:p>
+            <w:pPr>
+              <w:rPr>
+                <w:lang w:val="en-US"/>
+              </w:rPr>
+            </w:pPr>
+            <w:r>
+              <w:rPr>
+                <w:lang w:val="en-US"/>
+              </w:rPr>
+              <w:t>0</w:t>
+            </w:r>
+          </w:p>
+        </w:tc>
+        <w:tc>
+          <w:tcPr>
+            <w:tcW w:w="517" w:type="dxa"/>
+            <w:shd w:val="clear" w:color="auto" w:fill="F7CAAC" w:themeFill="accent2" w:themeFillTint="66"/>
+          </w:tcPr>
+          <w:p>
+            <w:pPr>
+              <w:rPr>
+                <w:lang w:val="en-US"/>
+              </w:rPr>
+            </w:pPr>
+            <w:r>
+              <w:rPr>
+                <w:lang w:val="en-US"/>
+              </w:rPr>
+              <w:t>0</w:t>
+            </w:r>
+          </w:p>
+        </w:tc>
+        <w:tc>
+          <w:tcPr>
+            <w:tcW w:w="517" w:type="dxa"/>
+            <w:shd w:val="clear" w:color="auto" w:fill="F7CAAC" w:themeFill="accent2" w:themeFillTint="66"/>
+          </w:tcPr>
+          <w:p>
+            <w:pPr>
+              <w:rPr>
+                <w:lang w:val="en-US"/>
+              </w:rPr>
+            </w:pPr>
+            <w:r>
+              <w:rPr>
+                <w:lang w:val="en-US"/>
+              </w:rPr>
+              <w:t>0</w:t>
+            </w:r>
+          </w:p>
+        </w:tc>
+        <w:tc>
+          <w:tcPr>
+            <w:tcW w:w="517" w:type="dxa"/>
+            <w:shd w:val="clear" w:color="auto" w:fill="F7CAAC" w:themeFill="accent2" w:themeFillTint="66"/>
+          </w:tcPr>
+          <w:p>
+            <w:pPr>
+              <w:rPr>
+                <w:lang w:val="en-US"/>
+              </w:rPr>
+            </w:pPr>
+            <w:r>
+              <w:rPr>
+                <w:lang w:val="en-US"/>
+              </w:rPr>
+              <w:t>0</w:t>
+            </w:r>
+          </w:p>
+        </w:tc>
+      </w:tr>
+      <w:tr>
+        <w:tc>
+          <w:tcPr>
+            <w:tcW w:w="449" w:type="dxa"/>
+          </w:tcPr>
+          <w:p>
+            <w:pPr>
+              <w:rPr>
+                <w:lang w:val="en-US"/>
+              </w:rPr>
+            </w:pPr>
+            <w:r>
+              <w:rPr>
+                <w:lang w:val="en-US"/>
+              </w:rPr>
+              <w:t>1</w:t>
+            </w:r>
+          </w:p>
+        </w:tc>
+        <w:tc>
+          <w:tcPr>
+            <w:tcW w:w="448" w:type="dxa"/>
+          </w:tcPr>
+          <w:p>
+            <w:pPr>
+              <w:rPr>
+                <w:lang w:val="en-US"/>
+              </w:rPr>
+            </w:pPr>
+            <w:r>
+              <w:rPr>
+                <w:lang w:val="en-US"/>
+              </w:rPr>
+              <w:t>1</w:t>
+            </w:r>
+          </w:p>
+        </w:tc>
+        <w:tc>
+          <w:tcPr>
+            <w:tcW w:w="448" w:type="dxa"/>
+          </w:tcPr>
+          <w:p>
+            <w:pPr>
+              <w:rPr>
+                <w:lang w:val="en-US"/>
+              </w:rPr>
+            </w:pPr>
+            <w:r>
+              <w:rPr>
+                <w:lang w:val="en-US"/>
+              </w:rPr>
+              <w:t>0</w:t>
+            </w:r>
+          </w:p>
+        </w:tc>
+        <w:tc>
+          <w:tcPr>
+            <w:tcW w:w="448" w:type="dxa"/>
+          </w:tcPr>
+          <w:p>
+            <w:pPr>
+              <w:rPr>
+                <w:lang w:val="en-US"/>
+              </w:rPr>
+            </w:pPr>
+            <w:r>
+              <w:rPr>
+                <w:lang w:val="en-US"/>
+              </w:rPr>
+              <w:t>0</w:t>
+            </w:r>
+          </w:p>
+        </w:tc>
+        <w:tc>
+          <w:tcPr>
+            <w:tcW w:w="445" w:type="dxa"/>
+            <w:shd w:val="clear" w:color="auto" w:fill="F7CAAC" w:themeFill="accent2" w:themeFillTint="66"/>
+          </w:tcPr>
+          <w:p>
+            <w:pPr>
+              <w:rPr>
+                <w:lang w:val="en-US"/>
+              </w:rPr>
+            </w:pPr>
+            <w:r>
+              <w:rPr>
+                <w:lang w:val="en-US"/>
+              </w:rPr>
+              <w:t>0</w:t>
+            </w:r>
+          </w:p>
+        </w:tc>
+        <w:tc>
+          <w:tcPr>
+            <w:tcW w:w="445" w:type="dxa"/>
+            <w:shd w:val="clear" w:color="auto" w:fill="F7CAAC" w:themeFill="accent2" w:themeFillTint="66"/>
+          </w:tcPr>
+          <w:p>
+            <w:pPr>
+              <w:rPr>
+                <w:lang w:val="en-US"/>
+              </w:rPr>
+            </w:pPr>
+            <w:r>
+              <w:rPr>
+                <w:lang w:val="en-US"/>
+              </w:rPr>
+              <w:t>0</w:t>
+            </w:r>
+          </w:p>
+        </w:tc>
+        <w:tc>
+          <w:tcPr>
+            <w:tcW w:w="445" w:type="dxa"/>
+            <w:shd w:val="clear" w:color="auto" w:fill="F7CAAC" w:themeFill="accent2" w:themeFillTint="66"/>
+          </w:tcPr>
+          <w:p>
+            <w:pPr>
+              <w:rPr>
+                <w:lang w:val="en-US"/>
+              </w:rPr>
+            </w:pPr>
+            <w:r>
+              <w:rPr>
+                <w:lang w:val="en-US"/>
+              </w:rPr>
+              <w:t>0</w:t>
+            </w:r>
+          </w:p>
+        </w:tc>
+        <w:tc>
+          <w:tcPr>
+            <w:tcW w:w="445" w:type="dxa"/>
+            <w:shd w:val="clear" w:color="auto" w:fill="F7CAAC" w:themeFill="accent2" w:themeFillTint="66"/>
+          </w:tcPr>
+          <w:p>
+            <w:pPr>
+              <w:rPr>
+                <w:lang w:val="en-US"/>
+              </w:rPr>
+            </w:pPr>
+            <w:r>
+              <w:rPr>
+                <w:lang w:val="en-US"/>
+              </w:rPr>
+              <w:t>0</w:t>
+            </w:r>
+          </w:p>
+        </w:tc>
+        <w:tc>
+          <w:tcPr>
+            <w:tcW w:w="445" w:type="dxa"/>
+            <w:shd w:val="clear" w:color="auto" w:fill="F7CAAC" w:themeFill="accent2" w:themeFillTint="66"/>
+          </w:tcPr>
+          <w:p>
+            <w:pPr>
+              <w:rPr>
+                <w:lang w:val="en-US"/>
+              </w:rPr>
+            </w:pPr>
+            <w:r>
+              <w:rPr>
+                <w:lang w:val="en-US"/>
+              </w:rPr>
+              <w:t>0</w:t>
+            </w:r>
+          </w:p>
+        </w:tc>
+        <w:tc>
+          <w:tcPr>
+            <w:tcW w:w="445" w:type="dxa"/>
+            <w:shd w:val="clear" w:color="auto" w:fill="F7CAAC" w:themeFill="accent2" w:themeFillTint="66"/>
+          </w:tcPr>
+          <w:p>
+            <w:pPr>
+              <w:rPr>
+                <w:lang w:val="en-US"/>
+              </w:rPr>
+            </w:pPr>
+            <w:r>
+              <w:rPr>
+                <w:lang w:val="en-US"/>
+              </w:rPr>
+              <w:t>0</w:t>
+            </w:r>
+          </w:p>
+        </w:tc>
+        <w:tc>
+          <w:tcPr>
+            <w:tcW w:w="445" w:type="dxa"/>
+            <w:shd w:val="clear" w:color="auto" w:fill="F7CAAC" w:themeFill="accent2" w:themeFillTint="66"/>
+          </w:tcPr>
+          <w:p>
+            <w:pPr>
+              <w:rPr>
+                <w:lang w:val="en-US"/>
+              </w:rPr>
+            </w:pPr>
+            <w:r>
+              <w:rPr>
+                <w:lang w:val="en-US"/>
+              </w:rPr>
+              <w:t>0</w:t>
+            </w:r>
+          </w:p>
+        </w:tc>
+        <w:tc>
+          <w:tcPr>
+            <w:tcW w:w="445" w:type="dxa"/>
+            <w:shd w:val="clear" w:color="auto" w:fill="F7CAAC" w:themeFill="accent2" w:themeFillTint="66"/>
+          </w:tcPr>
+          <w:p>
+            <w:pPr>
+              <w:rPr>
+                <w:lang w:val="en-US"/>
+              </w:rPr>
+            </w:pPr>
+            <w:r>
+              <w:rPr>
+                <w:lang w:val="en-US"/>
+              </w:rPr>
+              <w:t>0</w:t>
+            </w:r>
+          </w:p>
+        </w:tc>
+        <w:tc>
+          <w:tcPr>
+            <w:tcW w:w="445" w:type="dxa"/>
+            <w:shd w:val="clear" w:color="auto" w:fill="F7CAAC" w:themeFill="accent2" w:themeFillTint="66"/>
+          </w:tcPr>
+          <w:p>
+            <w:pPr>
+              <w:rPr>
+                <w:lang w:val="en-US"/>
+              </w:rPr>
+            </w:pPr>
+            <w:r>
+              <w:rPr>
+                <w:lang w:val="en-US"/>
+              </w:rPr>
+              <w:t>0</w:t>
+            </w:r>
+          </w:p>
+        </w:tc>
+        <w:tc>
+          <w:tcPr>
+            <w:tcW w:w="445" w:type="dxa"/>
+            <w:shd w:val="clear" w:color="auto" w:fill="F7CAAC" w:themeFill="accent2" w:themeFillTint="66"/>
+          </w:tcPr>
+          <w:p>
+            <w:pPr>
+              <w:rPr>
+                <w:lang w:val="en-US"/>
+              </w:rPr>
+            </w:pPr>
+            <w:r>
+              <w:rPr>
+                <w:lang w:val="en-US"/>
+              </w:rPr>
+              <w:t>0</w:t>
+            </w:r>
+          </w:p>
+        </w:tc>
+        <w:tc>
+          <w:tcPr>
+            <w:tcW w:w="517" w:type="dxa"/>
+            <w:shd w:val="clear" w:color="auto" w:fill="F7CAAC" w:themeFill="accent2" w:themeFillTint="66"/>
+          </w:tcPr>
+          <w:p>
+            <w:pPr>
+              <w:rPr>
+                <w:lang w:val="en-US"/>
+              </w:rPr>
+            </w:pPr>
+            <w:r>
+              <w:rPr>
+                <w:lang w:val="en-US"/>
+              </w:rPr>
+              <w:t>0</w:t>
+            </w:r>
+          </w:p>
+        </w:tc>
+        <w:tc>
+          <w:tcPr>
+            <w:tcW w:w="517" w:type="dxa"/>
+            <w:shd w:val="clear" w:color="auto" w:fill="F7CAAC" w:themeFill="accent2" w:themeFillTint="66"/>
+          </w:tcPr>
+          <w:p>
+            <w:pPr>
+              <w:rPr>
+                <w:lang w:val="en-US"/>
+              </w:rPr>
+            </w:pPr>
+            <w:r>
+              <w:rPr>
+                <w:lang w:val="en-US"/>
+              </w:rPr>
+              <w:t>0</w:t>
+            </w:r>
+          </w:p>
+        </w:tc>
+        <w:tc>
+          <w:tcPr>
+            <w:tcW w:w="517" w:type="dxa"/>
+            <w:shd w:val="clear" w:color="auto" w:fill="00B050"/>
+          </w:tcPr>
+          <w:p>
+            <w:pPr>
+              <w:rPr>
+                <w:lang w:val="en-US"/>
+              </w:rPr>
+            </w:pPr>
+            <w:r>
+              <w:rPr>
+                <w:lang w:val="en-US"/>
+              </w:rPr>
+              <w:t>1</w:t>
+            </w:r>
+          </w:p>
+        </w:tc>
+        <w:tc>
+          <w:tcPr>
+            <w:tcW w:w="517" w:type="dxa"/>
+            <w:shd w:val="clear" w:color="auto" w:fill="F7CAAC" w:themeFill="accent2" w:themeFillTint="66"/>
+          </w:tcPr>
+          <w:p>
+            <w:pPr>
+              <w:rPr>
+                <w:lang w:val="en-US"/>
+              </w:rPr>
+            </w:pPr>
+            <w:r>
+              <w:rPr>
+                <w:lang w:val="en-US"/>
+              </w:rPr>
+              <w:t>0</w:t>
+            </w:r>
+          </w:p>
+        </w:tc>
+        <w:tc>
+          <w:tcPr>
+            <w:tcW w:w="517" w:type="dxa"/>
+            <w:shd w:val="clear" w:color="auto" w:fill="F7CAAC" w:themeFill="accent2" w:themeFillTint="66"/>
+          </w:tcPr>
+          <w:p>
+            <w:pPr>
+              <w:rPr>
+                <w:lang w:val="en-US"/>
+              </w:rPr>
+            </w:pPr>
+            <w:r>
+              <w:rPr>
+                <w:lang w:val="en-US"/>
+              </w:rPr>
+              <w:t>0</w:t>
+            </w:r>
+          </w:p>
+        </w:tc>
+        <w:tc>
+          <w:tcPr>
+            <w:tcW w:w="517" w:type="dxa"/>
+            <w:shd w:val="clear" w:color="auto" w:fill="F7CAAC" w:themeFill="accent2" w:themeFillTint="66"/>
+          </w:tcPr>
+          <w:p>
+            <w:pPr>
+              <w:rPr>
+                <w:lang w:val="en-US"/>
+              </w:rPr>
+            </w:pPr>
+            <w:r>
+              <w:rPr>
+                <w:lang w:val="en-US"/>
+              </w:rPr>
+              <w:t>0</w:t>
+            </w:r>
+          </w:p>
+        </w:tc>
+      </w:tr>
+      <w:tr>
+        <w:tc>
+          <w:tcPr>
+            <w:tcW w:w="449" w:type="dxa"/>
+          </w:tcPr>
+          <w:p>
+            <w:pPr>
+              <w:rPr>
+                <w:lang w:val="en-US"/>
+              </w:rPr>
+            </w:pPr>
+            <w:r>
+              <w:rPr>
+                <w:lang w:val="en-US"/>
+              </w:rPr>
+              <w:t>1</w:t>
+            </w:r>
+          </w:p>
+        </w:tc>
+        <w:tc>
+          <w:tcPr>
+            <w:tcW w:w="448" w:type="dxa"/>
+          </w:tcPr>
+          <w:p>
+            <w:pPr>
+              <w:rPr>
+                <w:lang w:val="en-US"/>
+              </w:rPr>
+            </w:pPr>
+            <w:r>
+              <w:rPr>
+                <w:lang w:val="en-US"/>
+              </w:rPr>
+              <w:t>1</w:t>
+            </w:r>
+          </w:p>
+        </w:tc>
+        <w:tc>
+          <w:tcPr>
+            <w:tcW w:w="448" w:type="dxa"/>
+          </w:tcPr>
+          <w:p>
+            <w:pPr>
+              <w:rPr>
+                <w:lang w:val="en-US"/>
+              </w:rPr>
+            </w:pPr>
+            <w:r>
+              <w:rPr>
+                <w:lang w:val="en-US"/>
+              </w:rPr>
+              <w:t>0</w:t>
+            </w:r>
+          </w:p>
+        </w:tc>
+        <w:tc>
+          <w:tcPr>
+            <w:tcW w:w="448" w:type="dxa"/>
+          </w:tcPr>
+          <w:p>
+            <w:pPr>
+              <w:rPr>
+                <w:lang w:val="en-US"/>
+              </w:rPr>
+            </w:pPr>
+            <w:r>
+              <w:rPr>
+                <w:lang w:val="en-US"/>
+              </w:rPr>
+              <w:t>1</w:t>
+            </w:r>
+          </w:p>
+        </w:tc>
+        <w:tc>
+          <w:tcPr>
+            <w:tcW w:w="445" w:type="dxa"/>
+            <w:shd w:val="clear" w:color="auto" w:fill="F7CAAC" w:themeFill="accent2" w:themeFillTint="66"/>
+          </w:tcPr>
+          <w:p>
+            <w:pPr>
+              <w:rPr>
+                <w:lang w:val="en-US"/>
+              </w:rPr>
+            </w:pPr>
+            <w:r>
+              <w:rPr>
+                <w:lang w:val="en-US"/>
+              </w:rPr>
+              <w:t>0</w:t>
+            </w:r>
+          </w:p>
+        </w:tc>
+        <w:tc>
+          <w:tcPr>
+            <w:tcW w:w="445" w:type="dxa"/>
+            <w:shd w:val="clear" w:color="auto" w:fill="F7CAAC" w:themeFill="accent2" w:themeFillTint="66"/>
+          </w:tcPr>
+          <w:p>
+            <w:pPr>
+              <w:rPr>
+                <w:lang w:val="en-US"/>
+              </w:rPr>
+            </w:pPr>
+            <w:r>
+              <w:rPr>
+                <w:lang w:val="en-US"/>
+              </w:rPr>
+              <w:t>0</w:t>
+            </w:r>
+          </w:p>
+        </w:tc>
+        <w:tc>
+          <w:tcPr>
+            <w:tcW w:w="445" w:type="dxa"/>
+            <w:shd w:val="clear" w:color="auto" w:fill="F7CAAC" w:themeFill="accent2" w:themeFillTint="66"/>
+          </w:tcPr>
+          <w:p>
+            <w:pPr>
+              <w:rPr>
+                <w:lang w:val="en-US"/>
+              </w:rPr>
+            </w:pPr>
+            <w:r>
+              <w:rPr>
+                <w:lang w:val="en-US"/>
+              </w:rPr>
+              <w:t>0</w:t>
+            </w:r>
+          </w:p>
+        </w:tc>
+        <w:tc>
+          <w:tcPr>
+            <w:tcW w:w="445" w:type="dxa"/>
+            <w:shd w:val="clear" w:color="auto" w:fill="F7CAAC" w:themeFill="accent2" w:themeFillTint="66"/>
+          </w:tcPr>
+          <w:p>
+            <w:pPr>
+              <w:rPr>
+                <w:lang w:val="en-US"/>
+              </w:rPr>
+            </w:pPr>
+            <w:r>
+              <w:rPr>
+                <w:lang w:val="en-US"/>
+              </w:rPr>
+              <w:t>0</w:t>
+            </w:r>
+          </w:p>
+        </w:tc>
+        <w:tc>
+          <w:tcPr>
+            <w:tcW w:w="445" w:type="dxa"/>
+            <w:shd w:val="clear" w:color="auto" w:fill="F7CAAC" w:themeFill="accent2" w:themeFillTint="66"/>
+          </w:tcPr>
+          <w:p>
+            <w:pPr>
+              <w:rPr>
+                <w:lang w:val="en-US"/>
+              </w:rPr>
+            </w:pPr>
+            <w:r>
+              <w:rPr>
+                <w:lang w:val="en-US"/>
+              </w:rPr>
+              <w:t>0</w:t>
+            </w:r>
+          </w:p>
+        </w:tc>
+        <w:tc>
+          <w:tcPr>
+            <w:tcW w:w="445" w:type="dxa"/>
+            <w:shd w:val="clear" w:color="auto" w:fill="F7CAAC" w:themeFill="accent2" w:themeFillTint="66"/>
+          </w:tcPr>
+          <w:p>
+            <w:pPr>
+              <w:rPr>
+                <w:lang w:val="en-US"/>
+              </w:rPr>
+            </w:pPr>
+            <w:r>
+              <w:rPr>
+                <w:lang w:val="en-US"/>
+              </w:rPr>
+              <w:t>0</w:t>
+            </w:r>
+          </w:p>
+        </w:tc>
+        <w:tc>
+          <w:tcPr>
+            <w:tcW w:w="445" w:type="dxa"/>
+            <w:shd w:val="clear" w:color="auto" w:fill="F7CAAC" w:themeFill="accent2" w:themeFillTint="66"/>
+          </w:tcPr>
+          <w:p>
+            <w:pPr>
+              <w:rPr>
+                <w:lang w:val="en-US"/>
+              </w:rPr>
+            </w:pPr>
+            <w:r>
+              <w:rPr>
+                <w:lang w:val="en-US"/>
+              </w:rPr>
+              <w:t>0</w:t>
+            </w:r>
+          </w:p>
+        </w:tc>
+        <w:tc>
+          <w:tcPr>
+            <w:tcW w:w="445" w:type="dxa"/>
+            <w:shd w:val="clear" w:color="auto" w:fill="F7CAAC" w:themeFill="accent2" w:themeFillTint="66"/>
+          </w:tcPr>
+          <w:p>
+            <w:pPr>
+              <w:rPr>
+                <w:lang w:val="en-US"/>
+              </w:rPr>
+            </w:pPr>
+            <w:r>
+              <w:rPr>
+                <w:lang w:val="en-US"/>
+              </w:rPr>
+              <w:t>0</w:t>
+            </w:r>
+          </w:p>
+        </w:tc>
+        <w:tc>
+          <w:tcPr>
+            <w:tcW w:w="445" w:type="dxa"/>
+            <w:shd w:val="clear" w:color="auto" w:fill="F7CAAC" w:themeFill="accent2" w:themeFillTint="66"/>
+          </w:tcPr>
+          <w:p>
+            <w:pPr>
+              <w:rPr>
+                <w:lang w:val="en-US"/>
+              </w:rPr>
+            </w:pPr>
+            <w:r>
+              <w:rPr>
+                <w:lang w:val="en-US"/>
+              </w:rPr>
+              <w:t>0</w:t>
+            </w:r>
+          </w:p>
+        </w:tc>
+        <w:tc>
+          <w:tcPr>
+            <w:tcW w:w="445" w:type="dxa"/>
+            <w:shd w:val="clear" w:color="auto" w:fill="F7CAAC" w:themeFill="accent2" w:themeFillTint="66"/>
+          </w:tcPr>
+          <w:p>
+            <w:pPr>
+              <w:rPr>
+                <w:lang w:val="en-US"/>
+              </w:rPr>
+            </w:pPr>
+            <w:r>
+              <w:rPr>
+                <w:lang w:val="en-US"/>
+              </w:rPr>
+              <w:t>0</w:t>
+            </w:r>
+          </w:p>
+        </w:tc>
+        <w:tc>
+          <w:tcPr>
+            <w:tcW w:w="517" w:type="dxa"/>
+            <w:shd w:val="clear" w:color="auto" w:fill="F7CAAC" w:themeFill="accent2" w:themeFillTint="66"/>
+          </w:tcPr>
+          <w:p>
+            <w:pPr>
+              <w:rPr>
+                <w:lang w:val="en-US"/>
+              </w:rPr>
+            </w:pPr>
+            <w:r>
+              <w:rPr>
+                <w:lang w:val="en-US"/>
+              </w:rPr>
+              <w:t>0</w:t>
+            </w:r>
+          </w:p>
+        </w:tc>
+        <w:tc>
+          <w:tcPr>
+            <w:tcW w:w="517" w:type="dxa"/>
+            <w:shd w:val="clear" w:color="auto" w:fill="F7CAAC" w:themeFill="accent2" w:themeFillTint="66"/>
+          </w:tcPr>
+          <w:p>
+            <w:pPr>
+              <w:rPr>
+                <w:lang w:val="en-US"/>
+              </w:rPr>
+            </w:pPr>
+            <w:r>
+              <w:rPr>
+                <w:lang w:val="en-US"/>
+              </w:rPr>
+              <w:t>0</w:t>
+            </w:r>
+          </w:p>
+        </w:tc>
+        <w:tc>
+          <w:tcPr>
+            <w:tcW w:w="517" w:type="dxa"/>
+            <w:shd w:val="clear" w:color="auto" w:fill="F7CAAC" w:themeFill="accent2" w:themeFillTint="66"/>
+          </w:tcPr>
+          <w:p>
+            <w:pPr>
+              <w:rPr>
+                <w:lang w:val="en-US"/>
+              </w:rPr>
+            </w:pPr>
+            <w:r>
+              <w:rPr>
+                <w:lang w:val="en-US"/>
+              </w:rPr>
+              <w:t>0</w:t>
+            </w:r>
+          </w:p>
+        </w:tc>
+        <w:tc>
+          <w:tcPr>
+            <w:tcW w:w="517" w:type="dxa"/>
+            <w:shd w:val="clear" w:color="auto" w:fill="00B050"/>
+          </w:tcPr>
+          <w:p>
+            <w:pPr>
+              <w:rPr>
+                <w:lang w:val="en-US"/>
+              </w:rPr>
+            </w:pPr>
+            <w:r>
+              <w:rPr>
+                <w:lang w:val="en-US"/>
+              </w:rPr>
+              <w:t>1</w:t>
+            </w:r>
+          </w:p>
+        </w:tc>
+        <w:tc>
+          <w:tcPr>
+            <w:tcW w:w="517" w:type="dxa"/>
+            <w:shd w:val="clear" w:color="auto" w:fill="F7CAAC" w:themeFill="accent2" w:themeFillTint="66"/>
+          </w:tcPr>
+          <w:p>
+            <w:pPr>
+              <w:rPr>
+                <w:lang w:val="en-US"/>
+              </w:rPr>
+            </w:pPr>
+            <w:r>
+              <w:rPr>
+                <w:lang w:val="en-US"/>
+              </w:rPr>
+              <w:t>0</w:t>
+            </w:r>
+          </w:p>
+        </w:tc>
+        <w:tc>
+          <w:tcPr>
+            <w:tcW w:w="517" w:type="dxa"/>
+            <w:shd w:val="clear" w:color="auto" w:fill="F7CAAC" w:themeFill="accent2" w:themeFillTint="66"/>
+          </w:tcPr>
+          <w:p>
+            <w:pPr>
+              <w:rPr>
+                <w:lang w:val="en-US"/>
+              </w:rPr>
+            </w:pPr>
+            <w:r>
+              <w:rPr>
+                <w:lang w:val="en-US"/>
+              </w:rPr>
+              <w:t>0</w:t>
+            </w:r>
+          </w:p>
+        </w:tc>
+      </w:tr>
+      <w:tr>
+        <w:tc>
+          <w:tcPr>
+            <w:tcW w:w="449" w:type="dxa"/>
+          </w:tcPr>
+          <w:p>
+            <w:pPr>
+              <w:rPr>
+                <w:lang w:val="en-US"/>
+              </w:rPr>
+            </w:pPr>
+            <w:r>
+              <w:rPr>
+                <w:lang w:val="en-US"/>
+              </w:rPr>
+              <w:t>1</w:t>
+            </w:r>
+          </w:p>
+        </w:tc>
+        <w:tc>
+          <w:tcPr>
+            <w:tcW w:w="448" w:type="dxa"/>
+          </w:tcPr>
+          <w:p>
+            <w:pPr>
+              <w:rPr>
+                <w:lang w:val="en-US"/>
+              </w:rPr>
+            </w:pPr>
+            <w:r>
+              <w:rPr>
+                <w:lang w:val="en-US"/>
+              </w:rPr>
+              <w:t>1</w:t>
+            </w:r>
+          </w:p>
+        </w:tc>
+        <w:tc>
+          <w:tcPr>
+            <w:tcW w:w="448" w:type="dxa"/>
+          </w:tcPr>
+          <w:p>
+            <w:pPr>
+              <w:rPr>
+                <w:lang w:val="en-US"/>
+              </w:rPr>
+            </w:pPr>
+            <w:r>
+              <w:rPr>
+                <w:lang w:val="en-US"/>
+              </w:rPr>
+              <w:t>1</w:t>
+            </w:r>
+          </w:p>
+        </w:tc>
+        <w:tc>
+          <w:tcPr>
+            <w:tcW w:w="448" w:type="dxa"/>
+          </w:tcPr>
+          <w:p>
+            <w:pPr>
+              <w:rPr>
+                <w:lang w:val="en-US"/>
+              </w:rPr>
+            </w:pPr>
+            <w:r>
+              <w:rPr>
+                <w:lang w:val="en-US"/>
+              </w:rPr>
+              <w:t>0</w:t>
+            </w:r>
+          </w:p>
+        </w:tc>
+        <w:tc>
+          <w:tcPr>
+            <w:tcW w:w="445" w:type="dxa"/>
+            <w:shd w:val="clear" w:color="auto" w:fill="F7CAAC" w:themeFill="accent2" w:themeFillTint="66"/>
+          </w:tcPr>
+          <w:p>
+            <w:pPr>
+              <w:rPr>
+                <w:lang w:val="en-US"/>
+              </w:rPr>
+            </w:pPr>
+            <w:r>
+              <w:rPr>
+                <w:lang w:val="en-US"/>
+              </w:rPr>
+              <w:t>0</w:t>
+            </w:r>
+          </w:p>
+        </w:tc>
+        <w:tc>
+          <w:tcPr>
+            <w:tcW w:w="445" w:type="dxa"/>
+            <w:shd w:val="clear" w:color="auto" w:fill="F7CAAC" w:themeFill="accent2" w:themeFillTint="66"/>
+          </w:tcPr>
+          <w:p>
+            <w:pPr>
+              <w:rPr>
+                <w:lang w:val="en-US"/>
+              </w:rPr>
+            </w:pPr>
+            <w:r>
+              <w:rPr>
+                <w:lang w:val="en-US"/>
+              </w:rPr>
+              <w:t>0</w:t>
+            </w:r>
+          </w:p>
+        </w:tc>
+        <w:tc>
+          <w:tcPr>
+            <w:tcW w:w="445" w:type="dxa"/>
+            <w:shd w:val="clear" w:color="auto" w:fill="F7CAAC" w:themeFill="accent2" w:themeFillTint="66"/>
+          </w:tcPr>
+          <w:p>
+            <w:pPr>
+              <w:rPr>
+                <w:lang w:val="en-US"/>
+              </w:rPr>
+            </w:pPr>
+            <w:r>
+              <w:rPr>
+                <w:lang w:val="en-US"/>
+              </w:rPr>
+              <w:t>0</w:t>
+            </w:r>
+          </w:p>
+        </w:tc>
+        <w:tc>
+          <w:tcPr>
+            <w:tcW w:w="445" w:type="dxa"/>
+            <w:shd w:val="clear" w:color="auto" w:fill="F7CAAC" w:themeFill="accent2" w:themeFillTint="66"/>
+          </w:tcPr>
+          <w:p>
+            <w:pPr>
+              <w:rPr>
+                <w:lang w:val="en-US"/>
+              </w:rPr>
+            </w:pPr>
+            <w:r>
+              <w:rPr>
+                <w:lang w:val="en-US"/>
+              </w:rPr>
+              <w:t>0</w:t>
+            </w:r>
+          </w:p>
+        </w:tc>
+        <w:tc>
+          <w:tcPr>
+            <w:tcW w:w="445" w:type="dxa"/>
+            <w:shd w:val="clear" w:color="auto" w:fill="F7CAAC" w:themeFill="accent2" w:themeFillTint="66"/>
+          </w:tcPr>
+          <w:p>
+            <w:pPr>
+              <w:rPr>
+                <w:lang w:val="en-US"/>
+              </w:rPr>
+            </w:pPr>
+            <w:r>
+              <w:rPr>
+                <w:lang w:val="en-US"/>
+              </w:rPr>
+              <w:t>0</w:t>
+            </w:r>
+          </w:p>
+        </w:tc>
+        <w:tc>
+          <w:tcPr>
+            <w:tcW w:w="445" w:type="dxa"/>
+            <w:shd w:val="clear" w:color="auto" w:fill="F7CAAC" w:themeFill="accent2" w:themeFillTint="66"/>
+          </w:tcPr>
+          <w:p>
+            <w:pPr>
+              <w:rPr>
+                <w:lang w:val="en-US"/>
+              </w:rPr>
+            </w:pPr>
+            <w:r>
+              <w:rPr>
+                <w:lang w:val="en-US"/>
+              </w:rPr>
+              <w:t>0</w:t>
+            </w:r>
+          </w:p>
+        </w:tc>
+        <w:tc>
+          <w:tcPr>
+            <w:tcW w:w="445" w:type="dxa"/>
+            <w:shd w:val="clear" w:color="auto" w:fill="F7CAAC" w:themeFill="accent2" w:themeFillTint="66"/>
+          </w:tcPr>
+          <w:p>
+            <w:pPr>
+              <w:rPr>
+                <w:lang w:val="en-US"/>
+              </w:rPr>
+            </w:pPr>
+            <w:r>
+              <w:rPr>
+                <w:lang w:val="en-US"/>
+              </w:rPr>
+              <w:t>0</w:t>
+            </w:r>
+          </w:p>
+        </w:tc>
+        <w:tc>
+          <w:tcPr>
+            <w:tcW w:w="445" w:type="dxa"/>
+            <w:shd w:val="clear" w:color="auto" w:fill="F7CAAC" w:themeFill="accent2" w:themeFillTint="66"/>
+          </w:tcPr>
+          <w:p>
+            <w:pPr>
+              <w:rPr>
+                <w:lang w:val="en-US"/>
+              </w:rPr>
+            </w:pPr>
+            <w:r>
+              <w:rPr>
+                <w:lang w:val="en-US"/>
+              </w:rPr>
+              <w:t>0</w:t>
+            </w:r>
+          </w:p>
+        </w:tc>
+        <w:tc>
+          <w:tcPr>
+            <w:tcW w:w="445" w:type="dxa"/>
+            <w:shd w:val="clear" w:color="auto" w:fill="F7CAAC" w:themeFill="accent2" w:themeFillTint="66"/>
+          </w:tcPr>
+          <w:p>
+            <w:pPr>
+              <w:rPr>
+                <w:lang w:val="en-US"/>
+              </w:rPr>
+            </w:pPr>
+            <w:r>
+              <w:rPr>
+                <w:lang w:val="en-US"/>
+              </w:rPr>
+              <w:t>0</w:t>
+            </w:r>
+          </w:p>
+        </w:tc>
+        <w:tc>
+          <w:tcPr>
+            <w:tcW w:w="445" w:type="dxa"/>
+            <w:shd w:val="clear" w:color="auto" w:fill="F7CAAC" w:themeFill="accent2" w:themeFillTint="66"/>
+          </w:tcPr>
+          <w:p>
+            <w:pPr>
+              <w:rPr>
+                <w:lang w:val="en-US"/>
+              </w:rPr>
+            </w:pPr>
+            <w:r>
+              <w:rPr>
+                <w:lang w:val="en-US"/>
+              </w:rPr>
+              <w:t>0</w:t>
+            </w:r>
+          </w:p>
+        </w:tc>
+        <w:tc>
+          <w:tcPr>
+            <w:tcW w:w="517" w:type="dxa"/>
+            <w:shd w:val="clear" w:color="auto" w:fill="F7CAAC" w:themeFill="accent2" w:themeFillTint="66"/>
+          </w:tcPr>
+          <w:p>
+            <w:pPr>
+              <w:rPr>
+                <w:lang w:val="en-US"/>
+              </w:rPr>
+            </w:pPr>
+            <w:r>
+              <w:rPr>
+                <w:lang w:val="en-US"/>
+              </w:rPr>
+              <w:t>0</w:t>
+            </w:r>
+          </w:p>
+        </w:tc>
+        <w:tc>
+          <w:tcPr>
+            <w:tcW w:w="517" w:type="dxa"/>
+            <w:shd w:val="clear" w:color="auto" w:fill="F7CAAC" w:themeFill="accent2" w:themeFillTint="66"/>
+          </w:tcPr>
+          <w:p>
+            <w:pPr>
+              <w:rPr>
+                <w:lang w:val="en-US"/>
+              </w:rPr>
+            </w:pPr>
+            <w:r>
+              <w:rPr>
+                <w:lang w:val="en-US"/>
+              </w:rPr>
+              <w:t>0</w:t>
+            </w:r>
+          </w:p>
+        </w:tc>
+        <w:tc>
+          <w:tcPr>
+            <w:tcW w:w="517" w:type="dxa"/>
+            <w:shd w:val="clear" w:color="auto" w:fill="F7CAAC" w:themeFill="accent2" w:themeFillTint="66"/>
+          </w:tcPr>
+          <w:p>
+            <w:pPr>
+              <w:rPr>
+                <w:lang w:val="en-US"/>
+              </w:rPr>
+            </w:pPr>
+            <w:r>
+              <w:rPr>
+                <w:lang w:val="en-US"/>
+              </w:rPr>
+              <w:t>0</w:t>
+            </w:r>
+          </w:p>
+        </w:tc>
+        <w:tc>
+          <w:tcPr>
+            <w:tcW w:w="517" w:type="dxa"/>
+            <w:shd w:val="clear" w:color="auto" w:fill="F7CAAC" w:themeFill="accent2" w:themeFillTint="66"/>
+          </w:tcPr>
+          <w:p>
+            <w:pPr>
+              <w:rPr>
+                <w:lang w:val="en-US"/>
+              </w:rPr>
+            </w:pPr>
+            <w:r>
+              <w:rPr>
+                <w:lang w:val="en-US"/>
+              </w:rPr>
+              <w:t>0</w:t>
+            </w:r>
+          </w:p>
+        </w:tc>
+        <w:tc>
+          <w:tcPr>
+            <w:tcW w:w="517" w:type="dxa"/>
+            <w:shd w:val="clear" w:color="auto" w:fill="00B050"/>
+          </w:tcPr>
+          <w:p>
+            <w:pPr>
+              <w:rPr>
+                <w:lang w:val="en-US"/>
+              </w:rPr>
+            </w:pPr>
+            <w:r>
+              <w:rPr>
+                <w:lang w:val="en-US"/>
+              </w:rPr>
+              <w:t>1</w:t>
+            </w:r>
+          </w:p>
+        </w:tc>
+        <w:tc>
+          <w:tcPr>
+            <w:tcW w:w="517" w:type="dxa"/>
+            <w:shd w:val="clear" w:color="auto" w:fill="F7CAAC" w:themeFill="accent2" w:themeFillTint="66"/>
+          </w:tcPr>
+          <w:p>
+            <w:pPr>
+              <w:rPr>
+                <w:lang w:val="en-US"/>
+              </w:rPr>
+            </w:pPr>
+            <w:r>
+              <w:rPr>
+                <w:lang w:val="en-US"/>
+              </w:rPr>
+              <w:t>0</w:t>
+            </w:r>
+          </w:p>
+        </w:tc>
+      </w:tr>
+      <w:tr>
+        <w:tc>
+          <w:tcPr>
+            <w:tcW w:w="449" w:type="dxa"/>
+          </w:tcPr>
+          <w:p>
+            <w:pPr>
+              <w:rPr>
+                <w:lang w:val="en-US"/>
+              </w:rPr>
+            </w:pPr>
+            <w:r>
+              <w:rPr>
+                <w:lang w:val="en-US"/>
+              </w:rPr>
+              <w:t>1</w:t>
+            </w:r>
+          </w:p>
+        </w:tc>
+        <w:tc>
+          <w:tcPr>
+            <w:tcW w:w="448" w:type="dxa"/>
+          </w:tcPr>
+          <w:p>
+            <w:pPr>
+              <w:rPr>
+                <w:lang w:val="en-US"/>
+              </w:rPr>
+            </w:pPr>
+            <w:r>
+              <w:rPr>
+                <w:lang w:val="en-US"/>
+              </w:rPr>
+              <w:t>1</w:t>
+            </w:r>
+          </w:p>
+        </w:tc>
+        <w:tc>
+          <w:tcPr>
+            <w:tcW w:w="448" w:type="dxa"/>
+          </w:tcPr>
+          <w:p>
+            <w:pPr>
+              <w:rPr>
+                <w:lang w:val="en-US"/>
+              </w:rPr>
+            </w:pPr>
+            <w:r>
+              <w:rPr>
+                <w:lang w:val="en-US"/>
+              </w:rPr>
+              <w:t>1</w:t>
+            </w:r>
+          </w:p>
+        </w:tc>
+        <w:tc>
+          <w:tcPr>
+            <w:tcW w:w="448" w:type="dxa"/>
+          </w:tcPr>
+          <w:p>
+            <w:pPr>
+              <w:rPr>
+                <w:lang w:val="en-US"/>
+              </w:rPr>
+            </w:pPr>
+            <w:r>
+              <w:rPr>
+                <w:lang w:val="en-US"/>
+              </w:rPr>
+              <w:t>1</w:t>
+            </w:r>
+          </w:p>
+        </w:tc>
+        <w:tc>
+          <w:tcPr>
+            <w:tcW w:w="445" w:type="dxa"/>
+            <w:shd w:val="clear" w:color="auto" w:fill="F7CAAC" w:themeFill="accent2" w:themeFillTint="66"/>
+          </w:tcPr>
+          <w:p>
+            <w:pPr>
+              <w:rPr>
+                <w:lang w:val="en-US"/>
+              </w:rPr>
+            </w:pPr>
+            <w:r>
+              <w:rPr>
+                <w:lang w:val="en-US"/>
+              </w:rPr>
+              <w:t>0</w:t>
+            </w:r>
+          </w:p>
+        </w:tc>
+        <w:tc>
+          <w:tcPr>
+            <w:tcW w:w="445" w:type="dxa"/>
+            <w:shd w:val="clear" w:color="auto" w:fill="F7CAAC" w:themeFill="accent2" w:themeFillTint="66"/>
+          </w:tcPr>
+          <w:p>
+            <w:pPr>
+              <w:rPr>
+                <w:lang w:val="en-US"/>
+              </w:rPr>
+            </w:pPr>
+            <w:r>
+              <w:rPr>
+                <w:lang w:val="en-US"/>
+              </w:rPr>
+              <w:t>0</w:t>
+            </w:r>
+          </w:p>
+        </w:tc>
+        <w:tc>
+          <w:tcPr>
+            <w:tcW w:w="445" w:type="dxa"/>
+            <w:shd w:val="clear" w:color="auto" w:fill="F7CAAC" w:themeFill="accent2" w:themeFillTint="66"/>
+          </w:tcPr>
+          <w:p>
+            <w:pPr>
+              <w:rPr>
+                <w:lang w:val="en-US"/>
+              </w:rPr>
+            </w:pPr>
+            <w:r>
+              <w:rPr>
+                <w:lang w:val="en-US"/>
+              </w:rPr>
+              <w:t>0</w:t>
+            </w:r>
+          </w:p>
+        </w:tc>
+        <w:tc>
+          <w:tcPr>
+            <w:tcW w:w="445" w:type="dxa"/>
+            <w:shd w:val="clear" w:color="auto" w:fill="F7CAAC" w:themeFill="accent2" w:themeFillTint="66"/>
+          </w:tcPr>
+          <w:p>
+            <w:pPr>
+              <w:rPr>
+                <w:lang w:val="en-US"/>
+              </w:rPr>
+            </w:pPr>
+            <w:r>
+              <w:rPr>
+                <w:lang w:val="en-US"/>
+              </w:rPr>
+              <w:t>0</w:t>
+            </w:r>
+          </w:p>
+        </w:tc>
+        <w:tc>
+          <w:tcPr>
+            <w:tcW w:w="445" w:type="dxa"/>
+            <w:shd w:val="clear" w:color="auto" w:fill="F7CAAC" w:themeFill="accent2" w:themeFillTint="66"/>
+          </w:tcPr>
+          <w:p>
+            <w:pPr>
+              <w:rPr>
+                <w:lang w:val="en-US"/>
+              </w:rPr>
+            </w:pPr>
+            <w:r>
+              <w:rPr>
+                <w:lang w:val="en-US"/>
+              </w:rPr>
+              <w:t>0</w:t>
+            </w:r>
+          </w:p>
+        </w:tc>
+        <w:tc>
+          <w:tcPr>
+            <w:tcW w:w="445" w:type="dxa"/>
+            <w:shd w:val="clear" w:color="auto" w:fill="F7CAAC" w:themeFill="accent2" w:themeFillTint="66"/>
+          </w:tcPr>
+          <w:p>
+            <w:pPr>
+              <w:rPr>
+                <w:lang w:val="en-US"/>
+              </w:rPr>
+            </w:pPr>
+            <w:r>
+              <w:rPr>
+                <w:lang w:val="en-US"/>
+              </w:rPr>
+              <w:t>0</w:t>
+            </w:r>
+          </w:p>
+        </w:tc>
+        <w:tc>
+          <w:tcPr>
+            <w:tcW w:w="445" w:type="dxa"/>
+            <w:shd w:val="clear" w:color="auto" w:fill="F7CAAC" w:themeFill="accent2" w:themeFillTint="66"/>
+          </w:tcPr>
+          <w:p>
+            <w:pPr>
+              <w:rPr>
+                <w:lang w:val="en-US"/>
+              </w:rPr>
+            </w:pPr>
+            <w:r>
+              <w:rPr>
+                <w:lang w:val="en-US"/>
+              </w:rPr>
+              <w:t>0</w:t>
+            </w:r>
+          </w:p>
+        </w:tc>
+        <w:tc>
+          <w:tcPr>
+            <w:tcW w:w="445" w:type="dxa"/>
+            <w:shd w:val="clear" w:color="auto" w:fill="F7CAAC" w:themeFill="accent2" w:themeFillTint="66"/>
+          </w:tcPr>
+          <w:p>
+            <w:pPr>
+              <w:rPr>
+                <w:lang w:val="en-US"/>
+              </w:rPr>
+            </w:pPr>
+            <w:r>
+              <w:rPr>
+                <w:lang w:val="en-US"/>
+              </w:rPr>
+              <w:t>0</w:t>
+            </w:r>
+          </w:p>
+        </w:tc>
+        <w:tc>
+          <w:tcPr>
+            <w:tcW w:w="445" w:type="dxa"/>
+            <w:shd w:val="clear" w:color="auto" w:fill="F7CAAC" w:themeFill="accent2" w:themeFillTint="66"/>
+          </w:tcPr>
+          <w:p>
+            <w:pPr>
+              <w:rPr>
+                <w:lang w:val="en-US"/>
+              </w:rPr>
+            </w:pPr>
+            <w:r>
+              <w:rPr>
+                <w:lang w:val="en-US"/>
+              </w:rPr>
+              <w:t>0</w:t>
+            </w:r>
+          </w:p>
+        </w:tc>
+        <w:tc>
+          <w:tcPr>
+            <w:tcW w:w="445" w:type="dxa"/>
+            <w:shd w:val="clear" w:color="auto" w:fill="F7CAAC" w:themeFill="accent2" w:themeFillTint="66"/>
+          </w:tcPr>
+          <w:p>
+            <w:pPr>
+              <w:rPr>
+                <w:lang w:val="en-US"/>
+              </w:rPr>
+            </w:pPr>
+            <w:r>
+              <w:rPr>
+                <w:lang w:val="en-US"/>
+              </w:rPr>
+              <w:t>0</w:t>
+            </w:r>
+          </w:p>
+        </w:tc>
+        <w:tc>
+          <w:tcPr>
+            <w:tcW w:w="517" w:type="dxa"/>
+            <w:shd w:val="clear" w:color="auto" w:fill="F7CAAC" w:themeFill="accent2" w:themeFillTint="66"/>
+          </w:tcPr>
+          <w:p>
+            <w:pPr>
+              <w:rPr>
+                <w:lang w:val="en-US"/>
+              </w:rPr>
+            </w:pPr>
+            <w:r>
+              <w:rPr>
+                <w:lang w:val="en-US"/>
+              </w:rPr>
+              <w:t>0</w:t>
+            </w:r>
+          </w:p>
+        </w:tc>
+        <w:tc>
+          <w:tcPr>
+            <w:tcW w:w="517" w:type="dxa"/>
+            <w:shd w:val="clear" w:color="auto" w:fill="F7CAAC" w:themeFill="accent2" w:themeFillTint="66"/>
+          </w:tcPr>
+          <w:p>
+            <w:pPr>
+              <w:rPr>
+                <w:lang w:val="en-US"/>
+              </w:rPr>
+            </w:pPr>
+            <w:r>
+              <w:rPr>
+                <w:lang w:val="en-US"/>
+              </w:rPr>
+              <w:t>0</w:t>
+            </w:r>
+          </w:p>
+        </w:tc>
+        <w:tc>
+          <w:tcPr>
+            <w:tcW w:w="517" w:type="dxa"/>
+            <w:shd w:val="clear" w:color="auto" w:fill="F7CAAC" w:themeFill="accent2" w:themeFillTint="66"/>
+          </w:tcPr>
+          <w:p>
+            <w:pPr>
+              <w:rPr>
+                <w:lang w:val="en-US"/>
+              </w:rPr>
+            </w:pPr>
+            <w:r>
+              <w:rPr>
+                <w:lang w:val="en-US"/>
+              </w:rPr>
+              <w:t>0</w:t>
+            </w:r>
+          </w:p>
+        </w:tc>
+        <w:tc>
+          <w:tcPr>
+            <w:tcW w:w="517" w:type="dxa"/>
+            <w:shd w:val="clear" w:color="auto" w:fill="F7CAAC" w:themeFill="accent2" w:themeFillTint="66"/>
+          </w:tcPr>
+          <w:p>
+            <w:pPr>
+              <w:rPr>
+                <w:lang w:val="en-US"/>
+              </w:rPr>
+            </w:pPr>
+            <w:r>
+              <w:rPr>
+                <w:lang w:val="en-US"/>
+              </w:rPr>
+              <w:t>0</w:t>
+            </w:r>
+          </w:p>
+        </w:tc>
+        <w:tc>
+          <w:tcPr>
+            <w:tcW w:w="517" w:type="dxa"/>
+            <w:shd w:val="clear" w:color="auto" w:fill="F7CAAC" w:themeFill="accent2" w:themeFillTint="66"/>
+          </w:tcPr>
+          <w:p>
+            <w:pPr>
+              <w:rPr>
+                <w:lang w:val="en-US"/>
+              </w:rPr>
+            </w:pPr>
+            <w:r>
+              <w:rPr>
+                <w:lang w:val="en-US"/>
+              </w:rPr>
+              <w:t>0</w:t>
+            </w:r>
+          </w:p>
+        </w:tc>
+        <w:tc>
+          <w:tcPr>
+            <w:tcW w:w="517" w:type="dxa"/>
+            <w:shd w:val="clear" w:color="auto" w:fill="00B050"/>
+          </w:tcPr>
+          <w:p>
+            <w:pPr>
+              <w:rPr>
+                <w:lang w:val="en-US"/>
+              </w:rPr>
+            </w:pPr>
+            <w:r>
+              <w:rPr>
+                <w:lang w:val="en-US"/>
+              </w:rPr>
+              <w:t>1</w:t>
+            </w:r>
+          </w:p>
+        </w:tc>
+      </w:tr>
+    </w:tbl>
+    <w:p/>
+    <w:p>
+      <w:r>
+        <w:t xml:space="preserve">Использование дешифратора в режиме </w:t>
+      </w:r>
+      <w:proofErr w:type="spellStart"/>
+      <w:r>
+        <w:t>демультиплексора</w:t>
+      </w:r>
+      <w:proofErr w:type="spellEnd"/>
+    </w:p>
+    <w:p>
+      <w:r>
+        <w:t>Пример параллельного кода</w:t>
+      </w:r>
+    </w:p>
+    <w:p>
+      <w:r>
+        <w:t>0 – 1-й провод</w:t>
+      </w:r>
+    </w:p>
+    <w:p>
+      <w:r>
+        <w:t>1 - 2</w:t>
+      </w:r>
+      <w:r>
+        <w:t>-й провод</w:t>
+      </w:r>
+    </w:p>
+    <w:p>
+      <w:r>
+        <w:t>1 - 3</w:t>
+      </w:r>
+      <w:r>
+        <w:t>-й провод</w:t>
+      </w:r>
+    </w:p>
+    <w:p>
+      <w:r>
+        <w:t>1 - 4</w:t>
+      </w:r>
+      <w:r>
+        <w:t>-й провод</w:t>
+      </w:r>
+    </w:p>
+    <w:p>
+      <w:r>
+        <w:t>0 - 5</w:t>
+      </w:r>
+      <w:r>
+        <w:t>-й провод</w:t>
+      </w:r>
+    </w:p>
+    <w:p>
+      <w:r>
+        <w:t>0 …</w:t>
+      </w:r>
+    </w:p>
+    <w:p>
+      <w:r>
+        <w:t>1</w:t>
+      </w:r>
+    </w:p>
+    <w:p>
+      <w:r>
+        <w:t>1</w:t>
       </w:r>
       <w:bookmarkStart w:id="0" w:name="_GoBack"/>
       <w:bookmarkEnd w:id="0"/>
+    </w:p>
+    <w:p>
+      <w:r>
+        <w:t>Пример последовательного кода</w:t>
+      </w:r>
+    </w:p>
+    <w:p>
+      <w:r>
+        <w:t xml:space="preserve">01110011 – передача по одному проводу каждый отдельный момент времени </w:t>
+      </w:r>
+    </w:p>
+    <w:p>
+      <w:r>
+        <w:t>Преобразование параллельного кода в последовательный называется «мультиплексирование»</w:t>
+      </w:r>
+    </w:p>
+    <w:p>
+      <w:r>
+        <w:t>Обратное преобразование – «де</w:t>
+      </w:r>
+      <w:r>
+        <w:t>мультиплексирование</w:t>
+      </w:r>
+      <w:r>
+        <w:t>»</w:t>
+      </w:r>
+    </w:p>
+    <w:p/>
+    <w:p>
+      <w:pPr>
+        <w:jc w:val="right"/>
+      </w:pPr>
     </w:p>
     <w:sectPr>
       <w:pgSz w:w="11906" w:h="16838"/>
@@ -539,6 +7143,56 @@
     </w:sectPr>
   </w:body>
 </w:document>
+</file>
+
+<file path=word/endnotes.xml><?xml version="1.0" encoding="utf-8"?>
+<w:endnotes xmlns:wpc="http://schemas.microsoft.com/office/word/2010/wordprocessingCanvas" xmlns:mc="http://schemas.openxmlformats.org/markup-compatibility/2006" xmlns:o="urn:schemas-microsoft-com:office:office" xmlns:r="http://schemas.openxmlformats.org/officeDocument/2006/relationships" xmlns:m="http://schemas.openxmlformats.org/officeDocument/2006/math" xmlns:v="urn:schemas-microsoft-com:vml" xmlns:wp14="http://schemas.microsoft.com/office/word/2010/wordprocessingDrawing" xmlns:wp="http://schemas.openxmlformats.org/drawingml/2006/wordprocessingDrawing" xmlns:w10="urn:schemas-microsoft-com:office:word" xmlns:w="http://schemas.openxmlformats.org/wordprocessingml/2006/main" xmlns:w14="http://schemas.microsoft.com/office/word/2010/wordml" xmlns:w15="http://schemas.microsoft.com/office/word/2012/wordml" xmlns:wpg="http://schemas.microsoft.com/office/word/2010/wordprocessingGroup" xmlns:wpi="http://schemas.microsoft.com/office/word/2010/wordprocessingInk" xmlns:wne="http://schemas.microsoft.com/office/word/2006/wordml" xmlns:wps="http://schemas.microsoft.com/office/word/2010/wordprocessingShape" mc:Ignorable="w14 w15 wp14">
+  <w:endnote w:type="separator" w:id="-1">
+    <w:p>
+      <w:pPr>
+        <w:spacing w:after="0" w:line="240" w:lineRule="auto"/>
+      </w:pPr>
+      <w:r>
+        <w:separator/>
+      </w:r>
+    </w:p>
+  </w:endnote>
+  <w:endnote w:type="continuationSeparator" w:id="0">
+    <w:p>
+      <w:pPr>
+        <w:spacing w:after="0" w:line="240" w:lineRule="auto"/>
+      </w:pPr>
+      <w:r>
+        <w:continuationSeparator/>
+      </w:r>
+    </w:p>
+  </w:endnote>
+</w:endnotes>
+</file>
+
+<file path=word/footnotes.xml><?xml version="1.0" encoding="utf-8"?>
+<w:footnotes xmlns:wpc="http://schemas.microsoft.com/office/word/2010/wordprocessingCanvas" xmlns:mc="http://schemas.openxmlformats.org/markup-compatibility/2006" xmlns:o="urn:schemas-microsoft-com:office:office" xmlns:r="http://schemas.openxmlformats.org/officeDocument/2006/relationships" xmlns:m="http://schemas.openxmlformats.org/officeDocument/2006/math" xmlns:v="urn:schemas-microsoft-com:vml" xmlns:wp14="http://schemas.microsoft.com/office/word/2010/wordprocessingDrawing" xmlns:wp="http://schemas.openxmlformats.org/drawingml/2006/wordprocessingDrawing" xmlns:w10="urn:schemas-microsoft-com:office:word" xmlns:w="http://schemas.openxmlformats.org/wordprocessingml/2006/main" xmlns:w14="http://schemas.microsoft.com/office/word/2010/wordml" xmlns:w15="http://schemas.microsoft.com/office/word/2012/wordml" xmlns:wpg="http://schemas.microsoft.com/office/word/2010/wordprocessingGroup" xmlns:wpi="http://schemas.microsoft.com/office/word/2010/wordprocessingInk" xmlns:wne="http://schemas.microsoft.com/office/word/2006/wordml" xmlns:wps="http://schemas.microsoft.com/office/word/2010/wordprocessingShape" mc:Ignorable="w14 w15 wp14">
+  <w:footnote w:type="separator" w:id="-1">
+    <w:p>
+      <w:pPr>
+        <w:spacing w:after="0" w:line="240" w:lineRule="auto"/>
+      </w:pPr>
+      <w:r>
+        <w:separator/>
+      </w:r>
+    </w:p>
+  </w:footnote>
+  <w:footnote w:type="continuationSeparator" w:id="0">
+    <w:p>
+      <w:pPr>
+        <w:spacing w:after="0" w:line="240" w:lineRule="auto"/>
+      </w:pPr>
+      <w:r>
+        <w:continuationSeparator/>
+      </w:r>
+    </w:p>
+  </w:footnote>
+</w:footnotes>
 </file>
 
 <file path=word/numbering.xml><?xml version="1.0" encoding="utf-8"?>
@@ -1089,6 +7743,50 @@
       </w:tblBorders>
     </w:tblPr>
   </w:style>
+  <w:style w:type="paragraph" w:styleId="a5">
+    <w:name w:val="header"/>
+    <w:basedOn w:val="a"/>
+    <w:link w:val="a6"/>
+    <w:uiPriority w:val="99"/>
+    <w:unhideWhenUsed/>
+    <w:rsid w:val="002B1563"/>
+    <w:pPr>
+      <w:tabs>
+        <w:tab w:val="center" w:pos="4677"/>
+        <w:tab w:val="right" w:pos="9355"/>
+      </w:tabs>
+      <w:spacing w:after="0" w:line="240" w:lineRule="auto"/>
+    </w:pPr>
+  </w:style>
+  <w:style w:type="character" w:customStyle="1" w:styleId="a6">
+    <w:name w:val="Верхний колонтитул Знак"/>
+    <w:basedOn w:val="a0"/>
+    <w:link w:val="a5"/>
+    <w:uiPriority w:val="99"/>
+    <w:rsid w:val="002B1563"/>
+  </w:style>
+  <w:style w:type="paragraph" w:styleId="a7">
+    <w:name w:val="footer"/>
+    <w:basedOn w:val="a"/>
+    <w:link w:val="a8"/>
+    <w:uiPriority w:val="99"/>
+    <w:unhideWhenUsed/>
+    <w:rsid w:val="002B1563"/>
+    <w:pPr>
+      <w:tabs>
+        <w:tab w:val="center" w:pos="4677"/>
+        <w:tab w:val="right" w:pos="9355"/>
+      </w:tabs>
+      <w:spacing w:after="0" w:line="240" w:lineRule="auto"/>
+    </w:pPr>
+  </w:style>
+  <w:style w:type="character" w:customStyle="1" w:styleId="a8">
+    <w:name w:val="Нижний колонтитул Знак"/>
+    <w:basedOn w:val="a0"/>
+    <w:link w:val="a7"/>
+    <w:uiPriority w:val="99"/>
+    <w:rsid w:val="002B1563"/>
+  </w:style>
 </w:styles>
 </file>
 

--- a/Исследование дешифратора.docx
+++ b/Исследование дешифратора.docx
@@ -2,6 +2,11 @@
 <file path=word/document.xml><?xml version="1.0" encoding="utf-8"?>
 <w:document xmlns:wpc="http://schemas.microsoft.com/office/word/2010/wordprocessingCanvas" xmlns:mc="http://schemas.openxmlformats.org/markup-compatibility/2006" xmlns:o="urn:schemas-microsoft-com:office:office" xmlns:r="http://schemas.openxmlformats.org/officeDocument/2006/relationships" xmlns:m="http://schemas.openxmlformats.org/officeDocument/2006/math" xmlns:v="urn:schemas-microsoft-com:vml" xmlns:wp14="http://schemas.microsoft.com/office/word/2010/wordprocessingDrawing" xmlns:wp="http://schemas.openxmlformats.org/drawingml/2006/wordprocessingDrawing" xmlns:w10="urn:schemas-microsoft-com:office:word" xmlns:w="http://schemas.openxmlformats.org/wordprocessingml/2006/main" xmlns:w14="http://schemas.microsoft.com/office/word/2010/wordml" xmlns:w15="http://schemas.microsoft.com/office/word/2012/wordml" xmlns:wpg="http://schemas.microsoft.com/office/word/2010/wordprocessingGroup" xmlns:wpi="http://schemas.microsoft.com/office/word/2010/wordprocessingInk" xmlns:wne="http://schemas.microsoft.com/office/word/2006/wordml" xmlns:wps="http://schemas.microsoft.com/office/word/2010/wordprocessingShape" mc:Ignorable="w14 w15 wp14">
   <w:body>
+    <w:p>
+      <w:r>
+        <w:t>Комбинационные логические схемы</w:t>
+      </w:r>
+    </w:p>
     <w:p>
       <w:pPr>
         <w:pStyle w:val="a3"/>
@@ -7036,13 +7041,8 @@
     <w:p/>
     <w:p>
       <w:r>
-        <w:t xml:space="preserve">Использование дешифратора в режиме </w:t>
+        <w:t>Использование дешифратора в режиме демультиплексора</w:t>
       </w:r>
-      <w:proofErr w:type="spellStart"/>
-      <w:r>
-        <w:t>демультиплексора</w:t>
-      </w:r>
-      <w:proofErr w:type="spellEnd"/>
     </w:p>
     <w:p>
       <w:r>
@@ -7056,34 +7056,22 @@
     </w:p>
     <w:p>
       <w:r>
-        <w:t>1 - 2</w:t>
-      </w:r>
-      <w:r>
-        <w:t>-й провод</w:t>
+        <w:t>1 - 2-й провод</w:t>
       </w:r>
     </w:p>
     <w:p>
       <w:r>
-        <w:t>1 - 3</w:t>
-      </w:r>
-      <w:r>
-        <w:t>-й провод</w:t>
+        <w:t>1 - 3-й провод</w:t>
       </w:r>
     </w:p>
     <w:p>
       <w:r>
-        <w:t>1 - 4</w:t>
-      </w:r>
-      <w:r>
-        <w:t>-й провод</w:t>
+        <w:t>1 - 4-й провод</w:t>
       </w:r>
     </w:p>
     <w:p>
       <w:r>
-        <w:t>0 - 5</w:t>
-      </w:r>
-      <w:r>
-        <w:t>-й провод</w:t>
+        <w:t>0 - 5-й провод</w:t>
       </w:r>
     </w:p>
     <w:p>
@@ -7093,6 +7081,7 @@
     </w:p>
     <w:p>
       <w:r>
+        <w:lastRenderedPageBreak/>
         <w:t>1</w:t>
       </w:r>
     </w:p>
@@ -7100,12 +7089,13 @@
       <w:r>
         <w:t>1</w:t>
       </w:r>
-      <w:bookmarkStart w:id="0" w:name="_GoBack"/>
-      <w:bookmarkEnd w:id="0"/>
     </w:p>
     <w:p>
       <w:r>
         <w:t>Пример последовательного кода</w:t>
+      </w:r>
+      <w:r>
+        <w:t>:</w:t>
       </w:r>
     </w:p>
     <w:p>
@@ -7120,13 +7110,2220 @@
     </w:p>
     <w:p>
       <w:r>
-        <w:t>Обратное преобразование – «де</w:t>
+        <w:t>Обратное преобразование – «демультиплексирование»</w:t>
+      </w:r>
+    </w:p>
+    <w:tbl>
+      <w:tblPr>
+        <w:tblStyle w:val="a4"/>
+        <w:tblW w:w="0" w:type="auto"/>
+        <w:tblLook w:val="04A0" w:firstRow="1" w:lastRow="0" w:firstColumn="1" w:lastColumn="0" w:noHBand="0" w:noVBand="1"/>
+      </w:tblPr>
+      <w:tblGrid>
+        <w:gridCol w:w="842"/>
+        <w:gridCol w:w="838"/>
+        <w:gridCol w:w="816"/>
+        <w:gridCol w:w="888"/>
+        <w:gridCol w:w="888"/>
+        <w:gridCol w:w="888"/>
+        <w:gridCol w:w="888"/>
+        <w:gridCol w:w="865"/>
+        <w:gridCol w:w="840"/>
+        <w:gridCol w:w="812"/>
+        <w:gridCol w:w="780"/>
+      </w:tblGrid>
+      <w:tr>
+        <w:tc>
+          <w:tcPr>
+            <w:tcW w:w="842" w:type="dxa"/>
+          </w:tcPr>
+          <w:p>
+            <w:pPr>
+              <w:rPr>
+                <w:lang w:val="en-US"/>
+              </w:rPr>
+            </w:pPr>
+            <w:r>
+              <w:rPr>
+                <w:lang w:val="en-US"/>
+              </w:rPr>
+              <w:t>А</w:t>
+            </w:r>
+          </w:p>
+        </w:tc>
+        <w:tc>
+          <w:tcPr>
+            <w:tcW w:w="838" w:type="dxa"/>
+          </w:tcPr>
+          <w:p>
+            <w:r>
+              <w:t>В</w:t>
+            </w:r>
+          </w:p>
+        </w:tc>
+        <w:tc>
+          <w:tcPr>
+            <w:tcW w:w="816" w:type="dxa"/>
+          </w:tcPr>
+          <w:p>
+            <w:r>
+              <w:t>С</w:t>
+            </w:r>
+          </w:p>
+        </w:tc>
+        <w:tc>
+          <w:tcPr>
+            <w:tcW w:w="888" w:type="dxa"/>
+          </w:tcPr>
+          <w:p>
+            <w:pPr>
+              <w:rPr>
+                <w:lang w:val="en-US"/>
+              </w:rPr>
+            </w:pPr>
+            <w:r>
+              <w:rPr>
+                <w:lang w:val="en-US"/>
+              </w:rPr>
+              <w:t>Y0</w:t>
+            </w:r>
+          </w:p>
+        </w:tc>
+        <w:tc>
+          <w:tcPr>
+            <w:tcW w:w="888" w:type="dxa"/>
+          </w:tcPr>
+          <w:p>
+            <w:pPr>
+              <w:rPr>
+                <w:lang w:val="en-US"/>
+              </w:rPr>
+            </w:pPr>
+            <w:r>
+              <w:rPr>
+                <w:lang w:val="en-US"/>
+              </w:rPr>
+              <w:t>Y1</w:t>
+            </w:r>
+          </w:p>
+        </w:tc>
+        <w:tc>
+          <w:tcPr>
+            <w:tcW w:w="888" w:type="dxa"/>
+          </w:tcPr>
+          <w:p>
+            <w:pPr>
+              <w:rPr>
+                <w:lang w:val="en-US"/>
+              </w:rPr>
+            </w:pPr>
+            <w:r>
+              <w:rPr>
+                <w:lang w:val="en-US"/>
+              </w:rPr>
+              <w:t>Y2</w:t>
+            </w:r>
+          </w:p>
+        </w:tc>
+        <w:tc>
+          <w:tcPr>
+            <w:tcW w:w="888" w:type="dxa"/>
+          </w:tcPr>
+          <w:p>
+            <w:pPr>
+              <w:rPr>
+                <w:lang w:val="en-US"/>
+              </w:rPr>
+            </w:pPr>
+            <w:r>
+              <w:rPr>
+                <w:lang w:val="en-US"/>
+              </w:rPr>
+              <w:t>Y3</w:t>
+            </w:r>
+          </w:p>
+        </w:tc>
+        <w:tc>
+          <w:tcPr>
+            <w:tcW w:w="865" w:type="dxa"/>
+          </w:tcPr>
+          <w:p>
+            <w:pPr>
+              <w:rPr>
+                <w:lang w:val="en-US"/>
+              </w:rPr>
+            </w:pPr>
+            <w:r>
+              <w:rPr>
+                <w:lang w:val="en-US"/>
+              </w:rPr>
+              <w:t>Y4</w:t>
+            </w:r>
+          </w:p>
+        </w:tc>
+        <w:tc>
+          <w:tcPr>
+            <w:tcW w:w="840" w:type="dxa"/>
+          </w:tcPr>
+          <w:p>
+            <w:pPr>
+              <w:rPr>
+                <w:lang w:val="en-US"/>
+              </w:rPr>
+            </w:pPr>
+            <w:r>
+              <w:rPr>
+                <w:lang w:val="en-US"/>
+              </w:rPr>
+              <w:t>Y5</w:t>
+            </w:r>
+          </w:p>
+        </w:tc>
+        <w:tc>
+          <w:tcPr>
+            <w:tcW w:w="812" w:type="dxa"/>
+          </w:tcPr>
+          <w:p>
+            <w:pPr>
+              <w:rPr>
+                <w:lang w:val="en-US"/>
+              </w:rPr>
+            </w:pPr>
+            <w:r>
+              <w:rPr>
+                <w:lang w:val="en-US"/>
+              </w:rPr>
+              <w:t>Y6</w:t>
+            </w:r>
+          </w:p>
+        </w:tc>
+        <w:tc>
+          <w:tcPr>
+            <w:tcW w:w="780" w:type="dxa"/>
+          </w:tcPr>
+          <w:p>
+            <w:pPr>
+              <w:rPr>
+                <w:lang w:val="en-US"/>
+              </w:rPr>
+            </w:pPr>
+            <w:r>
+              <w:rPr>
+                <w:lang w:val="en-US"/>
+              </w:rPr>
+              <w:t>Y7</w:t>
+            </w:r>
+          </w:p>
+        </w:tc>
+      </w:tr>
+      <w:tr>
+        <w:tc>
+          <w:tcPr>
+            <w:tcW w:w="842" w:type="dxa"/>
+          </w:tcPr>
+          <w:p>
+            <w:pPr>
+              <w:rPr>
+                <w:lang w:val="en-US"/>
+              </w:rPr>
+            </w:pPr>
+            <w:r>
+              <w:rPr>
+                <w:lang w:val="en-US"/>
+              </w:rPr>
+              <w:t>0</w:t>
+            </w:r>
+          </w:p>
+        </w:tc>
+        <w:tc>
+          <w:tcPr>
+            <w:tcW w:w="838" w:type="dxa"/>
+          </w:tcPr>
+          <w:p>
+            <w:pPr>
+              <w:rPr>
+                <w:lang w:val="en-US"/>
+              </w:rPr>
+            </w:pPr>
+            <w:r>
+              <w:rPr>
+                <w:lang w:val="en-US"/>
+              </w:rPr>
+              <w:t>0</w:t>
+            </w:r>
+          </w:p>
+        </w:tc>
+        <w:tc>
+          <w:tcPr>
+            <w:tcW w:w="816" w:type="dxa"/>
+            <w:shd w:val="clear" w:color="auto" w:fill="FFFFFF" w:themeFill="background1"/>
+          </w:tcPr>
+          <w:p>
+            <w:pPr>
+              <w:rPr>
+                <w:lang w:val="en-US"/>
+              </w:rPr>
+            </w:pPr>
+            <w:r>
+              <w:rPr>
+                <w:lang w:val="en-US"/>
+              </w:rPr>
+              <w:t>0</w:t>
+            </w:r>
+          </w:p>
+        </w:tc>
+        <w:tc>
+          <w:tcPr>
+            <w:tcW w:w="888" w:type="dxa"/>
+            <w:shd w:val="clear" w:color="auto" w:fill="E7E6E6" w:themeFill="background2"/>
+          </w:tcPr>
+          <w:p>
+            <w:r>
+              <w:t>G</w:t>
+            </w:r>
+          </w:p>
+        </w:tc>
+        <w:tc>
+          <w:tcPr>
+            <w:tcW w:w="888" w:type="dxa"/>
+            <w:shd w:val="clear" w:color="auto" w:fill="E7E6E6" w:themeFill="background2"/>
+          </w:tcPr>
+          <w:p>
+            <w:r>
+              <w:t>0</w:t>
+            </w:r>
+          </w:p>
+        </w:tc>
+        <w:tc>
+          <w:tcPr>
+            <w:tcW w:w="888" w:type="dxa"/>
+            <w:shd w:val="clear" w:color="auto" w:fill="E7E6E6" w:themeFill="background2"/>
+          </w:tcPr>
+          <w:p>
+            <w:r>
+              <w:t>0</w:t>
+            </w:r>
+          </w:p>
+        </w:tc>
+        <w:tc>
+          <w:tcPr>
+            <w:tcW w:w="888" w:type="dxa"/>
+            <w:shd w:val="clear" w:color="auto" w:fill="E7E6E6" w:themeFill="background2"/>
+          </w:tcPr>
+          <w:p>
+            <w:r>
+              <w:t>0</w:t>
+            </w:r>
+          </w:p>
+        </w:tc>
+        <w:tc>
+          <w:tcPr>
+            <w:tcW w:w="865" w:type="dxa"/>
+            <w:shd w:val="clear" w:color="auto" w:fill="E7E6E6" w:themeFill="background2"/>
+          </w:tcPr>
+          <w:p>
+            <w:pPr>
+              <w:rPr>
+                <w:lang w:val="en-US"/>
+              </w:rPr>
+            </w:pPr>
+            <w:r>
+              <w:rPr>
+                <w:lang w:val="en-US"/>
+              </w:rPr>
+              <w:t>0</w:t>
+            </w:r>
+          </w:p>
+        </w:tc>
+        <w:tc>
+          <w:tcPr>
+            <w:tcW w:w="840" w:type="dxa"/>
+            <w:shd w:val="clear" w:color="auto" w:fill="E7E6E6" w:themeFill="background2"/>
+          </w:tcPr>
+          <w:p>
+            <w:pPr>
+              <w:rPr>
+                <w:lang w:val="en-US"/>
+              </w:rPr>
+            </w:pPr>
+            <w:r>
+              <w:rPr>
+                <w:lang w:val="en-US"/>
+              </w:rPr>
+              <w:t>0</w:t>
+            </w:r>
+          </w:p>
+        </w:tc>
+        <w:tc>
+          <w:tcPr>
+            <w:tcW w:w="812" w:type="dxa"/>
+            <w:shd w:val="clear" w:color="auto" w:fill="E7E6E6" w:themeFill="background2"/>
+          </w:tcPr>
+          <w:p>
+            <w:pPr>
+              <w:rPr>
+                <w:lang w:val="en-US"/>
+              </w:rPr>
+            </w:pPr>
+            <w:r>
+              <w:rPr>
+                <w:lang w:val="en-US"/>
+              </w:rPr>
+              <w:t>0</w:t>
+            </w:r>
+          </w:p>
+        </w:tc>
+        <w:tc>
+          <w:tcPr>
+            <w:tcW w:w="780" w:type="dxa"/>
+            <w:shd w:val="clear" w:color="auto" w:fill="E7E6E6" w:themeFill="background2"/>
+          </w:tcPr>
+          <w:p>
+            <w:pPr>
+              <w:rPr>
+                <w:lang w:val="en-US"/>
+              </w:rPr>
+            </w:pPr>
+            <w:r>
+              <w:rPr>
+                <w:lang w:val="en-US"/>
+              </w:rPr>
+              <w:t>0</w:t>
+            </w:r>
+          </w:p>
+        </w:tc>
+      </w:tr>
+      <w:tr>
+        <w:tc>
+          <w:tcPr>
+            <w:tcW w:w="842" w:type="dxa"/>
+          </w:tcPr>
+          <w:p>
+            <w:pPr>
+              <w:rPr>
+                <w:lang w:val="en-US"/>
+              </w:rPr>
+            </w:pPr>
+            <w:r>
+              <w:rPr>
+                <w:lang w:val="en-US"/>
+              </w:rPr>
+              <w:t>0</w:t>
+            </w:r>
+          </w:p>
+        </w:tc>
+        <w:tc>
+          <w:tcPr>
+            <w:tcW w:w="838" w:type="dxa"/>
+          </w:tcPr>
+          <w:p>
+            <w:pPr>
+              <w:rPr>
+                <w:lang w:val="en-US"/>
+              </w:rPr>
+            </w:pPr>
+            <w:r>
+              <w:rPr>
+                <w:lang w:val="en-US"/>
+              </w:rPr>
+              <w:t>1</w:t>
+            </w:r>
+          </w:p>
+        </w:tc>
+        <w:tc>
+          <w:tcPr>
+            <w:tcW w:w="816" w:type="dxa"/>
+          </w:tcPr>
+          <w:p>
+            <w:pPr>
+              <w:rPr>
+                <w:lang w:val="en-US"/>
+              </w:rPr>
+            </w:pPr>
+            <w:r>
+              <w:rPr>
+                <w:lang w:val="en-US"/>
+              </w:rPr>
+              <w:t>0</w:t>
+            </w:r>
+          </w:p>
+        </w:tc>
+        <w:tc>
+          <w:tcPr>
+            <w:tcW w:w="888" w:type="dxa"/>
+            <w:shd w:val="clear" w:color="auto" w:fill="E7E6E6" w:themeFill="background2"/>
+          </w:tcPr>
+          <w:p>
+            <w:r>
+              <w:t>0</w:t>
+            </w:r>
+          </w:p>
+        </w:tc>
+        <w:tc>
+          <w:tcPr>
+            <w:tcW w:w="888" w:type="dxa"/>
+            <w:shd w:val="clear" w:color="auto" w:fill="E7E6E6" w:themeFill="background2"/>
+          </w:tcPr>
+          <w:p>
+            <w:r>
+              <w:t>G</w:t>
+            </w:r>
+          </w:p>
+        </w:tc>
+        <w:tc>
+          <w:tcPr>
+            <w:tcW w:w="888" w:type="dxa"/>
+            <w:shd w:val="clear" w:color="auto" w:fill="E7E6E6" w:themeFill="background2"/>
+          </w:tcPr>
+          <w:p>
+            <w:r>
+              <w:t>0</w:t>
+            </w:r>
+          </w:p>
+        </w:tc>
+        <w:tc>
+          <w:tcPr>
+            <w:tcW w:w="888" w:type="dxa"/>
+            <w:shd w:val="clear" w:color="auto" w:fill="E7E6E6" w:themeFill="background2"/>
+          </w:tcPr>
+          <w:p>
+            <w:r>
+              <w:t>0</w:t>
+            </w:r>
+          </w:p>
+        </w:tc>
+        <w:tc>
+          <w:tcPr>
+            <w:tcW w:w="865" w:type="dxa"/>
+            <w:shd w:val="clear" w:color="auto" w:fill="E7E6E6" w:themeFill="background2"/>
+          </w:tcPr>
+          <w:p>
+            <w:pPr>
+              <w:rPr>
+                <w:lang w:val="en-US"/>
+              </w:rPr>
+            </w:pPr>
+            <w:r>
+              <w:rPr>
+                <w:lang w:val="en-US"/>
+              </w:rPr>
+              <w:t>0</w:t>
+            </w:r>
+          </w:p>
+        </w:tc>
+        <w:tc>
+          <w:tcPr>
+            <w:tcW w:w="840" w:type="dxa"/>
+            <w:shd w:val="clear" w:color="auto" w:fill="E7E6E6" w:themeFill="background2"/>
+          </w:tcPr>
+          <w:p>
+            <w:pPr>
+              <w:rPr>
+                <w:lang w:val="en-US"/>
+              </w:rPr>
+            </w:pPr>
+            <w:r>
+              <w:rPr>
+                <w:lang w:val="en-US"/>
+              </w:rPr>
+              <w:t>0</w:t>
+            </w:r>
+          </w:p>
+        </w:tc>
+        <w:tc>
+          <w:tcPr>
+            <w:tcW w:w="812" w:type="dxa"/>
+            <w:shd w:val="clear" w:color="auto" w:fill="E7E6E6" w:themeFill="background2"/>
+          </w:tcPr>
+          <w:p>
+            <w:pPr>
+              <w:rPr>
+                <w:lang w:val="en-US"/>
+              </w:rPr>
+            </w:pPr>
+            <w:r>
+              <w:rPr>
+                <w:lang w:val="en-US"/>
+              </w:rPr>
+              <w:t>0</w:t>
+            </w:r>
+          </w:p>
+        </w:tc>
+        <w:tc>
+          <w:tcPr>
+            <w:tcW w:w="780" w:type="dxa"/>
+            <w:shd w:val="clear" w:color="auto" w:fill="E7E6E6" w:themeFill="background2"/>
+          </w:tcPr>
+          <w:p>
+            <w:pPr>
+              <w:rPr>
+                <w:lang w:val="en-US"/>
+              </w:rPr>
+            </w:pPr>
+            <w:r>
+              <w:rPr>
+                <w:lang w:val="en-US"/>
+              </w:rPr>
+              <w:t>0</w:t>
+            </w:r>
+          </w:p>
+        </w:tc>
+      </w:tr>
+      <w:tr>
+        <w:tc>
+          <w:tcPr>
+            <w:tcW w:w="842" w:type="dxa"/>
+          </w:tcPr>
+          <w:p>
+            <w:pPr>
+              <w:rPr>
+                <w:lang w:val="en-US"/>
+              </w:rPr>
+            </w:pPr>
+            <w:r>
+              <w:rPr>
+                <w:lang w:val="en-US"/>
+              </w:rPr>
+              <w:t>1</w:t>
+            </w:r>
+          </w:p>
+        </w:tc>
+        <w:tc>
+          <w:tcPr>
+            <w:tcW w:w="838" w:type="dxa"/>
+          </w:tcPr>
+          <w:p>
+            <w:pPr>
+              <w:rPr>
+                <w:lang w:val="en-US"/>
+              </w:rPr>
+            </w:pPr>
+            <w:r>
+              <w:rPr>
+                <w:lang w:val="en-US"/>
+              </w:rPr>
+              <w:t>0</w:t>
+            </w:r>
+          </w:p>
+        </w:tc>
+        <w:tc>
+          <w:tcPr>
+            <w:tcW w:w="816" w:type="dxa"/>
+          </w:tcPr>
+          <w:p>
+            <w:pPr>
+              <w:rPr>
+                <w:lang w:val="en-US"/>
+              </w:rPr>
+            </w:pPr>
+            <w:r>
+              <w:rPr>
+                <w:lang w:val="en-US"/>
+              </w:rPr>
+              <w:t>0</w:t>
+            </w:r>
+          </w:p>
+        </w:tc>
+        <w:tc>
+          <w:tcPr>
+            <w:tcW w:w="888" w:type="dxa"/>
+            <w:shd w:val="clear" w:color="auto" w:fill="E7E6E6" w:themeFill="background2"/>
+          </w:tcPr>
+          <w:p>
+            <w:r>
+              <w:t>0</w:t>
+            </w:r>
+          </w:p>
+        </w:tc>
+        <w:tc>
+          <w:tcPr>
+            <w:tcW w:w="888" w:type="dxa"/>
+            <w:shd w:val="clear" w:color="auto" w:fill="E7E6E6" w:themeFill="background2"/>
+          </w:tcPr>
+          <w:p>
+            <w:r>
+              <w:t>0</w:t>
+            </w:r>
+          </w:p>
+        </w:tc>
+        <w:tc>
+          <w:tcPr>
+            <w:tcW w:w="888" w:type="dxa"/>
+            <w:shd w:val="clear" w:color="auto" w:fill="E7E6E6" w:themeFill="background2"/>
+          </w:tcPr>
+          <w:p>
+            <w:r>
+              <w:t>G</w:t>
+            </w:r>
+          </w:p>
+        </w:tc>
+        <w:tc>
+          <w:tcPr>
+            <w:tcW w:w="888" w:type="dxa"/>
+            <w:shd w:val="clear" w:color="auto" w:fill="E7E6E6" w:themeFill="background2"/>
+          </w:tcPr>
+          <w:p>
+            <w:r>
+              <w:t>0</w:t>
+            </w:r>
+          </w:p>
+        </w:tc>
+        <w:tc>
+          <w:tcPr>
+            <w:tcW w:w="865" w:type="dxa"/>
+            <w:shd w:val="clear" w:color="auto" w:fill="E7E6E6" w:themeFill="background2"/>
+          </w:tcPr>
+          <w:p>
+            <w:pPr>
+              <w:rPr>
+                <w:lang w:val="en-US"/>
+              </w:rPr>
+            </w:pPr>
+            <w:r>
+              <w:rPr>
+                <w:lang w:val="en-US"/>
+              </w:rPr>
+              <w:t>0</w:t>
+            </w:r>
+          </w:p>
+        </w:tc>
+        <w:tc>
+          <w:tcPr>
+            <w:tcW w:w="840" w:type="dxa"/>
+            <w:shd w:val="clear" w:color="auto" w:fill="E7E6E6" w:themeFill="background2"/>
+          </w:tcPr>
+          <w:p>
+            <w:pPr>
+              <w:rPr>
+                <w:lang w:val="en-US"/>
+              </w:rPr>
+            </w:pPr>
+            <w:r>
+              <w:rPr>
+                <w:lang w:val="en-US"/>
+              </w:rPr>
+              <w:t>0</w:t>
+            </w:r>
+          </w:p>
+        </w:tc>
+        <w:tc>
+          <w:tcPr>
+            <w:tcW w:w="812" w:type="dxa"/>
+            <w:shd w:val="clear" w:color="auto" w:fill="E7E6E6" w:themeFill="background2"/>
+          </w:tcPr>
+          <w:p>
+            <w:pPr>
+              <w:rPr>
+                <w:lang w:val="en-US"/>
+              </w:rPr>
+            </w:pPr>
+            <w:r>
+              <w:rPr>
+                <w:lang w:val="en-US"/>
+              </w:rPr>
+              <w:t>0</w:t>
+            </w:r>
+          </w:p>
+        </w:tc>
+        <w:tc>
+          <w:tcPr>
+            <w:tcW w:w="780" w:type="dxa"/>
+            <w:shd w:val="clear" w:color="auto" w:fill="E7E6E6" w:themeFill="background2"/>
+          </w:tcPr>
+          <w:p>
+            <w:pPr>
+              <w:rPr>
+                <w:lang w:val="en-US"/>
+              </w:rPr>
+            </w:pPr>
+            <w:r>
+              <w:rPr>
+                <w:lang w:val="en-US"/>
+              </w:rPr>
+              <w:t>0</w:t>
+            </w:r>
+          </w:p>
+        </w:tc>
+      </w:tr>
+      <w:tr>
+        <w:tc>
+          <w:tcPr>
+            <w:tcW w:w="842" w:type="dxa"/>
+          </w:tcPr>
+          <w:p>
+            <w:pPr>
+              <w:rPr>
+                <w:lang w:val="en-US"/>
+              </w:rPr>
+            </w:pPr>
+            <w:r>
+              <w:rPr>
+                <w:lang w:val="en-US"/>
+              </w:rPr>
+              <w:t>1</w:t>
+            </w:r>
+          </w:p>
+        </w:tc>
+        <w:tc>
+          <w:tcPr>
+            <w:tcW w:w="838" w:type="dxa"/>
+          </w:tcPr>
+          <w:p>
+            <w:pPr>
+              <w:rPr>
+                <w:lang w:val="en-US"/>
+              </w:rPr>
+            </w:pPr>
+            <w:r>
+              <w:rPr>
+                <w:lang w:val="en-US"/>
+              </w:rPr>
+              <w:t>1</w:t>
+            </w:r>
+          </w:p>
+        </w:tc>
+        <w:tc>
+          <w:tcPr>
+            <w:tcW w:w="816" w:type="dxa"/>
+          </w:tcPr>
+          <w:p>
+            <w:pPr>
+              <w:rPr>
+                <w:lang w:val="en-US"/>
+              </w:rPr>
+            </w:pPr>
+            <w:r>
+              <w:rPr>
+                <w:lang w:val="en-US"/>
+              </w:rPr>
+              <w:t>0</w:t>
+            </w:r>
+          </w:p>
+        </w:tc>
+        <w:tc>
+          <w:tcPr>
+            <w:tcW w:w="888" w:type="dxa"/>
+            <w:shd w:val="clear" w:color="auto" w:fill="E7E6E6" w:themeFill="background2"/>
+          </w:tcPr>
+          <w:p>
+            <w:r>
+              <w:t>0</w:t>
+            </w:r>
+          </w:p>
+        </w:tc>
+        <w:tc>
+          <w:tcPr>
+            <w:tcW w:w="888" w:type="dxa"/>
+            <w:shd w:val="clear" w:color="auto" w:fill="E7E6E6" w:themeFill="background2"/>
+          </w:tcPr>
+          <w:p>
+            <w:r>
+              <w:t>0</w:t>
+            </w:r>
+          </w:p>
+        </w:tc>
+        <w:tc>
+          <w:tcPr>
+            <w:tcW w:w="888" w:type="dxa"/>
+            <w:shd w:val="clear" w:color="auto" w:fill="E7E6E6" w:themeFill="background2"/>
+          </w:tcPr>
+          <w:p>
+            <w:r>
+              <w:t>0</w:t>
+            </w:r>
+          </w:p>
+        </w:tc>
+        <w:tc>
+          <w:tcPr>
+            <w:tcW w:w="888" w:type="dxa"/>
+            <w:shd w:val="clear" w:color="auto" w:fill="E7E6E6" w:themeFill="background2"/>
+          </w:tcPr>
+          <w:p>
+            <w:r>
+              <w:t>1</w:t>
+            </w:r>
+          </w:p>
+        </w:tc>
+        <w:tc>
+          <w:tcPr>
+            <w:tcW w:w="865" w:type="dxa"/>
+            <w:shd w:val="clear" w:color="auto" w:fill="E7E6E6" w:themeFill="background2"/>
+          </w:tcPr>
+          <w:p>
+            <w:pPr>
+              <w:rPr>
+                <w:lang w:val="en-US"/>
+              </w:rPr>
+            </w:pPr>
+            <w:r>
+              <w:rPr>
+                <w:lang w:val="en-US"/>
+              </w:rPr>
+              <w:t>0</w:t>
+            </w:r>
+          </w:p>
+        </w:tc>
+        <w:tc>
+          <w:tcPr>
+            <w:tcW w:w="840" w:type="dxa"/>
+            <w:shd w:val="clear" w:color="auto" w:fill="E7E6E6" w:themeFill="background2"/>
+          </w:tcPr>
+          <w:p>
+            <w:pPr>
+              <w:rPr>
+                <w:lang w:val="en-US"/>
+              </w:rPr>
+            </w:pPr>
+            <w:r>
+              <w:rPr>
+                <w:lang w:val="en-US"/>
+              </w:rPr>
+              <w:t>0</w:t>
+            </w:r>
+          </w:p>
+        </w:tc>
+        <w:tc>
+          <w:tcPr>
+            <w:tcW w:w="812" w:type="dxa"/>
+            <w:shd w:val="clear" w:color="auto" w:fill="E7E6E6" w:themeFill="background2"/>
+          </w:tcPr>
+          <w:p>
+            <w:pPr>
+              <w:rPr>
+                <w:lang w:val="en-US"/>
+              </w:rPr>
+            </w:pPr>
+            <w:r>
+              <w:rPr>
+                <w:lang w:val="en-US"/>
+              </w:rPr>
+              <w:t>0</w:t>
+            </w:r>
+          </w:p>
+        </w:tc>
+        <w:tc>
+          <w:tcPr>
+            <w:tcW w:w="780" w:type="dxa"/>
+            <w:shd w:val="clear" w:color="auto" w:fill="E7E6E6" w:themeFill="background2"/>
+          </w:tcPr>
+          <w:p>
+            <w:pPr>
+              <w:rPr>
+                <w:lang w:val="en-US"/>
+              </w:rPr>
+            </w:pPr>
+            <w:r>
+              <w:rPr>
+                <w:lang w:val="en-US"/>
+              </w:rPr>
+              <w:t>0</w:t>
+            </w:r>
+          </w:p>
+        </w:tc>
+      </w:tr>
+      <w:tr>
+        <w:tc>
+          <w:tcPr>
+            <w:tcW w:w="842" w:type="dxa"/>
+          </w:tcPr>
+          <w:p>
+            <w:pPr>
+              <w:rPr>
+                <w:lang w:val="en-US"/>
+              </w:rPr>
+            </w:pPr>
+            <w:r>
+              <w:rPr>
+                <w:lang w:val="en-US"/>
+              </w:rPr>
+              <w:t>0</w:t>
+            </w:r>
+          </w:p>
+        </w:tc>
+        <w:tc>
+          <w:tcPr>
+            <w:tcW w:w="838" w:type="dxa"/>
+          </w:tcPr>
+          <w:p>
+            <w:pPr>
+              <w:rPr>
+                <w:lang w:val="en-US"/>
+              </w:rPr>
+            </w:pPr>
+            <w:r>
+              <w:rPr>
+                <w:lang w:val="en-US"/>
+              </w:rPr>
+              <w:t>1</w:t>
+            </w:r>
+          </w:p>
+        </w:tc>
+        <w:tc>
+          <w:tcPr>
+            <w:tcW w:w="816" w:type="dxa"/>
+          </w:tcPr>
+          <w:p>
+            <w:pPr>
+              <w:rPr>
+                <w:lang w:val="en-US"/>
+              </w:rPr>
+            </w:pPr>
+            <w:r>
+              <w:rPr>
+                <w:lang w:val="en-US"/>
+              </w:rPr>
+              <w:t>0</w:t>
+            </w:r>
+          </w:p>
+        </w:tc>
+        <w:tc>
+          <w:tcPr>
+            <w:tcW w:w="888" w:type="dxa"/>
+            <w:shd w:val="clear" w:color="auto" w:fill="E7E6E6" w:themeFill="background2"/>
+          </w:tcPr>
+          <w:p>
+            <w:pPr>
+              <w:rPr>
+                <w:lang w:val="en-US"/>
+              </w:rPr>
+            </w:pPr>
+            <w:r>
+              <w:rPr>
+                <w:lang w:val="en-US"/>
+              </w:rPr>
+              <w:t>0</w:t>
+            </w:r>
+          </w:p>
+        </w:tc>
+        <w:tc>
+          <w:tcPr>
+            <w:tcW w:w="888" w:type="dxa"/>
+            <w:shd w:val="clear" w:color="auto" w:fill="E7E6E6" w:themeFill="background2"/>
+          </w:tcPr>
+          <w:p>
+            <w:pPr>
+              <w:rPr>
+                <w:lang w:val="en-US"/>
+              </w:rPr>
+            </w:pPr>
+            <w:r>
+              <w:rPr>
+                <w:lang w:val="en-US"/>
+              </w:rPr>
+              <w:t>0</w:t>
+            </w:r>
+          </w:p>
+        </w:tc>
+        <w:tc>
+          <w:tcPr>
+            <w:tcW w:w="888" w:type="dxa"/>
+            <w:shd w:val="clear" w:color="auto" w:fill="E7E6E6" w:themeFill="background2"/>
+          </w:tcPr>
+          <w:p>
+            <w:pPr>
+              <w:rPr>
+                <w:lang w:val="en-US"/>
+              </w:rPr>
+            </w:pPr>
+            <w:r>
+              <w:rPr>
+                <w:lang w:val="en-US"/>
+              </w:rPr>
+              <w:t>0</w:t>
+            </w:r>
+          </w:p>
+        </w:tc>
+        <w:tc>
+          <w:tcPr>
+            <w:tcW w:w="888" w:type="dxa"/>
+            <w:shd w:val="clear" w:color="auto" w:fill="E7E6E6" w:themeFill="background2"/>
+          </w:tcPr>
+          <w:p>
+            <w:pPr>
+              <w:rPr>
+                <w:lang w:val="en-US"/>
+              </w:rPr>
+            </w:pPr>
+            <w:r>
+              <w:rPr>
+                <w:lang w:val="en-US"/>
+              </w:rPr>
+              <w:t>0</w:t>
+            </w:r>
+          </w:p>
+        </w:tc>
+        <w:tc>
+          <w:tcPr>
+            <w:tcW w:w="865" w:type="dxa"/>
+            <w:shd w:val="clear" w:color="auto" w:fill="E7E6E6" w:themeFill="background2"/>
+          </w:tcPr>
+          <w:p>
+            <w:pPr>
+              <w:rPr>
+                <w:lang w:val="en-US"/>
+              </w:rPr>
+            </w:pPr>
+            <w:r>
+              <w:rPr>
+                <w:lang w:val="en-US"/>
+              </w:rPr>
+              <w:t>0</w:t>
+            </w:r>
+          </w:p>
+        </w:tc>
+        <w:tc>
+          <w:tcPr>
+            <w:tcW w:w="840" w:type="dxa"/>
+            <w:shd w:val="clear" w:color="auto" w:fill="E7E6E6" w:themeFill="background2"/>
+          </w:tcPr>
+          <w:p>
+            <w:pPr>
+              <w:rPr>
+                <w:lang w:val="en-US"/>
+              </w:rPr>
+            </w:pPr>
+            <w:r>
+              <w:rPr>
+                <w:lang w:val="en-US"/>
+              </w:rPr>
+              <w:t>0</w:t>
+            </w:r>
+          </w:p>
+        </w:tc>
+        <w:tc>
+          <w:tcPr>
+            <w:tcW w:w="812" w:type="dxa"/>
+            <w:shd w:val="clear" w:color="auto" w:fill="E7E6E6" w:themeFill="background2"/>
+          </w:tcPr>
+          <w:p>
+            <w:pPr>
+              <w:rPr>
+                <w:lang w:val="en-US"/>
+              </w:rPr>
+            </w:pPr>
+            <w:r>
+              <w:rPr>
+                <w:lang w:val="en-US"/>
+              </w:rPr>
+              <w:t>0</w:t>
+            </w:r>
+          </w:p>
+        </w:tc>
+        <w:tc>
+          <w:tcPr>
+            <w:tcW w:w="780" w:type="dxa"/>
+            <w:shd w:val="clear" w:color="auto" w:fill="E7E6E6" w:themeFill="background2"/>
+          </w:tcPr>
+          <w:p>
+            <w:pPr>
+              <w:rPr>
+                <w:lang w:val="en-US"/>
+              </w:rPr>
+            </w:pPr>
+            <w:r>
+              <w:rPr>
+                <w:lang w:val="en-US"/>
+              </w:rPr>
+              <w:t>0</w:t>
+            </w:r>
+          </w:p>
+        </w:tc>
+      </w:tr>
+      <w:tr>
+        <w:tc>
+          <w:tcPr>
+            <w:tcW w:w="842" w:type="dxa"/>
+          </w:tcPr>
+          <w:p>
+            <w:pPr>
+              <w:rPr>
+                <w:lang w:val="en-US"/>
+              </w:rPr>
+            </w:pPr>
+            <w:r>
+              <w:rPr>
+                <w:lang w:val="en-US"/>
+              </w:rPr>
+              <w:t>0</w:t>
+            </w:r>
+          </w:p>
+        </w:tc>
+        <w:tc>
+          <w:tcPr>
+            <w:tcW w:w="838" w:type="dxa"/>
+          </w:tcPr>
+          <w:p>
+            <w:pPr>
+              <w:rPr>
+                <w:lang w:val="en-US"/>
+              </w:rPr>
+            </w:pPr>
+            <w:r>
+              <w:rPr>
+                <w:lang w:val="en-US"/>
+              </w:rPr>
+              <w:t>1</w:t>
+            </w:r>
+          </w:p>
+        </w:tc>
+        <w:tc>
+          <w:tcPr>
+            <w:tcW w:w="816" w:type="dxa"/>
+          </w:tcPr>
+          <w:p>
+            <w:pPr>
+              <w:rPr>
+                <w:lang w:val="en-US"/>
+              </w:rPr>
+            </w:pPr>
+            <w:r>
+              <w:rPr>
+                <w:lang w:val="en-US"/>
+              </w:rPr>
+              <w:t>0</w:t>
+            </w:r>
+          </w:p>
+        </w:tc>
+        <w:tc>
+          <w:tcPr>
+            <w:tcW w:w="888" w:type="dxa"/>
+            <w:shd w:val="clear" w:color="auto" w:fill="E7E6E6" w:themeFill="background2"/>
+          </w:tcPr>
+          <w:p>
+            <w:pPr>
+              <w:rPr>
+                <w:lang w:val="en-US"/>
+              </w:rPr>
+            </w:pPr>
+            <w:r>
+              <w:rPr>
+                <w:lang w:val="en-US"/>
+              </w:rPr>
+              <w:t>0</w:t>
+            </w:r>
+          </w:p>
+        </w:tc>
+        <w:tc>
+          <w:tcPr>
+            <w:tcW w:w="888" w:type="dxa"/>
+            <w:shd w:val="clear" w:color="auto" w:fill="E7E6E6" w:themeFill="background2"/>
+          </w:tcPr>
+          <w:p>
+            <w:pPr>
+              <w:rPr>
+                <w:lang w:val="en-US"/>
+              </w:rPr>
+            </w:pPr>
+            <w:r>
+              <w:rPr>
+                <w:lang w:val="en-US"/>
+              </w:rPr>
+              <w:t>0</w:t>
+            </w:r>
+          </w:p>
+        </w:tc>
+        <w:tc>
+          <w:tcPr>
+            <w:tcW w:w="888" w:type="dxa"/>
+            <w:shd w:val="clear" w:color="auto" w:fill="E7E6E6" w:themeFill="background2"/>
+          </w:tcPr>
+          <w:p>
+            <w:pPr>
+              <w:rPr>
+                <w:lang w:val="en-US"/>
+              </w:rPr>
+            </w:pPr>
+            <w:r>
+              <w:rPr>
+                <w:lang w:val="en-US"/>
+              </w:rPr>
+              <w:t>0</w:t>
+            </w:r>
+          </w:p>
+        </w:tc>
+        <w:tc>
+          <w:tcPr>
+            <w:tcW w:w="888" w:type="dxa"/>
+            <w:shd w:val="clear" w:color="auto" w:fill="E7E6E6" w:themeFill="background2"/>
+          </w:tcPr>
+          <w:p>
+            <w:pPr>
+              <w:rPr>
+                <w:lang w:val="en-US"/>
+              </w:rPr>
+            </w:pPr>
+            <w:r>
+              <w:rPr>
+                <w:lang w:val="en-US"/>
+              </w:rPr>
+              <w:t>0</w:t>
+            </w:r>
+          </w:p>
+        </w:tc>
+        <w:tc>
+          <w:tcPr>
+            <w:tcW w:w="865" w:type="dxa"/>
+            <w:shd w:val="clear" w:color="auto" w:fill="E7E6E6" w:themeFill="background2"/>
+          </w:tcPr>
+          <w:p>
+            <w:pPr>
+              <w:rPr>
+                <w:lang w:val="en-US"/>
+              </w:rPr>
+            </w:pPr>
+            <w:r>
+              <w:rPr>
+                <w:lang w:val="en-US"/>
+              </w:rPr>
+              <w:t>0</w:t>
+            </w:r>
+          </w:p>
+        </w:tc>
+        <w:tc>
+          <w:tcPr>
+            <w:tcW w:w="840" w:type="dxa"/>
+            <w:shd w:val="clear" w:color="auto" w:fill="E7E6E6" w:themeFill="background2"/>
+          </w:tcPr>
+          <w:p>
+            <w:pPr>
+              <w:rPr>
+                <w:lang w:val="en-US"/>
+              </w:rPr>
+            </w:pPr>
+            <w:r>
+              <w:rPr>
+                <w:lang w:val="en-US"/>
+              </w:rPr>
+              <w:t>0</w:t>
+            </w:r>
+          </w:p>
+        </w:tc>
+        <w:tc>
+          <w:tcPr>
+            <w:tcW w:w="812" w:type="dxa"/>
+            <w:shd w:val="clear" w:color="auto" w:fill="E7E6E6" w:themeFill="background2"/>
+          </w:tcPr>
+          <w:p>
+            <w:pPr>
+              <w:rPr>
+                <w:lang w:val="en-US"/>
+              </w:rPr>
+            </w:pPr>
+            <w:r>
+              <w:rPr>
+                <w:lang w:val="en-US"/>
+              </w:rPr>
+              <w:t>0</w:t>
+            </w:r>
+          </w:p>
+        </w:tc>
+        <w:tc>
+          <w:tcPr>
+            <w:tcW w:w="780" w:type="dxa"/>
+            <w:shd w:val="clear" w:color="auto" w:fill="E7E6E6" w:themeFill="background2"/>
+          </w:tcPr>
+          <w:p>
+            <w:pPr>
+              <w:rPr>
+                <w:lang w:val="en-US"/>
+              </w:rPr>
+            </w:pPr>
+            <w:r>
+              <w:rPr>
+                <w:lang w:val="en-US"/>
+              </w:rPr>
+              <w:t>0</w:t>
+            </w:r>
+          </w:p>
+        </w:tc>
+      </w:tr>
+      <w:tr>
+        <w:tc>
+          <w:tcPr>
+            <w:tcW w:w="842" w:type="dxa"/>
+          </w:tcPr>
+          <w:p>
+            <w:pPr>
+              <w:rPr>
+                <w:lang w:val="en-US"/>
+              </w:rPr>
+            </w:pPr>
+            <w:r>
+              <w:rPr>
+                <w:lang w:val="en-US"/>
+              </w:rPr>
+              <w:t>1</w:t>
+            </w:r>
+          </w:p>
+        </w:tc>
+        <w:tc>
+          <w:tcPr>
+            <w:tcW w:w="838" w:type="dxa"/>
+          </w:tcPr>
+          <w:p>
+            <w:pPr>
+              <w:rPr>
+                <w:lang w:val="en-US"/>
+              </w:rPr>
+            </w:pPr>
+            <w:r>
+              <w:rPr>
+                <w:lang w:val="en-US"/>
+              </w:rPr>
+              <w:t>0</w:t>
+            </w:r>
+          </w:p>
+        </w:tc>
+        <w:tc>
+          <w:tcPr>
+            <w:tcW w:w="816" w:type="dxa"/>
+          </w:tcPr>
+          <w:p>
+            <w:pPr>
+              <w:rPr>
+                <w:lang w:val="en-US"/>
+              </w:rPr>
+            </w:pPr>
+            <w:r>
+              <w:rPr>
+                <w:lang w:val="en-US"/>
+              </w:rPr>
+              <w:t>0</w:t>
+            </w:r>
+          </w:p>
+        </w:tc>
+        <w:tc>
+          <w:tcPr>
+            <w:tcW w:w="888" w:type="dxa"/>
+            <w:shd w:val="clear" w:color="auto" w:fill="E7E6E6" w:themeFill="background2"/>
+          </w:tcPr>
+          <w:p>
+            <w:pPr>
+              <w:rPr>
+                <w:lang w:val="en-US"/>
+              </w:rPr>
+            </w:pPr>
+            <w:r>
+              <w:rPr>
+                <w:lang w:val="en-US"/>
+              </w:rPr>
+              <w:t>0</w:t>
+            </w:r>
+          </w:p>
+        </w:tc>
+        <w:tc>
+          <w:tcPr>
+            <w:tcW w:w="888" w:type="dxa"/>
+            <w:shd w:val="clear" w:color="auto" w:fill="E7E6E6" w:themeFill="background2"/>
+          </w:tcPr>
+          <w:p>
+            <w:pPr>
+              <w:rPr>
+                <w:lang w:val="en-US"/>
+              </w:rPr>
+            </w:pPr>
+            <w:r>
+              <w:rPr>
+                <w:lang w:val="en-US"/>
+              </w:rPr>
+              <w:t>0</w:t>
+            </w:r>
+          </w:p>
+        </w:tc>
+        <w:tc>
+          <w:tcPr>
+            <w:tcW w:w="888" w:type="dxa"/>
+            <w:shd w:val="clear" w:color="auto" w:fill="E7E6E6" w:themeFill="background2"/>
+          </w:tcPr>
+          <w:p>
+            <w:pPr>
+              <w:rPr>
+                <w:lang w:val="en-US"/>
+              </w:rPr>
+            </w:pPr>
+            <w:r>
+              <w:rPr>
+                <w:lang w:val="en-US"/>
+              </w:rPr>
+              <w:t>0</w:t>
+            </w:r>
+          </w:p>
+        </w:tc>
+        <w:tc>
+          <w:tcPr>
+            <w:tcW w:w="888" w:type="dxa"/>
+            <w:shd w:val="clear" w:color="auto" w:fill="E7E6E6" w:themeFill="background2"/>
+          </w:tcPr>
+          <w:p>
+            <w:pPr>
+              <w:rPr>
+                <w:lang w:val="en-US"/>
+              </w:rPr>
+            </w:pPr>
+            <w:r>
+              <w:rPr>
+                <w:lang w:val="en-US"/>
+              </w:rPr>
+              <w:t>0</w:t>
+            </w:r>
+          </w:p>
+        </w:tc>
+        <w:tc>
+          <w:tcPr>
+            <w:tcW w:w="865" w:type="dxa"/>
+            <w:shd w:val="clear" w:color="auto" w:fill="E7E6E6" w:themeFill="background2"/>
+          </w:tcPr>
+          <w:p>
+            <w:pPr>
+              <w:rPr>
+                <w:lang w:val="en-US"/>
+              </w:rPr>
+            </w:pPr>
+            <w:r>
+              <w:rPr>
+                <w:lang w:val="en-US"/>
+              </w:rPr>
+              <w:t>0</w:t>
+            </w:r>
+          </w:p>
+        </w:tc>
+        <w:tc>
+          <w:tcPr>
+            <w:tcW w:w="840" w:type="dxa"/>
+            <w:shd w:val="clear" w:color="auto" w:fill="E7E6E6" w:themeFill="background2"/>
+          </w:tcPr>
+          <w:p>
+            <w:pPr>
+              <w:rPr>
+                <w:lang w:val="en-US"/>
+              </w:rPr>
+            </w:pPr>
+            <w:r>
+              <w:rPr>
+                <w:lang w:val="en-US"/>
+              </w:rPr>
+              <w:t>0</w:t>
+            </w:r>
+          </w:p>
+        </w:tc>
+        <w:tc>
+          <w:tcPr>
+            <w:tcW w:w="812" w:type="dxa"/>
+            <w:shd w:val="clear" w:color="auto" w:fill="E7E6E6" w:themeFill="background2"/>
+          </w:tcPr>
+          <w:p>
+            <w:pPr>
+              <w:rPr>
+                <w:lang w:val="en-US"/>
+              </w:rPr>
+            </w:pPr>
+            <w:r>
+              <w:rPr>
+                <w:lang w:val="en-US"/>
+              </w:rPr>
+              <w:t>0</w:t>
+            </w:r>
+          </w:p>
+        </w:tc>
+        <w:tc>
+          <w:tcPr>
+            <w:tcW w:w="780" w:type="dxa"/>
+            <w:shd w:val="clear" w:color="auto" w:fill="E7E6E6" w:themeFill="background2"/>
+          </w:tcPr>
+          <w:p>
+            <w:pPr>
+              <w:rPr>
+                <w:lang w:val="en-US"/>
+              </w:rPr>
+            </w:pPr>
+            <w:r>
+              <w:rPr>
+                <w:lang w:val="en-US"/>
+              </w:rPr>
+              <w:t>0</w:t>
+            </w:r>
+          </w:p>
+        </w:tc>
+      </w:tr>
+      <w:tr>
+        <w:tc>
+          <w:tcPr>
+            <w:tcW w:w="842" w:type="dxa"/>
+          </w:tcPr>
+          <w:p>
+            <w:pPr>
+              <w:rPr>
+                <w:lang w:val="en-US"/>
+              </w:rPr>
+            </w:pPr>
+            <w:r>
+              <w:rPr>
+                <w:lang w:val="en-US"/>
+              </w:rPr>
+              <w:t>1</w:t>
+            </w:r>
+          </w:p>
+        </w:tc>
+        <w:tc>
+          <w:tcPr>
+            <w:tcW w:w="838" w:type="dxa"/>
+          </w:tcPr>
+          <w:p>
+            <w:pPr>
+              <w:rPr>
+                <w:lang w:val="en-US"/>
+              </w:rPr>
+            </w:pPr>
+            <w:r>
+              <w:rPr>
+                <w:lang w:val="en-US"/>
+              </w:rPr>
+              <w:t>0</w:t>
+            </w:r>
+          </w:p>
+        </w:tc>
+        <w:tc>
+          <w:tcPr>
+            <w:tcW w:w="816" w:type="dxa"/>
+          </w:tcPr>
+          <w:p>
+            <w:pPr>
+              <w:rPr>
+                <w:lang w:val="en-US"/>
+              </w:rPr>
+            </w:pPr>
+            <w:r>
+              <w:rPr>
+                <w:lang w:val="en-US"/>
+              </w:rPr>
+              <w:t>0</w:t>
+            </w:r>
+          </w:p>
+        </w:tc>
+        <w:tc>
+          <w:tcPr>
+            <w:tcW w:w="888" w:type="dxa"/>
+            <w:shd w:val="clear" w:color="auto" w:fill="E7E6E6" w:themeFill="background2"/>
+          </w:tcPr>
+          <w:p>
+            <w:pPr>
+              <w:rPr>
+                <w:lang w:val="en-US"/>
+              </w:rPr>
+            </w:pPr>
+            <w:r>
+              <w:rPr>
+                <w:lang w:val="en-US"/>
+              </w:rPr>
+              <w:t>0</w:t>
+            </w:r>
+          </w:p>
+        </w:tc>
+        <w:tc>
+          <w:tcPr>
+            <w:tcW w:w="888" w:type="dxa"/>
+            <w:shd w:val="clear" w:color="auto" w:fill="E7E6E6" w:themeFill="background2"/>
+          </w:tcPr>
+          <w:p>
+            <w:pPr>
+              <w:rPr>
+                <w:lang w:val="en-US"/>
+              </w:rPr>
+            </w:pPr>
+            <w:r>
+              <w:rPr>
+                <w:lang w:val="en-US"/>
+              </w:rPr>
+              <w:t>0</w:t>
+            </w:r>
+          </w:p>
+        </w:tc>
+        <w:tc>
+          <w:tcPr>
+            <w:tcW w:w="888" w:type="dxa"/>
+            <w:shd w:val="clear" w:color="auto" w:fill="E7E6E6" w:themeFill="background2"/>
+          </w:tcPr>
+          <w:p>
+            <w:pPr>
+              <w:rPr>
+                <w:lang w:val="en-US"/>
+              </w:rPr>
+            </w:pPr>
+            <w:r>
+              <w:rPr>
+                <w:lang w:val="en-US"/>
+              </w:rPr>
+              <w:t>0</w:t>
+            </w:r>
+          </w:p>
+        </w:tc>
+        <w:tc>
+          <w:tcPr>
+            <w:tcW w:w="888" w:type="dxa"/>
+            <w:shd w:val="clear" w:color="auto" w:fill="E7E6E6" w:themeFill="background2"/>
+          </w:tcPr>
+          <w:p>
+            <w:pPr>
+              <w:rPr>
+                <w:lang w:val="en-US"/>
+              </w:rPr>
+            </w:pPr>
+            <w:r>
+              <w:rPr>
+                <w:lang w:val="en-US"/>
+              </w:rPr>
+              <w:t>0</w:t>
+            </w:r>
+          </w:p>
+        </w:tc>
+        <w:tc>
+          <w:tcPr>
+            <w:tcW w:w="865" w:type="dxa"/>
+            <w:shd w:val="clear" w:color="auto" w:fill="E7E6E6" w:themeFill="background2"/>
+          </w:tcPr>
+          <w:p>
+            <w:pPr>
+              <w:rPr>
+                <w:lang w:val="en-US"/>
+              </w:rPr>
+            </w:pPr>
+            <w:r>
+              <w:rPr>
+                <w:lang w:val="en-US"/>
+              </w:rPr>
+              <w:t>0</w:t>
+            </w:r>
+          </w:p>
+        </w:tc>
+        <w:tc>
+          <w:tcPr>
+            <w:tcW w:w="840" w:type="dxa"/>
+            <w:shd w:val="clear" w:color="auto" w:fill="E7E6E6" w:themeFill="background2"/>
+          </w:tcPr>
+          <w:p>
+            <w:pPr>
+              <w:rPr>
+                <w:lang w:val="en-US"/>
+              </w:rPr>
+            </w:pPr>
+            <w:r>
+              <w:rPr>
+                <w:lang w:val="en-US"/>
+              </w:rPr>
+              <w:t>0</w:t>
+            </w:r>
+          </w:p>
+        </w:tc>
+        <w:tc>
+          <w:tcPr>
+            <w:tcW w:w="812" w:type="dxa"/>
+            <w:shd w:val="clear" w:color="auto" w:fill="E7E6E6" w:themeFill="background2"/>
+          </w:tcPr>
+          <w:p>
+            <w:pPr>
+              <w:rPr>
+                <w:lang w:val="en-US"/>
+              </w:rPr>
+            </w:pPr>
+            <w:r>
+              <w:rPr>
+                <w:lang w:val="en-US"/>
+              </w:rPr>
+              <w:t>0</w:t>
+            </w:r>
+          </w:p>
+        </w:tc>
+        <w:tc>
+          <w:tcPr>
+            <w:tcW w:w="780" w:type="dxa"/>
+            <w:shd w:val="clear" w:color="auto" w:fill="E7E6E6" w:themeFill="background2"/>
+          </w:tcPr>
+          <w:p>
+            <w:pPr>
+              <w:rPr>
+                <w:lang w:val="en-US"/>
+              </w:rPr>
+            </w:pPr>
+            <w:r>
+              <w:rPr>
+                <w:lang w:val="en-US"/>
+              </w:rPr>
+              <w:t>0</w:t>
+            </w:r>
+          </w:p>
+        </w:tc>
+      </w:tr>
+      <w:tr>
+        <w:tc>
+          <w:tcPr>
+            <w:tcW w:w="842" w:type="dxa"/>
+          </w:tcPr>
+          <w:p>
+            <w:pPr>
+              <w:rPr>
+                <w:lang w:val="en-US"/>
+              </w:rPr>
+            </w:pPr>
+            <w:r>
+              <w:rPr>
+                <w:lang w:val="en-US"/>
+              </w:rPr>
+              <w:t>1</w:t>
+            </w:r>
+          </w:p>
+        </w:tc>
+        <w:tc>
+          <w:tcPr>
+            <w:tcW w:w="838" w:type="dxa"/>
+          </w:tcPr>
+          <w:p>
+            <w:pPr>
+              <w:rPr>
+                <w:lang w:val="en-US"/>
+              </w:rPr>
+            </w:pPr>
+            <w:r>
+              <w:rPr>
+                <w:lang w:val="en-US"/>
+              </w:rPr>
+              <w:t>1</w:t>
+            </w:r>
+          </w:p>
+        </w:tc>
+        <w:tc>
+          <w:tcPr>
+            <w:tcW w:w="816" w:type="dxa"/>
+          </w:tcPr>
+          <w:p>
+            <w:pPr>
+              <w:rPr>
+                <w:lang w:val="en-US"/>
+              </w:rPr>
+            </w:pPr>
+            <w:r>
+              <w:rPr>
+                <w:lang w:val="en-US"/>
+              </w:rPr>
+              <w:t>0</w:t>
+            </w:r>
+          </w:p>
+        </w:tc>
+        <w:tc>
+          <w:tcPr>
+            <w:tcW w:w="888" w:type="dxa"/>
+            <w:shd w:val="clear" w:color="auto" w:fill="E7E6E6" w:themeFill="background2"/>
+          </w:tcPr>
+          <w:p>
+            <w:pPr>
+              <w:rPr>
+                <w:lang w:val="en-US"/>
+              </w:rPr>
+            </w:pPr>
+            <w:r>
+              <w:rPr>
+                <w:lang w:val="en-US"/>
+              </w:rPr>
+              <w:t>0</w:t>
+            </w:r>
+          </w:p>
+        </w:tc>
+        <w:tc>
+          <w:tcPr>
+            <w:tcW w:w="888" w:type="dxa"/>
+            <w:shd w:val="clear" w:color="auto" w:fill="E7E6E6" w:themeFill="background2"/>
+          </w:tcPr>
+          <w:p>
+            <w:pPr>
+              <w:rPr>
+                <w:lang w:val="en-US"/>
+              </w:rPr>
+            </w:pPr>
+            <w:r>
+              <w:rPr>
+                <w:lang w:val="en-US"/>
+              </w:rPr>
+              <w:t>0</w:t>
+            </w:r>
+          </w:p>
+        </w:tc>
+        <w:tc>
+          <w:tcPr>
+            <w:tcW w:w="888" w:type="dxa"/>
+            <w:shd w:val="clear" w:color="auto" w:fill="E7E6E6" w:themeFill="background2"/>
+          </w:tcPr>
+          <w:p>
+            <w:pPr>
+              <w:rPr>
+                <w:lang w:val="en-US"/>
+              </w:rPr>
+            </w:pPr>
+            <w:r>
+              <w:rPr>
+                <w:lang w:val="en-US"/>
+              </w:rPr>
+              <w:t>0</w:t>
+            </w:r>
+          </w:p>
+        </w:tc>
+        <w:tc>
+          <w:tcPr>
+            <w:tcW w:w="888" w:type="dxa"/>
+            <w:shd w:val="clear" w:color="auto" w:fill="E7E6E6" w:themeFill="background2"/>
+          </w:tcPr>
+          <w:p>
+            <w:pPr>
+              <w:rPr>
+                <w:lang w:val="en-US"/>
+              </w:rPr>
+            </w:pPr>
+            <w:r>
+              <w:rPr>
+                <w:lang w:val="en-US"/>
+              </w:rPr>
+              <w:t>0</w:t>
+            </w:r>
+          </w:p>
+        </w:tc>
+        <w:tc>
+          <w:tcPr>
+            <w:tcW w:w="865" w:type="dxa"/>
+            <w:shd w:val="clear" w:color="auto" w:fill="E7E6E6" w:themeFill="background2"/>
+          </w:tcPr>
+          <w:p>
+            <w:pPr>
+              <w:rPr>
+                <w:lang w:val="en-US"/>
+              </w:rPr>
+            </w:pPr>
+            <w:r>
+              <w:rPr>
+                <w:lang w:val="en-US"/>
+              </w:rPr>
+              <w:t>0</w:t>
+            </w:r>
+          </w:p>
+        </w:tc>
+        <w:tc>
+          <w:tcPr>
+            <w:tcW w:w="840" w:type="dxa"/>
+            <w:shd w:val="clear" w:color="auto" w:fill="E7E6E6" w:themeFill="background2"/>
+          </w:tcPr>
+          <w:p>
+            <w:pPr>
+              <w:rPr>
+                <w:lang w:val="en-US"/>
+              </w:rPr>
+            </w:pPr>
+            <w:r>
+              <w:rPr>
+                <w:lang w:val="en-US"/>
+              </w:rPr>
+              <w:t>0</w:t>
+            </w:r>
+          </w:p>
+        </w:tc>
+        <w:tc>
+          <w:tcPr>
+            <w:tcW w:w="812" w:type="dxa"/>
+            <w:shd w:val="clear" w:color="auto" w:fill="E7E6E6" w:themeFill="background2"/>
+          </w:tcPr>
+          <w:p>
+            <w:pPr>
+              <w:rPr>
+                <w:lang w:val="en-US"/>
+              </w:rPr>
+            </w:pPr>
+            <w:r>
+              <w:rPr>
+                <w:lang w:val="en-US"/>
+              </w:rPr>
+              <w:t>0</w:t>
+            </w:r>
+          </w:p>
+        </w:tc>
+        <w:tc>
+          <w:tcPr>
+            <w:tcW w:w="780" w:type="dxa"/>
+            <w:shd w:val="clear" w:color="auto" w:fill="E7E6E6" w:themeFill="background2"/>
+          </w:tcPr>
+          <w:p>
+            <w:pPr>
+              <w:rPr>
+                <w:lang w:val="en-US"/>
+              </w:rPr>
+            </w:pPr>
+            <w:r>
+              <w:rPr>
+                <w:lang w:val="en-US"/>
+              </w:rPr>
+              <w:t>0</w:t>
+            </w:r>
+          </w:p>
+        </w:tc>
+      </w:tr>
+    </w:tbl>
+    <w:p>
+      <w:r>
+        <w:rPr>
+          <w:lang w:val="en-US"/>
+        </w:rPr>
+        <w:t>G</w:t>
       </w:r>
       <w:r>
-        <w:t>мультиплексирование</w:t>
+        <w:t xml:space="preserve"> – </w:t>
       </w:r>
       <w:r>
-        <w:t>»</w:t>
+        <w:t>вход разрешающий работу дешифратора. Согнал на этом входе может передаваться на выход, определяемый адресными входами сигналам</w:t>
+      </w:r>
+    </w:p>
+    <w:p>
+      <w:pPr>
+        <w:pStyle w:val="a3"/>
+        <w:numPr>
+          <w:ilvl w:val="0"/>
+          <w:numId w:val="1"/>
+        </w:numPr>
+        <w:rPr>
+          <w:lang w:val="en-US"/>
+        </w:rPr>
+      </w:pPr>
+      <w:r>
+        <w:t xml:space="preserve">Исследование мультиплексора </w:t>
+      </w:r>
+    </w:p>
+    <w:p>
+      <w:pPr>
+        <w:pStyle w:val="a3"/>
+      </w:pPr>
+      <w:r>
+        <w:t xml:space="preserve">Входы А,В,С – привода, на которых формируются параллельный вход </w:t>
+      </w:r>
+    </w:p>
+    <w:p>
+      <w:pPr>
+        <w:pStyle w:val="a3"/>
+      </w:pPr>
+      <w:r>
+        <w:t xml:space="preserve">Вход Х1 и Х2 – адресные, которые определяют, с какого выхода в данный момент времени сигнал поступит на выход </w:t>
+      </w:r>
+      <w:r>
+        <w:rPr>
+          <w:lang w:val="en-US"/>
+        </w:rPr>
+        <w:t>Y</w:t>
+      </w:r>
+    </w:p>
+    <w:tbl>
+      <w:tblPr>
+        <w:tblStyle w:val="a4"/>
+        <w:tblW w:w="0" w:type="auto"/>
+        <w:tblLook w:val="04A0" w:firstRow="1" w:lastRow="0" w:firstColumn="1" w:lastColumn="0" w:noHBand="0" w:noVBand="1"/>
+      </w:tblPr>
+      <w:tblGrid>
+        <w:gridCol w:w="1557"/>
+        <w:gridCol w:w="1557"/>
+        <w:gridCol w:w="1817"/>
+      </w:tblGrid>
+      <w:tr>
+        <w:tc>
+          <w:tcPr>
+            <w:tcW w:w="1557" w:type="dxa"/>
+          </w:tcPr>
+          <w:p>
+            <w:pPr>
+              <w:rPr>
+                <w:lang w:val="en-US"/>
+              </w:rPr>
+            </w:pPr>
+            <w:r>
+              <w:rPr>
+                <w:lang w:val="en-US"/>
+              </w:rPr>
+              <w:t>X1</w:t>
+            </w:r>
+          </w:p>
+        </w:tc>
+        <w:tc>
+          <w:tcPr>
+            <w:tcW w:w="1557" w:type="dxa"/>
+          </w:tcPr>
+          <w:p>
+            <w:pPr>
+              <w:rPr>
+                <w:lang w:val="en-US"/>
+              </w:rPr>
+            </w:pPr>
+            <w:r>
+              <w:rPr>
+                <w:lang w:val="en-US"/>
+              </w:rPr>
+              <w:t>X2</w:t>
+            </w:r>
+          </w:p>
+        </w:tc>
+        <w:tc>
+          <w:tcPr>
+            <w:tcW w:w="1817" w:type="dxa"/>
+          </w:tcPr>
+          <w:p>
+            <w:r>
+              <w:t>Номер коммутируемого канала</w:t>
+            </w:r>
+          </w:p>
+        </w:tc>
+      </w:tr>
+      <w:tr>
+        <w:tc>
+          <w:tcPr>
+            <w:tcW w:w="1557" w:type="dxa"/>
+          </w:tcPr>
+          <w:p>
+            <w:pPr>
+              <w:rPr>
+                <w:lang w:val="en-US"/>
+              </w:rPr>
+            </w:pPr>
+            <w:r>
+              <w:rPr>
+                <w:lang w:val="en-US"/>
+              </w:rPr>
+              <w:t>0</w:t>
+            </w:r>
+          </w:p>
+        </w:tc>
+        <w:tc>
+          <w:tcPr>
+            <w:tcW w:w="1557" w:type="dxa"/>
+          </w:tcPr>
+          <w:p>
+            <w:pPr>
+              <w:rPr>
+                <w:lang w:val="en-US"/>
+              </w:rPr>
+            </w:pPr>
+            <w:r>
+              <w:rPr>
+                <w:lang w:val="en-US"/>
+              </w:rPr>
+              <w:t>0</w:t>
+            </w:r>
+          </w:p>
+        </w:tc>
+        <w:tc>
+          <w:tcPr>
+            <w:tcW w:w="1817" w:type="dxa"/>
+            <w:shd w:val="clear" w:color="auto" w:fill="00B050"/>
+          </w:tcPr>
+          <w:p>
+            <w:r>
+              <w:t>А</w:t>
+            </w:r>
+          </w:p>
+        </w:tc>
+      </w:tr>
+      <w:tr>
+        <w:tc>
+          <w:tcPr>
+            <w:tcW w:w="1557" w:type="dxa"/>
+          </w:tcPr>
+          <w:p>
+            <w:pPr>
+              <w:rPr>
+                <w:lang w:val="en-US"/>
+              </w:rPr>
+            </w:pPr>
+            <w:r>
+              <w:rPr>
+                <w:lang w:val="en-US"/>
+              </w:rPr>
+              <w:t>0</w:t>
+            </w:r>
+          </w:p>
+        </w:tc>
+        <w:tc>
+          <w:tcPr>
+            <w:tcW w:w="1557" w:type="dxa"/>
+          </w:tcPr>
+          <w:p>
+            <w:pPr>
+              <w:rPr>
+                <w:lang w:val="en-US"/>
+              </w:rPr>
+            </w:pPr>
+            <w:r>
+              <w:rPr>
+                <w:lang w:val="en-US"/>
+              </w:rPr>
+              <w:t>1</w:t>
+            </w:r>
+          </w:p>
+        </w:tc>
+        <w:tc>
+          <w:tcPr>
+            <w:tcW w:w="1817" w:type="dxa"/>
+          </w:tcPr>
+          <w:p>
+            <w:r>
+              <w:t>В</w:t>
+            </w:r>
+          </w:p>
+        </w:tc>
+      </w:tr>
+      <w:tr>
+        <w:tc>
+          <w:tcPr>
+            <w:tcW w:w="1557" w:type="dxa"/>
+          </w:tcPr>
+          <w:p>
+            <w:pPr>
+              <w:rPr>
+                <w:lang w:val="en-US"/>
+              </w:rPr>
+            </w:pPr>
+            <w:r>
+              <w:rPr>
+                <w:lang w:val="en-US"/>
+              </w:rPr>
+              <w:t>1</w:t>
+            </w:r>
+          </w:p>
+        </w:tc>
+        <w:tc>
+          <w:tcPr>
+            <w:tcW w:w="1557" w:type="dxa"/>
+          </w:tcPr>
+          <w:p>
+            <w:pPr>
+              <w:rPr>
+                <w:lang w:val="en-US"/>
+              </w:rPr>
+            </w:pPr>
+            <w:r>
+              <w:rPr>
+                <w:lang w:val="en-US"/>
+              </w:rPr>
+              <w:t>0</w:t>
+            </w:r>
+          </w:p>
+        </w:tc>
+        <w:tc>
+          <w:tcPr>
+            <w:tcW w:w="1817" w:type="dxa"/>
+          </w:tcPr>
+          <w:p>
+            <w:r>
+              <w:t>С</w:t>
+            </w:r>
+          </w:p>
+        </w:tc>
+      </w:tr>
+    </w:tbl>
+    <w:p/>
+    <w:p>
+      <w:bookmarkStart w:id="0" w:name="_GoBack"/>
+      <w:bookmarkEnd w:id="0"/>
+      <w:r>
+        <w:t>Пример интегральной схемы мультиплексора – микросхема 74153</w:t>
       </w:r>
     </w:p>
     <w:p/>

--- a/Исследование дешифратора.docx
+++ b/Исследование дешифратора.docx
@@ -9320,13 +9320,824 @@
     </w:tbl>
     <w:p/>
     <w:p>
-      <w:bookmarkStart w:id="0" w:name="_GoBack"/>
-      <w:bookmarkEnd w:id="0"/>
       <w:r>
         <w:t>Пример интегральной схемы мультиплексора – микросхема 74153</w:t>
       </w:r>
     </w:p>
+    <w:p>
+      <w:pPr>
+        <w:rPr>
+          <w:lang w:val="en-US"/>
+        </w:rPr>
+      </w:pPr>
+    </w:p>
+    <w:p>
+      <w:pPr>
+        <w:pStyle w:val="a3"/>
+        <w:numPr>
+          <w:ilvl w:val="0"/>
+          <w:numId w:val="1"/>
+        </w:numPr>
+        <w:rPr>
+          <w:lang w:val="en-US"/>
+        </w:rPr>
+      </w:pPr>
+      <w:r>
+        <w:t>Исследование полусумматора и полного сумматора</w:t>
+      </w:r>
+    </w:p>
+    <w:p>
+      <w:pPr>
+        <w:pStyle w:val="a3"/>
+      </w:pPr>
+      <w:r>
+        <w:t>Таблица  истинности полусумматора</w:t>
+      </w:r>
+    </w:p>
+    <w:tbl>
+      <w:tblPr>
+        <w:tblStyle w:val="a4"/>
+        <w:tblW w:w="0" w:type="auto"/>
+        <w:tblLook w:val="04A0" w:firstRow="1" w:lastRow="0" w:firstColumn="1" w:lastColumn="0" w:noHBand="0" w:noVBand="1"/>
+      </w:tblPr>
+      <w:tblGrid>
+        <w:gridCol w:w="842"/>
+        <w:gridCol w:w="838"/>
+        <w:gridCol w:w="816"/>
+        <w:gridCol w:w="888"/>
+      </w:tblGrid>
+      <w:tr>
+        <w:tc>
+          <w:tcPr>
+            <w:tcW w:w="842" w:type="dxa"/>
+          </w:tcPr>
+          <w:p>
+            <w:r>
+              <w:t>Х1</w:t>
+            </w:r>
+          </w:p>
+        </w:tc>
+        <w:tc>
+          <w:tcPr>
+            <w:tcW w:w="838" w:type="dxa"/>
+          </w:tcPr>
+          <w:p>
+            <w:r>
+              <w:t>Х2</w:t>
+            </w:r>
+          </w:p>
+        </w:tc>
+        <w:tc>
+          <w:tcPr>
+            <w:tcW w:w="816" w:type="dxa"/>
+          </w:tcPr>
+          <w:p>
+            <w:pPr>
+              <w:rPr>
+                <w:lang w:val="en-US"/>
+              </w:rPr>
+            </w:pPr>
+            <w:r>
+              <w:rPr>
+                <w:lang w:val="en-US"/>
+              </w:rPr>
+              <w:t>S</w:t>
+            </w:r>
+          </w:p>
+        </w:tc>
+        <w:tc>
+          <w:tcPr>
+            <w:tcW w:w="888" w:type="dxa"/>
+          </w:tcPr>
+          <w:p>
+            <w:pPr>
+              <w:rPr>
+                <w:lang w:val="en-US"/>
+              </w:rPr>
+            </w:pPr>
+            <w:r>
+              <w:rPr>
+                <w:lang w:val="en-US"/>
+              </w:rPr>
+              <w:t>PO</w:t>
+            </w:r>
+          </w:p>
+        </w:tc>
+      </w:tr>
+      <w:tr>
+        <w:tc>
+          <w:tcPr>
+            <w:tcW w:w="842" w:type="dxa"/>
+          </w:tcPr>
+          <w:p>
+            <w:pPr>
+              <w:rPr>
+                <w:lang w:val="en-US"/>
+              </w:rPr>
+            </w:pPr>
+            <w:r>
+              <w:rPr>
+                <w:lang w:val="en-US"/>
+              </w:rPr>
+              <w:t>0</w:t>
+            </w:r>
+          </w:p>
+        </w:tc>
+        <w:tc>
+          <w:tcPr>
+            <w:tcW w:w="838" w:type="dxa"/>
+          </w:tcPr>
+          <w:p>
+            <w:pPr>
+              <w:rPr>
+                <w:lang w:val="en-US"/>
+              </w:rPr>
+            </w:pPr>
+            <w:r>
+              <w:rPr>
+                <w:lang w:val="en-US"/>
+              </w:rPr>
+              <w:t>0</w:t>
+            </w:r>
+          </w:p>
+        </w:tc>
+        <w:tc>
+          <w:tcPr>
+            <w:tcW w:w="816" w:type="dxa"/>
+            <w:shd w:val="clear" w:color="auto" w:fill="E7E6E6" w:themeFill="background2"/>
+          </w:tcPr>
+          <w:p>
+            <w:pPr>
+              <w:rPr>
+                <w:lang w:val="en-US"/>
+              </w:rPr>
+            </w:pPr>
+            <w:r>
+              <w:rPr>
+                <w:lang w:val="en-US"/>
+              </w:rPr>
+              <w:t>0</w:t>
+            </w:r>
+          </w:p>
+        </w:tc>
+        <w:tc>
+          <w:tcPr>
+            <w:tcW w:w="888" w:type="dxa"/>
+            <w:shd w:val="clear" w:color="auto" w:fill="E7E6E6" w:themeFill="background2"/>
+          </w:tcPr>
+          <w:p>
+            <w:r>
+              <w:t>0</w:t>
+            </w:r>
+          </w:p>
+        </w:tc>
+      </w:tr>
+      <w:tr>
+        <w:tc>
+          <w:tcPr>
+            <w:tcW w:w="842" w:type="dxa"/>
+          </w:tcPr>
+          <w:p>
+            <w:pPr>
+              <w:rPr>
+                <w:lang w:val="en-US"/>
+              </w:rPr>
+            </w:pPr>
+            <w:r>
+              <w:rPr>
+                <w:lang w:val="en-US"/>
+              </w:rPr>
+              <w:t>0</w:t>
+            </w:r>
+          </w:p>
+        </w:tc>
+        <w:tc>
+          <w:tcPr>
+            <w:tcW w:w="838" w:type="dxa"/>
+          </w:tcPr>
+          <w:p>
+            <w:pPr>
+              <w:rPr>
+                <w:lang w:val="en-US"/>
+              </w:rPr>
+            </w:pPr>
+            <w:r>
+              <w:rPr>
+                <w:lang w:val="en-US"/>
+              </w:rPr>
+              <w:t>1</w:t>
+            </w:r>
+          </w:p>
+        </w:tc>
+        <w:tc>
+          <w:tcPr>
+            <w:tcW w:w="816" w:type="dxa"/>
+            <w:shd w:val="clear" w:color="auto" w:fill="E7E6E6" w:themeFill="background2"/>
+          </w:tcPr>
+          <w:p>
+            <w:pPr>
+              <w:rPr>
+                <w:lang w:val="en-US"/>
+              </w:rPr>
+            </w:pPr>
+            <w:r>
+              <w:rPr>
+                <w:lang w:val="en-US"/>
+              </w:rPr>
+              <w:t>1</w:t>
+            </w:r>
+          </w:p>
+        </w:tc>
+        <w:tc>
+          <w:tcPr>
+            <w:tcW w:w="888" w:type="dxa"/>
+            <w:shd w:val="clear" w:color="auto" w:fill="E7E6E6" w:themeFill="background2"/>
+          </w:tcPr>
+          <w:p>
+            <w:r>
+              <w:t>0</w:t>
+            </w:r>
+          </w:p>
+        </w:tc>
+      </w:tr>
+      <w:tr>
+        <w:tc>
+          <w:tcPr>
+            <w:tcW w:w="842" w:type="dxa"/>
+          </w:tcPr>
+          <w:p>
+            <w:pPr>
+              <w:rPr>
+                <w:lang w:val="en-US"/>
+              </w:rPr>
+            </w:pPr>
+            <w:r>
+              <w:rPr>
+                <w:lang w:val="en-US"/>
+              </w:rPr>
+              <w:t>1</w:t>
+            </w:r>
+          </w:p>
+        </w:tc>
+        <w:tc>
+          <w:tcPr>
+            <w:tcW w:w="838" w:type="dxa"/>
+          </w:tcPr>
+          <w:p>
+            <w:pPr>
+              <w:rPr>
+                <w:lang w:val="en-US"/>
+              </w:rPr>
+            </w:pPr>
+            <w:r>
+              <w:rPr>
+                <w:lang w:val="en-US"/>
+              </w:rPr>
+              <w:t>0</w:t>
+            </w:r>
+          </w:p>
+        </w:tc>
+        <w:tc>
+          <w:tcPr>
+            <w:tcW w:w="816" w:type="dxa"/>
+            <w:shd w:val="clear" w:color="auto" w:fill="E7E6E6" w:themeFill="background2"/>
+          </w:tcPr>
+          <w:p>
+            <w:pPr>
+              <w:rPr>
+                <w:lang w:val="en-US"/>
+              </w:rPr>
+            </w:pPr>
+            <w:r>
+              <w:rPr>
+                <w:lang w:val="en-US"/>
+              </w:rPr>
+              <w:t>1</w:t>
+            </w:r>
+          </w:p>
+        </w:tc>
+        <w:tc>
+          <w:tcPr>
+            <w:tcW w:w="888" w:type="dxa"/>
+            <w:shd w:val="clear" w:color="auto" w:fill="E7E6E6" w:themeFill="background2"/>
+          </w:tcPr>
+          <w:p>
+            <w:r>
+              <w:t>0</w:t>
+            </w:r>
+          </w:p>
+        </w:tc>
+      </w:tr>
+      <w:tr>
+        <w:tc>
+          <w:tcPr>
+            <w:tcW w:w="842" w:type="dxa"/>
+          </w:tcPr>
+          <w:p>
+            <w:pPr>
+              <w:rPr>
+                <w:lang w:val="en-US"/>
+              </w:rPr>
+            </w:pPr>
+            <w:r>
+              <w:rPr>
+                <w:lang w:val="en-US"/>
+              </w:rPr>
+              <w:t>1</w:t>
+            </w:r>
+          </w:p>
+        </w:tc>
+        <w:tc>
+          <w:tcPr>
+            <w:tcW w:w="838" w:type="dxa"/>
+          </w:tcPr>
+          <w:p>
+            <w:pPr>
+              <w:rPr>
+                <w:lang w:val="en-US"/>
+              </w:rPr>
+            </w:pPr>
+            <w:r>
+              <w:rPr>
+                <w:lang w:val="en-US"/>
+              </w:rPr>
+              <w:t>1</w:t>
+            </w:r>
+          </w:p>
+        </w:tc>
+        <w:tc>
+          <w:tcPr>
+            <w:tcW w:w="816" w:type="dxa"/>
+            <w:shd w:val="clear" w:color="auto" w:fill="E7E6E6" w:themeFill="background2"/>
+          </w:tcPr>
+          <w:p>
+            <w:pPr>
+              <w:rPr>
+                <w:lang w:val="en-US"/>
+              </w:rPr>
+            </w:pPr>
+            <w:r>
+              <w:rPr>
+                <w:lang w:val="en-US"/>
+              </w:rPr>
+              <w:t>1</w:t>
+            </w:r>
+          </w:p>
+        </w:tc>
+        <w:tc>
+          <w:tcPr>
+            <w:tcW w:w="888" w:type="dxa"/>
+            <w:shd w:val="clear" w:color="auto" w:fill="E7E6E6" w:themeFill="background2"/>
+          </w:tcPr>
+          <w:p>
+            <w:r>
+              <w:t>1</w:t>
+            </w:r>
+          </w:p>
+        </w:tc>
+      </w:tr>
+    </w:tbl>
+    <w:p>
+      <w:r>
+        <w:rPr>
+          <w:lang w:val="en-US"/>
+        </w:rPr>
+        <w:t xml:space="preserve"> S - </w:t>
+      </w:r>
+      <w:r>
+        <w:t xml:space="preserve"> сигнал суммы</w:t>
+      </w:r>
+    </w:p>
+    <w:p>
+      <w:r>
+        <w:rPr>
+          <w:lang w:val="en-US"/>
+        </w:rPr>
+        <w:t xml:space="preserve">PO – </w:t>
+      </w:r>
+      <w:r>
+        <w:t>выходной сигнал переноса</w:t>
+      </w:r>
+    </w:p>
+    <w:p>
+      <w:r>
+        <w:t>Таблица  истинности</w:t>
+      </w:r>
+      <w:r>
+        <w:t xml:space="preserve"> полного </w:t>
+      </w:r>
+      <w:r>
+        <w:t>сумматора</w:t>
+      </w:r>
+    </w:p>
     <w:p/>
+    <w:tbl>
+      <w:tblPr>
+        <w:tblStyle w:val="a4"/>
+        <w:tblW w:w="0" w:type="auto"/>
+        <w:tblLook w:val="04A0" w:firstRow="1" w:lastRow="0" w:firstColumn="1" w:lastColumn="0" w:noHBand="0" w:noVBand="1"/>
+      </w:tblPr>
+      <w:tblGrid>
+        <w:gridCol w:w="842"/>
+        <w:gridCol w:w="838"/>
+        <w:gridCol w:w="816"/>
+        <w:gridCol w:w="816"/>
+        <w:gridCol w:w="888"/>
+      </w:tblGrid>
+      <w:tr>
+        <w:tc>
+          <w:tcPr>
+            <w:tcW w:w="842" w:type="dxa"/>
+          </w:tcPr>
+          <w:p>
+            <w:r>
+              <w:t>Х1</w:t>
+            </w:r>
+          </w:p>
+        </w:tc>
+        <w:tc>
+          <w:tcPr>
+            <w:tcW w:w="838" w:type="dxa"/>
+          </w:tcPr>
+          <w:p>
+            <w:r>
+              <w:t>Х2</w:t>
+            </w:r>
+          </w:p>
+        </w:tc>
+        <w:tc>
+          <w:tcPr>
+            <w:tcW w:w="816" w:type="dxa"/>
+          </w:tcPr>
+          <w:p>
+            <w:r>
+              <w:t>Х3</w:t>
+            </w:r>
+          </w:p>
+        </w:tc>
+        <w:tc>
+          <w:tcPr>
+            <w:tcW w:w="816" w:type="dxa"/>
+          </w:tcPr>
+          <w:p>
+            <w:pPr>
+              <w:rPr>
+                <w:lang w:val="en-US"/>
+              </w:rPr>
+            </w:pPr>
+            <w:r>
+              <w:rPr>
+                <w:lang w:val="en-US"/>
+              </w:rPr>
+              <w:t>S</w:t>
+            </w:r>
+          </w:p>
+        </w:tc>
+        <w:tc>
+          <w:tcPr>
+            <w:tcW w:w="888" w:type="dxa"/>
+          </w:tcPr>
+          <w:p>
+            <w:pPr>
+              <w:rPr>
+                <w:lang w:val="en-US"/>
+              </w:rPr>
+            </w:pPr>
+            <w:r>
+              <w:rPr>
+                <w:lang w:val="en-US"/>
+              </w:rPr>
+              <w:t>PO</w:t>
+            </w:r>
+          </w:p>
+        </w:tc>
+      </w:tr>
+      <w:tr>
+        <w:tc>
+          <w:tcPr>
+            <w:tcW w:w="842" w:type="dxa"/>
+          </w:tcPr>
+          <w:p>
+            <w:pPr>
+              <w:rPr>
+                <w:lang w:val="en-US"/>
+              </w:rPr>
+            </w:pPr>
+            <w:r>
+              <w:rPr>
+                <w:lang w:val="en-US"/>
+              </w:rPr>
+              <w:t>0</w:t>
+            </w:r>
+          </w:p>
+        </w:tc>
+        <w:tc>
+          <w:tcPr>
+            <w:tcW w:w="838" w:type="dxa"/>
+          </w:tcPr>
+          <w:p>
+            <w:pPr>
+              <w:rPr>
+                <w:lang w:val="en-US"/>
+              </w:rPr>
+            </w:pPr>
+            <w:r>
+              <w:rPr>
+                <w:lang w:val="en-US"/>
+              </w:rPr>
+              <w:t>0</w:t>
+            </w:r>
+          </w:p>
+        </w:tc>
+        <w:tc>
+          <w:tcPr>
+            <w:tcW w:w="816" w:type="dxa"/>
+            <w:shd w:val="clear" w:color="auto" w:fill="FFFFFF" w:themeFill="background1"/>
+          </w:tcPr>
+          <w:p>
+            <w:r>
+              <w:t>0</w:t>
+            </w:r>
+          </w:p>
+        </w:tc>
+        <w:tc>
+          <w:tcPr>
+            <w:tcW w:w="816" w:type="dxa"/>
+            <w:shd w:val="clear" w:color="auto" w:fill="E7E6E6" w:themeFill="background2"/>
+          </w:tcPr>
+          <w:p>
+            <w:pPr>
+              <w:rPr>
+                <w:lang w:val="en-US"/>
+              </w:rPr>
+            </w:pPr>
+            <w:r>
+              <w:rPr>
+                <w:lang w:val="en-US"/>
+              </w:rPr>
+              <w:t>0</w:t>
+            </w:r>
+          </w:p>
+        </w:tc>
+        <w:tc>
+          <w:tcPr>
+            <w:tcW w:w="888" w:type="dxa"/>
+            <w:shd w:val="clear" w:color="auto" w:fill="E7E6E6" w:themeFill="background2"/>
+          </w:tcPr>
+          <w:p>
+            <w:r>
+              <w:t>0</w:t>
+            </w:r>
+          </w:p>
+        </w:tc>
+      </w:tr>
+      <w:tr>
+        <w:tc>
+          <w:tcPr>
+            <w:tcW w:w="842" w:type="dxa"/>
+          </w:tcPr>
+          <w:p>
+            <w:pPr>
+              <w:rPr>
+                <w:lang w:val="en-US"/>
+              </w:rPr>
+            </w:pPr>
+            <w:r>
+              <w:rPr>
+                <w:lang w:val="en-US"/>
+              </w:rPr>
+              <w:t>0</w:t>
+            </w:r>
+          </w:p>
+        </w:tc>
+        <w:tc>
+          <w:tcPr>
+            <w:tcW w:w="838" w:type="dxa"/>
+          </w:tcPr>
+          <w:p>
+            <w:pPr>
+              <w:rPr>
+                <w:lang w:val="en-US"/>
+              </w:rPr>
+            </w:pPr>
+            <w:r>
+              <w:rPr>
+                <w:lang w:val="en-US"/>
+              </w:rPr>
+              <w:t>1</w:t>
+            </w:r>
+          </w:p>
+        </w:tc>
+        <w:tc>
+          <w:tcPr>
+            <w:tcW w:w="816" w:type="dxa"/>
+          </w:tcPr>
+          <w:p>
+            <w:r>
+              <w:t>1</w:t>
+            </w:r>
+          </w:p>
+        </w:tc>
+        <w:tc>
+          <w:tcPr>
+            <w:tcW w:w="816" w:type="dxa"/>
+            <w:shd w:val="clear" w:color="auto" w:fill="E7E6E6" w:themeFill="background2"/>
+          </w:tcPr>
+          <w:p>
+            <w:pPr>
+              <w:rPr>
+                <w:lang w:val="en-US"/>
+              </w:rPr>
+            </w:pPr>
+            <w:r>
+              <w:rPr>
+                <w:lang w:val="en-US"/>
+              </w:rPr>
+              <w:t>1</w:t>
+            </w:r>
+          </w:p>
+        </w:tc>
+        <w:tc>
+          <w:tcPr>
+            <w:tcW w:w="888" w:type="dxa"/>
+            <w:shd w:val="clear" w:color="auto" w:fill="E7E6E6" w:themeFill="background2"/>
+          </w:tcPr>
+          <w:p>
+            <w:r>
+              <w:t>1</w:t>
+            </w:r>
+          </w:p>
+        </w:tc>
+      </w:tr>
+      <w:tr>
+        <w:tc>
+          <w:tcPr>
+            <w:tcW w:w="842" w:type="dxa"/>
+          </w:tcPr>
+          <w:p>
+            <w:pPr>
+              <w:rPr>
+                <w:lang w:val="en-US"/>
+              </w:rPr>
+            </w:pPr>
+            <w:r>
+              <w:rPr>
+                <w:lang w:val="en-US"/>
+              </w:rPr>
+              <w:t>1</w:t>
+            </w:r>
+          </w:p>
+        </w:tc>
+        <w:tc>
+          <w:tcPr>
+            <w:tcW w:w="838" w:type="dxa"/>
+          </w:tcPr>
+          <w:p>
+            <w:pPr>
+              <w:rPr>
+                <w:lang w:val="en-US"/>
+              </w:rPr>
+            </w:pPr>
+            <w:r>
+              <w:rPr>
+                <w:lang w:val="en-US"/>
+              </w:rPr>
+              <w:t>0</w:t>
+            </w:r>
+          </w:p>
+        </w:tc>
+        <w:tc>
+          <w:tcPr>
+            <w:tcW w:w="816" w:type="dxa"/>
+          </w:tcPr>
+          <w:p>
+            <w:r>
+              <w:t>1</w:t>
+            </w:r>
+          </w:p>
+        </w:tc>
+        <w:tc>
+          <w:tcPr>
+            <w:tcW w:w="816" w:type="dxa"/>
+            <w:shd w:val="clear" w:color="auto" w:fill="E7E6E6" w:themeFill="background2"/>
+          </w:tcPr>
+          <w:p>
+            <w:pPr>
+              <w:rPr>
+                <w:lang w:val="en-US"/>
+              </w:rPr>
+            </w:pPr>
+            <w:r>
+              <w:rPr>
+                <w:lang w:val="en-US"/>
+              </w:rPr>
+              <w:t>1</w:t>
+            </w:r>
+          </w:p>
+        </w:tc>
+        <w:tc>
+          <w:tcPr>
+            <w:tcW w:w="888" w:type="dxa"/>
+            <w:shd w:val="clear" w:color="auto" w:fill="E7E6E6" w:themeFill="background2"/>
+          </w:tcPr>
+          <w:p>
+            <w:r>
+              <w:t>1</w:t>
+            </w:r>
+          </w:p>
+        </w:tc>
+      </w:tr>
+      <w:tr>
+        <w:tc>
+          <w:tcPr>
+            <w:tcW w:w="842" w:type="dxa"/>
+          </w:tcPr>
+          <w:p>
+            <w:pPr>
+              <w:rPr>
+                <w:lang w:val="en-US"/>
+              </w:rPr>
+            </w:pPr>
+            <w:r>
+              <w:rPr>
+                <w:lang w:val="en-US"/>
+              </w:rPr>
+              <w:t>1</w:t>
+            </w:r>
+          </w:p>
+        </w:tc>
+        <w:tc>
+          <w:tcPr>
+            <w:tcW w:w="838" w:type="dxa"/>
+          </w:tcPr>
+          <w:p>
+            <w:pPr>
+              <w:rPr>
+                <w:lang w:val="en-US"/>
+              </w:rPr>
+            </w:pPr>
+            <w:r>
+              <w:rPr>
+                <w:lang w:val="en-US"/>
+              </w:rPr>
+              <w:t>1</w:t>
+            </w:r>
+          </w:p>
+        </w:tc>
+        <w:tc>
+          <w:tcPr>
+            <w:tcW w:w="816" w:type="dxa"/>
+          </w:tcPr>
+          <w:p>
+            <w:r>
+              <w:t>1</w:t>
+            </w:r>
+          </w:p>
+        </w:tc>
+        <w:tc>
+          <w:tcPr>
+            <w:tcW w:w="816" w:type="dxa"/>
+            <w:shd w:val="clear" w:color="auto" w:fill="E7E6E6" w:themeFill="background2"/>
+          </w:tcPr>
+          <w:p>
+            <w:pPr>
+              <w:rPr>
+                <w:lang w:val="en-US"/>
+              </w:rPr>
+            </w:pPr>
+            <w:r>
+              <w:rPr>
+                <w:lang w:val="en-US"/>
+              </w:rPr>
+              <w:t>1</w:t>
+            </w:r>
+          </w:p>
+        </w:tc>
+        <w:tc>
+          <w:tcPr>
+            <w:tcW w:w="888" w:type="dxa"/>
+            <w:shd w:val="clear" w:color="auto" w:fill="E7E6E6" w:themeFill="background2"/>
+          </w:tcPr>
+          <w:p>
+            <w:r>
+              <w:t>1</w:t>
+            </w:r>
+          </w:p>
+        </w:tc>
+      </w:tr>
+    </w:tbl>
+    <w:p>
+      <w:r>
+        <w:t xml:space="preserve"> Х3 – входной сигнал переноса, Х1 и Х2- суммированные биты</w:t>
+      </w:r>
+    </w:p>
+    <w:p>
+      <w:r>
+        <w:t>Интегральная микросхема полного сумматора – 74183о</w:t>
+      </w:r>
+      <w:bookmarkStart w:id="0" w:name="_GoBack"/>
+      <w:bookmarkEnd w:id="0"/>
+    </w:p>
     <w:p>
       <w:pPr>
         <w:jc w:val="right"/>
@@ -9397,7 +10208,7 @@
   <w:abstractNum w:abstractNumId="0" w15:restartNumberingAfterBreak="0">
     <w:nsid w:val="010C4ACB"/>
     <w:multiLevelType w:val="hybridMultilevel"/>
-    <w:tmpl w:val="3130749A"/>
+    <w:tmpl w:val="1DD6EE50"/>
     <w:lvl w:ilvl="0" w:tplc="0419000F">
       <w:start w:val="1"/>
       <w:numFmt w:val="decimal"/>
